--- a/table/MSc_Thesis_Table_TimeSeries_Adjusted.docx
+++ b/table/MSc_Thesis_Table_TimeSeries_Adjusted.docx
@@ -7,19 +7,19 @@
         <w:pStyle w:val="Heading1"/>
       </w:pPr>
       <w:r>
-        <w:t>Table TS.2: Multivariate Time Series Model with Lags (Lags 0-3)</w:t>
+        <w:t xml:space="preserve">Table TS.2: Mutually Adjusted Area-Specific Time Series Model </w:t>
       </w:r>
     </w:p>
     <w:tbl>
       <w:tblPr>
-        <w:tblW w:w="0" w:type="auto"/>
+        <w:tblW w:w="11199" w:type="dxa"/>
         <w:jc w:val="center"/>
         <w:tblLayout w:type="fixed"/>
         <w:tblLook w:val="0420" w:firstRow="1" w:lastRow="0" w:firstColumn="0" w:lastColumn="0" w:noHBand="0" w:noVBand="1"/>
       </w:tblPr>
       <w:tblGrid>
-        <w:gridCol w:w="2555"/>
-        <w:gridCol w:w="4565"/>
+        <w:gridCol w:w="1846"/>
+        <w:gridCol w:w="4943"/>
         <w:gridCol w:w="3366"/>
         <w:gridCol w:w="1044"/>
       </w:tblGrid>
@@ -30,7 +30,7 @@
         </w:trPr>
         <w:tc>
           <w:tcPr>
-            <w:tcW w:w="2555" w:type="dxa"/>
+            <w:tcW w:w="1846" w:type="dxa"/>
             <w:tcBorders>
               <w:top w:val="none" w:sz="0" w:space="0" w:color="000000"/>
               <w:left w:val="none" w:sz="0" w:space="0" w:color="000000"/>
@@ -78,7 +78,7 @@
         </w:tc>
         <w:tc>
           <w:tcPr>
-            <w:tcW w:w="4565" w:type="dxa"/>
+            <w:tcW w:w="4943" w:type="dxa"/>
             <w:tcBorders>
               <w:top w:val="none" w:sz="0" w:space="0" w:color="000000"/>
               <w:left w:val="none" w:sz="0" w:space="0" w:color="000000"/>
@@ -229,12 +229,12 @@
         </w:trPr>
         <w:tc>
           <w:tcPr>
-            <w:tcW w:w="2555" w:type="dxa"/>
+            <w:tcW w:w="1846" w:type="dxa"/>
             <w:vMerge w:val="restart"/>
             <w:tcBorders>
               <w:top w:val="single" w:sz="12" w:space="0" w:color="000000"/>
               <w:left w:val="none" w:sz="0" w:space="0" w:color="000000"/>
-              <w:bottom w:val="single" w:sz="8" w:space="0" w:color="000000"/>
+              <w:bottom w:val="single" w:sz="10" w:space="0" w:color="000000"/>
               <w:right w:val="none" w:sz="0" w:space="0" w:color="000000"/>
             </w:tcBorders>
             <w:shd w:val="clear" w:color="auto" w:fill="FFFFFF"/>
@@ -276,7 +276,7 @@
         </w:tc>
         <w:tc>
           <w:tcPr>
-            <w:tcW w:w="4565" w:type="dxa"/>
+            <w:tcW w:w="4943" w:type="dxa"/>
             <w:tcBorders>
               <w:top w:val="single" w:sz="12" w:space="0" w:color="000000"/>
               <w:left w:val="none" w:sz="0" w:space="0" w:color="000000"/>
@@ -425,85 +425,85 @@
         </w:trPr>
         <w:tc>
           <w:tcPr>
-            <w:tcW w:w="2555" w:type="dxa"/>
+            <w:tcW w:w="1846" w:type="dxa"/>
             <w:vMerge/>
             <w:tcBorders>
-              <w:top w:val="single" w:sz="8" w:space="0" w:color="000000"/>
-              <w:left w:val="none" w:sz="0" w:space="0" w:color="000000"/>
-              <w:bottom w:val="none" w:sz="0" w:space="0" w:color="000000"/>
-              <w:right w:val="none" w:sz="0" w:space="0" w:color="000000"/>
-            </w:tcBorders>
-            <w:shd w:val="clear" w:color="auto" w:fill="FFFFFF"/>
-            <w:tcMar>
-              <w:top w:w="0" w:type="dxa"/>
-              <w:left w:w="0" w:type="dxa"/>
-              <w:bottom w:w="0" w:type="dxa"/>
-              <w:right w:w="0" w:type="dxa"/>
-            </w:tcMar>
-            <w:vAlign w:val="center"/>
-          </w:tcPr>
-          <w:p>
-            <w:pPr>
-              <w:pBdr>
-                <w:top w:val="none" w:sz="0" w:space="0" w:color="000000"/>
-                <w:left w:val="none" w:sz="0" w:space="0" w:color="000000"/>
-                <w:bottom w:val="none" w:sz="0" w:space="0" w:color="000000"/>
-                <w:right w:val="none" w:sz="0" w:space="0" w:color="000000"/>
-              </w:pBdr>
-              <w:spacing w:before="100" w:after="100"/>
-              <w:ind w:left="100" w:right="100"/>
-              <w:rPr>
-                <w:rFonts w:ascii="Times New Roman" w:eastAsia="Times New Roman" w:hAnsi="Times New Roman" w:cs="Times New Roman"/>
-                <w:color w:val="000000"/>
-                <w:sz w:val="20"/>
-                <w:szCs w:val="20"/>
-              </w:rPr>
-            </w:pPr>
-          </w:p>
-        </w:tc>
-        <w:tc>
-          <w:tcPr>
-            <w:tcW w:w="4565" w:type="dxa"/>
-            <w:tcBorders>
-              <w:top w:val="none" w:sz="0" w:space="0" w:color="000000"/>
-              <w:left w:val="none" w:sz="0" w:space="0" w:color="000000"/>
-              <w:bottom w:val="none" w:sz="0" w:space="0" w:color="000000"/>
-              <w:right w:val="none" w:sz="0" w:space="0" w:color="000000"/>
-            </w:tcBorders>
-            <w:shd w:val="clear" w:color="auto" w:fill="FFFFFF"/>
-            <w:tcMar>
-              <w:top w:w="0" w:type="dxa"/>
-              <w:left w:w="0" w:type="dxa"/>
-              <w:bottom w:w="0" w:type="dxa"/>
-              <w:right w:w="0" w:type="dxa"/>
-            </w:tcMar>
-            <w:vAlign w:val="center"/>
-          </w:tcPr>
-          <w:p>
-            <w:pPr>
-              <w:pBdr>
-                <w:top w:val="none" w:sz="0" w:space="0" w:color="000000"/>
-                <w:left w:val="none" w:sz="0" w:space="0" w:color="000000"/>
-                <w:bottom w:val="none" w:sz="0" w:space="0" w:color="000000"/>
-                <w:right w:val="none" w:sz="0" w:space="0" w:color="000000"/>
-              </w:pBdr>
-              <w:spacing w:before="100" w:after="100"/>
-              <w:ind w:left="100" w:right="100"/>
-              <w:rPr>
-                <w:rFonts w:ascii="Times New Roman" w:eastAsia="Times New Roman" w:hAnsi="Times New Roman" w:cs="Times New Roman"/>
-                <w:color w:val="000000"/>
-                <w:sz w:val="20"/>
-                <w:szCs w:val="20"/>
-              </w:rPr>
-            </w:pPr>
-            <w:r>
-              <w:rPr>
-                <w:rFonts w:ascii="Times New Roman" w:eastAsia="Times New Roman" w:hAnsi="Times New Roman" w:cs="Times New Roman"/>
-                <w:color w:val="000000"/>
-                <w:sz w:val="20"/>
-                <w:szCs w:val="20"/>
-              </w:rPr>
-              <w:t>Sea Surface Salinity (Local 1 SD Anomaly) [Lag 0]</w:t>
+              <w:top w:val="single" w:sz="10" w:space="0" w:color="000000"/>
+              <w:left w:val="none" w:sz="0" w:space="0" w:color="000000"/>
+              <w:bottom w:val="none" w:sz="0" w:space="0" w:color="000000"/>
+              <w:right w:val="none" w:sz="0" w:space="0" w:color="000000"/>
+            </w:tcBorders>
+            <w:shd w:val="clear" w:color="auto" w:fill="FFFFFF"/>
+            <w:tcMar>
+              <w:top w:w="0" w:type="dxa"/>
+              <w:left w:w="0" w:type="dxa"/>
+              <w:bottom w:w="0" w:type="dxa"/>
+              <w:right w:w="0" w:type="dxa"/>
+            </w:tcMar>
+            <w:vAlign w:val="center"/>
+          </w:tcPr>
+          <w:p>
+            <w:pPr>
+              <w:pBdr>
+                <w:top w:val="none" w:sz="0" w:space="0" w:color="000000"/>
+                <w:left w:val="none" w:sz="0" w:space="0" w:color="000000"/>
+                <w:bottom w:val="none" w:sz="0" w:space="0" w:color="000000"/>
+                <w:right w:val="none" w:sz="0" w:space="0" w:color="000000"/>
+              </w:pBdr>
+              <w:spacing w:before="100" w:after="100"/>
+              <w:ind w:left="100" w:right="100"/>
+              <w:rPr>
+                <w:rFonts w:ascii="Times New Roman" w:eastAsia="Times New Roman" w:hAnsi="Times New Roman" w:cs="Times New Roman"/>
+                <w:color w:val="000000"/>
+                <w:sz w:val="20"/>
+                <w:szCs w:val="20"/>
+              </w:rPr>
+            </w:pPr>
+          </w:p>
+        </w:tc>
+        <w:tc>
+          <w:tcPr>
+            <w:tcW w:w="4943" w:type="dxa"/>
+            <w:tcBorders>
+              <w:top w:val="none" w:sz="0" w:space="0" w:color="000000"/>
+              <w:left w:val="none" w:sz="0" w:space="0" w:color="000000"/>
+              <w:bottom w:val="none" w:sz="0" w:space="0" w:color="000000"/>
+              <w:right w:val="none" w:sz="0" w:space="0" w:color="000000"/>
+            </w:tcBorders>
+            <w:shd w:val="clear" w:color="auto" w:fill="FFFFFF"/>
+            <w:tcMar>
+              <w:top w:w="0" w:type="dxa"/>
+              <w:left w:w="0" w:type="dxa"/>
+              <w:bottom w:w="0" w:type="dxa"/>
+              <w:right w:w="0" w:type="dxa"/>
+            </w:tcMar>
+            <w:vAlign w:val="center"/>
+          </w:tcPr>
+          <w:p>
+            <w:pPr>
+              <w:pBdr>
+                <w:top w:val="none" w:sz="0" w:space="0" w:color="000000"/>
+                <w:left w:val="none" w:sz="0" w:space="0" w:color="000000"/>
+                <w:bottom w:val="none" w:sz="0" w:space="0" w:color="000000"/>
+                <w:right w:val="none" w:sz="0" w:space="0" w:color="000000"/>
+              </w:pBdr>
+              <w:spacing w:before="100" w:after="100"/>
+              <w:ind w:left="100" w:right="100"/>
+              <w:rPr>
+                <w:rFonts w:ascii="Times New Roman" w:eastAsia="Times New Roman" w:hAnsi="Times New Roman" w:cs="Times New Roman"/>
+                <w:color w:val="000000"/>
+                <w:sz w:val="20"/>
+                <w:szCs w:val="20"/>
+              </w:rPr>
+            </w:pPr>
+            <w:r>
+              <w:rPr>
+                <w:rFonts w:ascii="Times New Roman" w:eastAsia="Times New Roman" w:hAnsi="Times New Roman" w:cs="Times New Roman"/>
+                <w:color w:val="000000"/>
+                <w:sz w:val="20"/>
+                <w:szCs w:val="20"/>
+              </w:rPr>
+              <w:t>Sea Surface Salinity (Continuous 1 SD increase) [Lag 0]</w:t>
             </w:r>
           </w:p>
         </w:tc>
@@ -608,85 +608,85 @@
         </w:trPr>
         <w:tc>
           <w:tcPr>
-            <w:tcW w:w="2555" w:type="dxa"/>
+            <w:tcW w:w="1846" w:type="dxa"/>
             <w:vMerge/>
             <w:tcBorders>
               <w:top w:val="none" w:sz="0" w:space="0" w:color="000000"/>
               <w:left w:val="none" w:sz="0" w:space="0" w:color="000000"/>
-              <w:bottom w:val="none" w:sz="0" w:space="0" w:color="000000"/>
-              <w:right w:val="none" w:sz="0" w:space="0" w:color="000000"/>
-            </w:tcBorders>
-            <w:shd w:val="clear" w:color="auto" w:fill="FFFFFF"/>
-            <w:tcMar>
-              <w:top w:w="0" w:type="dxa"/>
-              <w:left w:w="0" w:type="dxa"/>
-              <w:bottom w:w="0" w:type="dxa"/>
-              <w:right w:w="0" w:type="dxa"/>
-            </w:tcMar>
-            <w:vAlign w:val="center"/>
-          </w:tcPr>
-          <w:p>
-            <w:pPr>
-              <w:pBdr>
-                <w:top w:val="none" w:sz="0" w:space="0" w:color="000000"/>
-                <w:left w:val="none" w:sz="0" w:space="0" w:color="000000"/>
-                <w:bottom w:val="none" w:sz="0" w:space="0" w:color="000000"/>
-                <w:right w:val="none" w:sz="0" w:space="0" w:color="000000"/>
-              </w:pBdr>
-              <w:spacing w:before="100" w:after="100"/>
-              <w:ind w:left="100" w:right="100"/>
-              <w:rPr>
-                <w:rFonts w:ascii="Times New Roman" w:eastAsia="Times New Roman" w:hAnsi="Times New Roman" w:cs="Times New Roman"/>
-                <w:color w:val="000000"/>
-                <w:sz w:val="20"/>
-                <w:szCs w:val="20"/>
-              </w:rPr>
-            </w:pPr>
-          </w:p>
-        </w:tc>
-        <w:tc>
-          <w:tcPr>
-            <w:tcW w:w="4565" w:type="dxa"/>
-            <w:tcBorders>
-              <w:top w:val="none" w:sz="0" w:space="0" w:color="000000"/>
-              <w:left w:val="none" w:sz="0" w:space="0" w:color="000000"/>
-              <w:bottom w:val="none" w:sz="0" w:space="0" w:color="000000"/>
-              <w:right w:val="none" w:sz="0" w:space="0" w:color="000000"/>
-            </w:tcBorders>
-            <w:shd w:val="clear" w:color="auto" w:fill="FFFFFF"/>
-            <w:tcMar>
-              <w:top w:w="0" w:type="dxa"/>
-              <w:left w:w="0" w:type="dxa"/>
-              <w:bottom w:w="0" w:type="dxa"/>
-              <w:right w:w="0" w:type="dxa"/>
-            </w:tcMar>
-            <w:vAlign w:val="center"/>
-          </w:tcPr>
-          <w:p>
-            <w:pPr>
-              <w:pBdr>
-                <w:top w:val="none" w:sz="0" w:space="0" w:color="000000"/>
-                <w:left w:val="none" w:sz="0" w:space="0" w:color="000000"/>
-                <w:bottom w:val="none" w:sz="0" w:space="0" w:color="000000"/>
-                <w:right w:val="none" w:sz="0" w:space="0" w:color="000000"/>
-              </w:pBdr>
-              <w:spacing w:before="100" w:after="100"/>
-              <w:ind w:left="100" w:right="100"/>
-              <w:rPr>
-                <w:rFonts w:ascii="Times New Roman" w:eastAsia="Times New Roman" w:hAnsi="Times New Roman" w:cs="Times New Roman"/>
-                <w:color w:val="000000"/>
-                <w:sz w:val="20"/>
-                <w:szCs w:val="20"/>
-              </w:rPr>
-            </w:pPr>
-            <w:r>
-              <w:rPr>
-                <w:rFonts w:ascii="Times New Roman" w:eastAsia="Times New Roman" w:hAnsi="Times New Roman" w:cs="Times New Roman"/>
-                <w:color w:val="000000"/>
-                <w:sz w:val="20"/>
-                <w:szCs w:val="20"/>
-              </w:rPr>
-              <w:t>Precipitation (Local 1 SD Anomaly) [Lag 0]</w:t>
+              <w:bottom w:val="dashed" w:sz="4" w:space="0" w:color="CCCCCC"/>
+              <w:right w:val="none" w:sz="0" w:space="0" w:color="000000"/>
+            </w:tcBorders>
+            <w:shd w:val="clear" w:color="auto" w:fill="FFFFFF"/>
+            <w:tcMar>
+              <w:top w:w="0" w:type="dxa"/>
+              <w:left w:w="0" w:type="dxa"/>
+              <w:bottom w:w="0" w:type="dxa"/>
+              <w:right w:w="0" w:type="dxa"/>
+            </w:tcMar>
+            <w:vAlign w:val="center"/>
+          </w:tcPr>
+          <w:p>
+            <w:pPr>
+              <w:pBdr>
+                <w:top w:val="none" w:sz="0" w:space="0" w:color="000000"/>
+                <w:left w:val="none" w:sz="0" w:space="0" w:color="000000"/>
+                <w:bottom w:val="none" w:sz="0" w:space="0" w:color="000000"/>
+                <w:right w:val="none" w:sz="0" w:space="0" w:color="000000"/>
+              </w:pBdr>
+              <w:spacing w:before="100" w:after="100"/>
+              <w:ind w:left="100" w:right="100"/>
+              <w:rPr>
+                <w:rFonts w:ascii="Times New Roman" w:eastAsia="Times New Roman" w:hAnsi="Times New Roman" w:cs="Times New Roman"/>
+                <w:color w:val="000000"/>
+                <w:sz w:val="20"/>
+                <w:szCs w:val="20"/>
+              </w:rPr>
+            </w:pPr>
+          </w:p>
+        </w:tc>
+        <w:tc>
+          <w:tcPr>
+            <w:tcW w:w="4943" w:type="dxa"/>
+            <w:tcBorders>
+              <w:top w:val="none" w:sz="0" w:space="0" w:color="000000"/>
+              <w:left w:val="none" w:sz="0" w:space="0" w:color="000000"/>
+              <w:bottom w:val="dashed" w:sz="4" w:space="0" w:color="CCCCCC"/>
+              <w:right w:val="none" w:sz="0" w:space="0" w:color="000000"/>
+            </w:tcBorders>
+            <w:shd w:val="clear" w:color="auto" w:fill="FFFFFF"/>
+            <w:tcMar>
+              <w:top w:w="0" w:type="dxa"/>
+              <w:left w:w="0" w:type="dxa"/>
+              <w:bottom w:w="0" w:type="dxa"/>
+              <w:right w:w="0" w:type="dxa"/>
+            </w:tcMar>
+            <w:vAlign w:val="center"/>
+          </w:tcPr>
+          <w:p>
+            <w:pPr>
+              <w:pBdr>
+                <w:top w:val="none" w:sz="0" w:space="0" w:color="000000"/>
+                <w:left w:val="none" w:sz="0" w:space="0" w:color="000000"/>
+                <w:bottom w:val="none" w:sz="0" w:space="0" w:color="000000"/>
+                <w:right w:val="none" w:sz="0" w:space="0" w:color="000000"/>
+              </w:pBdr>
+              <w:spacing w:before="100" w:after="100"/>
+              <w:ind w:left="100" w:right="100"/>
+              <w:rPr>
+                <w:rFonts w:ascii="Times New Roman" w:eastAsia="Times New Roman" w:hAnsi="Times New Roman" w:cs="Times New Roman"/>
+                <w:color w:val="000000"/>
+                <w:sz w:val="20"/>
+                <w:szCs w:val="20"/>
+              </w:rPr>
+            </w:pPr>
+            <w:r>
+              <w:rPr>
+                <w:rFonts w:ascii="Times New Roman" w:eastAsia="Times New Roman" w:hAnsi="Times New Roman" w:cs="Times New Roman"/>
+                <w:color w:val="000000"/>
+                <w:sz w:val="20"/>
+                <w:szCs w:val="20"/>
+              </w:rPr>
+              <w:t>Precipitation (Continuous 1 SD increase) [Lag 0]</w:t>
             </w:r>
           </w:p>
         </w:tc>
@@ -696,7 +696,7 @@
             <w:tcBorders>
               <w:top w:val="none" w:sz="0" w:space="0" w:color="000000"/>
               <w:left w:val="none" w:sz="0" w:space="0" w:color="000000"/>
-              <w:bottom w:val="none" w:sz="0" w:space="0" w:color="000000"/>
+              <w:bottom w:val="dashed" w:sz="4" w:space="0" w:color="CCCCCC"/>
               <w:right w:val="none" w:sz="0" w:space="0" w:color="000000"/>
             </w:tcBorders>
             <w:shd w:val="clear" w:color="auto" w:fill="FFFFFF"/>
@@ -743,7 +743,7 @@
             <w:tcBorders>
               <w:top w:val="none" w:sz="0" w:space="0" w:color="000000"/>
               <w:left w:val="none" w:sz="0" w:space="0" w:color="000000"/>
-              <w:bottom w:val="none" w:sz="0" w:space="0" w:color="000000"/>
+              <w:bottom w:val="dashed" w:sz="4" w:space="0" w:color="CCCCCC"/>
               <w:right w:val="none" w:sz="0" w:space="0" w:color="000000"/>
             </w:tcBorders>
             <w:shd w:val="clear" w:color="auto" w:fill="FFFFFF"/>
@@ -791,47 +791,47 @@
         </w:trPr>
         <w:tc>
           <w:tcPr>
-            <w:tcW w:w="2555" w:type="dxa"/>
+            <w:tcW w:w="1846" w:type="dxa"/>
             <w:vMerge/>
             <w:tcBorders>
-              <w:top w:val="none" w:sz="0" w:space="0" w:color="000000"/>
-              <w:left w:val="none" w:sz="0" w:space="0" w:color="000000"/>
-              <w:bottom w:val="none" w:sz="0" w:space="0" w:color="000000"/>
-              <w:right w:val="none" w:sz="0" w:space="0" w:color="000000"/>
-            </w:tcBorders>
-            <w:shd w:val="clear" w:color="auto" w:fill="FFFFFF"/>
-            <w:tcMar>
-              <w:top w:w="0" w:type="dxa"/>
-              <w:left w:w="0" w:type="dxa"/>
-              <w:bottom w:w="0" w:type="dxa"/>
-              <w:right w:w="0" w:type="dxa"/>
-            </w:tcMar>
-            <w:vAlign w:val="center"/>
-          </w:tcPr>
-          <w:p>
-            <w:pPr>
-              <w:pBdr>
-                <w:top w:val="none" w:sz="0" w:space="0" w:color="000000"/>
-                <w:left w:val="none" w:sz="0" w:space="0" w:color="000000"/>
-                <w:bottom w:val="none" w:sz="0" w:space="0" w:color="000000"/>
-                <w:right w:val="none" w:sz="0" w:space="0" w:color="000000"/>
-              </w:pBdr>
-              <w:spacing w:before="100" w:after="100"/>
-              <w:ind w:left="100" w:right="100"/>
-              <w:rPr>
-                <w:rFonts w:ascii="Times New Roman" w:eastAsia="Times New Roman" w:hAnsi="Times New Roman" w:cs="Times New Roman"/>
-                <w:color w:val="000000"/>
-                <w:sz w:val="20"/>
-                <w:szCs w:val="20"/>
-              </w:rPr>
-            </w:pPr>
-          </w:p>
-        </w:tc>
-        <w:tc>
-          <w:tcPr>
-            <w:tcW w:w="4565" w:type="dxa"/>
-            <w:tcBorders>
-              <w:top w:val="none" w:sz="0" w:space="0" w:color="000000"/>
+              <w:top w:val="dashed" w:sz="4" w:space="0" w:color="CCCCCC"/>
+              <w:left w:val="none" w:sz="0" w:space="0" w:color="000000"/>
+              <w:bottom w:val="none" w:sz="0" w:space="0" w:color="000000"/>
+              <w:right w:val="none" w:sz="0" w:space="0" w:color="000000"/>
+            </w:tcBorders>
+            <w:shd w:val="clear" w:color="auto" w:fill="FFFFFF"/>
+            <w:tcMar>
+              <w:top w:w="0" w:type="dxa"/>
+              <w:left w:w="0" w:type="dxa"/>
+              <w:bottom w:w="0" w:type="dxa"/>
+              <w:right w:w="0" w:type="dxa"/>
+            </w:tcMar>
+            <w:vAlign w:val="center"/>
+          </w:tcPr>
+          <w:p>
+            <w:pPr>
+              <w:pBdr>
+                <w:top w:val="none" w:sz="0" w:space="0" w:color="000000"/>
+                <w:left w:val="none" w:sz="0" w:space="0" w:color="000000"/>
+                <w:bottom w:val="none" w:sz="0" w:space="0" w:color="000000"/>
+                <w:right w:val="none" w:sz="0" w:space="0" w:color="000000"/>
+              </w:pBdr>
+              <w:spacing w:before="100" w:after="100"/>
+              <w:ind w:left="100" w:right="100"/>
+              <w:rPr>
+                <w:rFonts w:ascii="Times New Roman" w:eastAsia="Times New Roman" w:hAnsi="Times New Roman" w:cs="Times New Roman"/>
+                <w:color w:val="000000"/>
+                <w:sz w:val="20"/>
+                <w:szCs w:val="20"/>
+              </w:rPr>
+            </w:pPr>
+          </w:p>
+        </w:tc>
+        <w:tc>
+          <w:tcPr>
+            <w:tcW w:w="4943" w:type="dxa"/>
+            <w:tcBorders>
+              <w:top w:val="dashed" w:sz="4" w:space="0" w:color="CCCCCC"/>
               <w:left w:val="none" w:sz="0" w:space="0" w:color="000000"/>
               <w:bottom w:val="none" w:sz="0" w:space="0" w:color="000000"/>
               <w:right w:val="none" w:sz="0" w:space="0" w:color="000000"/>
@@ -877,7 +877,7 @@
           <w:tcPr>
             <w:tcW w:w="3366" w:type="dxa"/>
             <w:tcBorders>
-              <w:top w:val="none" w:sz="0" w:space="0" w:color="000000"/>
+              <w:top w:val="dashed" w:sz="4" w:space="0" w:color="CCCCCC"/>
               <w:left w:val="none" w:sz="0" w:space="0" w:color="000000"/>
               <w:bottom w:val="none" w:sz="0" w:space="0" w:color="000000"/>
               <w:right w:val="none" w:sz="0" w:space="0" w:color="000000"/>
@@ -926,7 +926,7 @@
           <w:tcPr>
             <w:tcW w:w="1044" w:type="dxa"/>
             <w:tcBorders>
-              <w:top w:val="none" w:sz="0" w:space="0" w:color="000000"/>
+              <w:top w:val="dashed" w:sz="4" w:space="0" w:color="CCCCCC"/>
               <w:left w:val="none" w:sz="0" w:space="0" w:color="000000"/>
               <w:bottom w:val="none" w:sz="0" w:space="0" w:color="000000"/>
               <w:right w:val="none" w:sz="0" w:space="0" w:color="000000"/>
@@ -978,7 +978,7 @@
         </w:trPr>
         <w:tc>
           <w:tcPr>
-            <w:tcW w:w="2555" w:type="dxa"/>
+            <w:tcW w:w="1846" w:type="dxa"/>
             <w:vMerge/>
             <w:tcBorders>
               <w:top w:val="none" w:sz="0" w:space="0" w:color="000000"/>
@@ -1016,47 +1016,47 @@
         </w:tc>
         <w:tc>
           <w:tcPr>
-            <w:tcW w:w="4565" w:type="dxa"/>
-            <w:tcBorders>
-              <w:top w:val="none" w:sz="0" w:space="0" w:color="000000"/>
-              <w:left w:val="none" w:sz="0" w:space="0" w:color="000000"/>
-              <w:bottom w:val="none" w:sz="0" w:space="0" w:color="000000"/>
-              <w:right w:val="none" w:sz="0" w:space="0" w:color="000000"/>
-            </w:tcBorders>
-            <w:shd w:val="clear" w:color="auto" w:fill="FFFFFF"/>
-            <w:tcMar>
-              <w:top w:w="0" w:type="dxa"/>
-              <w:left w:w="0" w:type="dxa"/>
-              <w:bottom w:w="0" w:type="dxa"/>
-              <w:right w:w="0" w:type="dxa"/>
-            </w:tcMar>
-            <w:vAlign w:val="center"/>
-          </w:tcPr>
-          <w:p>
-            <w:pPr>
-              <w:pBdr>
-                <w:top w:val="none" w:sz="0" w:space="0" w:color="000000"/>
-                <w:left w:val="none" w:sz="0" w:space="0" w:color="000000"/>
-                <w:bottom w:val="none" w:sz="0" w:space="0" w:color="000000"/>
-                <w:right w:val="none" w:sz="0" w:space="0" w:color="000000"/>
-              </w:pBdr>
-              <w:spacing w:before="100" w:after="100"/>
-              <w:ind w:left="100" w:right="100"/>
-              <w:rPr>
-                <w:rFonts w:ascii="Times New Roman" w:eastAsia="Times New Roman" w:hAnsi="Times New Roman" w:cs="Times New Roman"/>
-                <w:color w:val="000000"/>
-                <w:sz w:val="20"/>
-                <w:szCs w:val="20"/>
-              </w:rPr>
-            </w:pPr>
-            <w:r>
-              <w:rPr>
-                <w:rFonts w:ascii="Times New Roman" w:eastAsia="Times New Roman" w:hAnsi="Times New Roman" w:cs="Times New Roman"/>
-                <w:color w:val="000000"/>
-                <w:sz w:val="20"/>
-                <w:szCs w:val="20"/>
-              </w:rPr>
-              <w:t>Sea Surface Salinity (Local 1 SD Anomaly) [Lag 1]</w:t>
+            <w:tcW w:w="4943" w:type="dxa"/>
+            <w:tcBorders>
+              <w:top w:val="none" w:sz="0" w:space="0" w:color="000000"/>
+              <w:left w:val="none" w:sz="0" w:space="0" w:color="000000"/>
+              <w:bottom w:val="none" w:sz="0" w:space="0" w:color="000000"/>
+              <w:right w:val="none" w:sz="0" w:space="0" w:color="000000"/>
+            </w:tcBorders>
+            <w:shd w:val="clear" w:color="auto" w:fill="FFFFFF"/>
+            <w:tcMar>
+              <w:top w:w="0" w:type="dxa"/>
+              <w:left w:w="0" w:type="dxa"/>
+              <w:bottom w:w="0" w:type="dxa"/>
+              <w:right w:w="0" w:type="dxa"/>
+            </w:tcMar>
+            <w:vAlign w:val="center"/>
+          </w:tcPr>
+          <w:p>
+            <w:pPr>
+              <w:pBdr>
+                <w:top w:val="none" w:sz="0" w:space="0" w:color="000000"/>
+                <w:left w:val="none" w:sz="0" w:space="0" w:color="000000"/>
+                <w:bottom w:val="none" w:sz="0" w:space="0" w:color="000000"/>
+                <w:right w:val="none" w:sz="0" w:space="0" w:color="000000"/>
+              </w:pBdr>
+              <w:spacing w:before="100" w:after="100"/>
+              <w:ind w:left="100" w:right="100"/>
+              <w:rPr>
+                <w:rFonts w:ascii="Times New Roman" w:eastAsia="Times New Roman" w:hAnsi="Times New Roman" w:cs="Times New Roman"/>
+                <w:color w:val="000000"/>
+                <w:sz w:val="20"/>
+                <w:szCs w:val="20"/>
+              </w:rPr>
+            </w:pPr>
+            <w:r>
+              <w:rPr>
+                <w:rFonts w:ascii="Times New Roman" w:eastAsia="Times New Roman" w:hAnsi="Times New Roman" w:cs="Times New Roman"/>
+                <w:color w:val="000000"/>
+                <w:sz w:val="20"/>
+                <w:szCs w:val="20"/>
+              </w:rPr>
+              <w:t>Sea Surface Salinity (Continuous 1 SD increase) [Lag 1]</w:t>
             </w:r>
           </w:p>
         </w:tc>
@@ -1161,85 +1161,85 @@
         </w:trPr>
         <w:tc>
           <w:tcPr>
-            <w:tcW w:w="2555" w:type="dxa"/>
+            <w:tcW w:w="1846" w:type="dxa"/>
             <w:vMerge/>
             <w:tcBorders>
               <w:top w:val="none" w:sz="0" w:space="0" w:color="000000"/>
               <w:left w:val="none" w:sz="0" w:space="0" w:color="000000"/>
-              <w:bottom w:val="none" w:sz="0" w:space="0" w:color="000000"/>
-              <w:right w:val="none" w:sz="0" w:space="0" w:color="000000"/>
-            </w:tcBorders>
-            <w:shd w:val="clear" w:color="auto" w:fill="FFFFFF"/>
-            <w:tcMar>
-              <w:top w:w="0" w:type="dxa"/>
-              <w:left w:w="0" w:type="dxa"/>
-              <w:bottom w:w="0" w:type="dxa"/>
-              <w:right w:w="0" w:type="dxa"/>
-            </w:tcMar>
-            <w:vAlign w:val="center"/>
-          </w:tcPr>
-          <w:p>
-            <w:pPr>
-              <w:pBdr>
-                <w:top w:val="none" w:sz="0" w:space="0" w:color="000000"/>
-                <w:left w:val="none" w:sz="0" w:space="0" w:color="000000"/>
-                <w:bottom w:val="none" w:sz="0" w:space="0" w:color="000000"/>
-                <w:right w:val="none" w:sz="0" w:space="0" w:color="000000"/>
-              </w:pBdr>
-              <w:spacing w:before="100" w:after="100"/>
-              <w:ind w:left="100" w:right="100"/>
-              <w:rPr>
-                <w:rFonts w:ascii="Times New Roman" w:eastAsia="Times New Roman" w:hAnsi="Times New Roman" w:cs="Times New Roman"/>
-                <w:color w:val="000000"/>
-                <w:sz w:val="20"/>
-                <w:szCs w:val="20"/>
-              </w:rPr>
-            </w:pPr>
-          </w:p>
-        </w:tc>
-        <w:tc>
-          <w:tcPr>
-            <w:tcW w:w="4565" w:type="dxa"/>
-            <w:tcBorders>
-              <w:top w:val="none" w:sz="0" w:space="0" w:color="000000"/>
-              <w:left w:val="none" w:sz="0" w:space="0" w:color="000000"/>
-              <w:bottom w:val="none" w:sz="0" w:space="0" w:color="000000"/>
-              <w:right w:val="none" w:sz="0" w:space="0" w:color="000000"/>
-            </w:tcBorders>
-            <w:shd w:val="clear" w:color="auto" w:fill="FFFFFF"/>
-            <w:tcMar>
-              <w:top w:w="0" w:type="dxa"/>
-              <w:left w:w="0" w:type="dxa"/>
-              <w:bottom w:w="0" w:type="dxa"/>
-              <w:right w:w="0" w:type="dxa"/>
-            </w:tcMar>
-            <w:vAlign w:val="center"/>
-          </w:tcPr>
-          <w:p>
-            <w:pPr>
-              <w:pBdr>
-                <w:top w:val="none" w:sz="0" w:space="0" w:color="000000"/>
-                <w:left w:val="none" w:sz="0" w:space="0" w:color="000000"/>
-                <w:bottom w:val="none" w:sz="0" w:space="0" w:color="000000"/>
-                <w:right w:val="none" w:sz="0" w:space="0" w:color="000000"/>
-              </w:pBdr>
-              <w:spacing w:before="100" w:after="100"/>
-              <w:ind w:left="100" w:right="100"/>
-              <w:rPr>
-                <w:rFonts w:ascii="Times New Roman" w:eastAsia="Times New Roman" w:hAnsi="Times New Roman" w:cs="Times New Roman"/>
-                <w:color w:val="000000"/>
-                <w:sz w:val="20"/>
-                <w:szCs w:val="20"/>
-              </w:rPr>
-            </w:pPr>
-            <w:r>
-              <w:rPr>
-                <w:rFonts w:ascii="Times New Roman" w:eastAsia="Times New Roman" w:hAnsi="Times New Roman" w:cs="Times New Roman"/>
-                <w:color w:val="000000"/>
-                <w:sz w:val="20"/>
-                <w:szCs w:val="20"/>
-              </w:rPr>
-              <w:t>Precipitation (Local 1 SD Anomaly) [Lag 1]</w:t>
+              <w:bottom w:val="dashed" w:sz="4" w:space="0" w:color="CCCCCC"/>
+              <w:right w:val="none" w:sz="0" w:space="0" w:color="000000"/>
+            </w:tcBorders>
+            <w:shd w:val="clear" w:color="auto" w:fill="FFFFFF"/>
+            <w:tcMar>
+              <w:top w:w="0" w:type="dxa"/>
+              <w:left w:w="0" w:type="dxa"/>
+              <w:bottom w:w="0" w:type="dxa"/>
+              <w:right w:w="0" w:type="dxa"/>
+            </w:tcMar>
+            <w:vAlign w:val="center"/>
+          </w:tcPr>
+          <w:p>
+            <w:pPr>
+              <w:pBdr>
+                <w:top w:val="none" w:sz="0" w:space="0" w:color="000000"/>
+                <w:left w:val="none" w:sz="0" w:space="0" w:color="000000"/>
+                <w:bottom w:val="none" w:sz="0" w:space="0" w:color="000000"/>
+                <w:right w:val="none" w:sz="0" w:space="0" w:color="000000"/>
+              </w:pBdr>
+              <w:spacing w:before="100" w:after="100"/>
+              <w:ind w:left="100" w:right="100"/>
+              <w:rPr>
+                <w:rFonts w:ascii="Times New Roman" w:eastAsia="Times New Roman" w:hAnsi="Times New Roman" w:cs="Times New Roman"/>
+                <w:color w:val="000000"/>
+                <w:sz w:val="20"/>
+                <w:szCs w:val="20"/>
+              </w:rPr>
+            </w:pPr>
+          </w:p>
+        </w:tc>
+        <w:tc>
+          <w:tcPr>
+            <w:tcW w:w="4943" w:type="dxa"/>
+            <w:tcBorders>
+              <w:top w:val="none" w:sz="0" w:space="0" w:color="000000"/>
+              <w:left w:val="none" w:sz="0" w:space="0" w:color="000000"/>
+              <w:bottom w:val="dashed" w:sz="4" w:space="0" w:color="CCCCCC"/>
+              <w:right w:val="none" w:sz="0" w:space="0" w:color="000000"/>
+            </w:tcBorders>
+            <w:shd w:val="clear" w:color="auto" w:fill="FFFFFF"/>
+            <w:tcMar>
+              <w:top w:w="0" w:type="dxa"/>
+              <w:left w:w="0" w:type="dxa"/>
+              <w:bottom w:w="0" w:type="dxa"/>
+              <w:right w:w="0" w:type="dxa"/>
+            </w:tcMar>
+            <w:vAlign w:val="center"/>
+          </w:tcPr>
+          <w:p>
+            <w:pPr>
+              <w:pBdr>
+                <w:top w:val="none" w:sz="0" w:space="0" w:color="000000"/>
+                <w:left w:val="none" w:sz="0" w:space="0" w:color="000000"/>
+                <w:bottom w:val="none" w:sz="0" w:space="0" w:color="000000"/>
+                <w:right w:val="none" w:sz="0" w:space="0" w:color="000000"/>
+              </w:pBdr>
+              <w:spacing w:before="100" w:after="100"/>
+              <w:ind w:left="100" w:right="100"/>
+              <w:rPr>
+                <w:rFonts w:ascii="Times New Roman" w:eastAsia="Times New Roman" w:hAnsi="Times New Roman" w:cs="Times New Roman"/>
+                <w:color w:val="000000"/>
+                <w:sz w:val="20"/>
+                <w:szCs w:val="20"/>
+              </w:rPr>
+            </w:pPr>
+            <w:r>
+              <w:rPr>
+                <w:rFonts w:ascii="Times New Roman" w:eastAsia="Times New Roman" w:hAnsi="Times New Roman" w:cs="Times New Roman"/>
+                <w:color w:val="000000"/>
+                <w:sz w:val="20"/>
+                <w:szCs w:val="20"/>
+              </w:rPr>
+              <w:t>Precipitation (Continuous 1 SD increase) [Lag 1]</w:t>
             </w:r>
           </w:p>
         </w:tc>
@@ -1249,7 +1249,7 @@
             <w:tcBorders>
               <w:top w:val="none" w:sz="0" w:space="0" w:color="000000"/>
               <w:left w:val="none" w:sz="0" w:space="0" w:color="000000"/>
-              <w:bottom w:val="none" w:sz="0" w:space="0" w:color="000000"/>
+              <w:bottom w:val="dashed" w:sz="4" w:space="0" w:color="CCCCCC"/>
               <w:right w:val="none" w:sz="0" w:space="0" w:color="000000"/>
             </w:tcBorders>
             <w:shd w:val="clear" w:color="auto" w:fill="FFFFFF"/>
@@ -1296,7 +1296,7 @@
             <w:tcBorders>
               <w:top w:val="none" w:sz="0" w:space="0" w:color="000000"/>
               <w:left w:val="none" w:sz="0" w:space="0" w:color="000000"/>
-              <w:bottom w:val="none" w:sz="0" w:space="0" w:color="000000"/>
+              <w:bottom w:val="dashed" w:sz="4" w:space="0" w:color="CCCCCC"/>
               <w:right w:val="none" w:sz="0" w:space="0" w:color="000000"/>
             </w:tcBorders>
             <w:shd w:val="clear" w:color="auto" w:fill="FFFFFF"/>
@@ -1344,47 +1344,47 @@
         </w:trPr>
         <w:tc>
           <w:tcPr>
-            <w:tcW w:w="2555" w:type="dxa"/>
+            <w:tcW w:w="1846" w:type="dxa"/>
             <w:vMerge/>
             <w:tcBorders>
-              <w:top w:val="none" w:sz="0" w:space="0" w:color="000000"/>
-              <w:left w:val="none" w:sz="0" w:space="0" w:color="000000"/>
-              <w:bottom w:val="none" w:sz="0" w:space="0" w:color="000000"/>
-              <w:right w:val="none" w:sz="0" w:space="0" w:color="000000"/>
-            </w:tcBorders>
-            <w:shd w:val="clear" w:color="auto" w:fill="FFFFFF"/>
-            <w:tcMar>
-              <w:top w:w="0" w:type="dxa"/>
-              <w:left w:w="0" w:type="dxa"/>
-              <w:bottom w:w="0" w:type="dxa"/>
-              <w:right w:w="0" w:type="dxa"/>
-            </w:tcMar>
-            <w:vAlign w:val="center"/>
-          </w:tcPr>
-          <w:p>
-            <w:pPr>
-              <w:pBdr>
-                <w:top w:val="none" w:sz="0" w:space="0" w:color="000000"/>
-                <w:left w:val="none" w:sz="0" w:space="0" w:color="000000"/>
-                <w:bottom w:val="none" w:sz="0" w:space="0" w:color="000000"/>
-                <w:right w:val="none" w:sz="0" w:space="0" w:color="000000"/>
-              </w:pBdr>
-              <w:spacing w:before="100" w:after="100"/>
-              <w:ind w:left="100" w:right="100"/>
-              <w:rPr>
-                <w:rFonts w:ascii="Times New Roman" w:eastAsia="Times New Roman" w:hAnsi="Times New Roman" w:cs="Times New Roman"/>
-                <w:color w:val="000000"/>
-                <w:sz w:val="20"/>
-                <w:szCs w:val="20"/>
-              </w:rPr>
-            </w:pPr>
-          </w:p>
-        </w:tc>
-        <w:tc>
-          <w:tcPr>
-            <w:tcW w:w="4565" w:type="dxa"/>
-            <w:tcBorders>
-              <w:top w:val="none" w:sz="0" w:space="0" w:color="000000"/>
+              <w:top w:val="dashed" w:sz="4" w:space="0" w:color="CCCCCC"/>
+              <w:left w:val="none" w:sz="0" w:space="0" w:color="000000"/>
+              <w:bottom w:val="none" w:sz="0" w:space="0" w:color="000000"/>
+              <w:right w:val="none" w:sz="0" w:space="0" w:color="000000"/>
+            </w:tcBorders>
+            <w:shd w:val="clear" w:color="auto" w:fill="FFFFFF"/>
+            <w:tcMar>
+              <w:top w:w="0" w:type="dxa"/>
+              <w:left w:w="0" w:type="dxa"/>
+              <w:bottom w:w="0" w:type="dxa"/>
+              <w:right w:w="0" w:type="dxa"/>
+            </w:tcMar>
+            <w:vAlign w:val="center"/>
+          </w:tcPr>
+          <w:p>
+            <w:pPr>
+              <w:pBdr>
+                <w:top w:val="none" w:sz="0" w:space="0" w:color="000000"/>
+                <w:left w:val="none" w:sz="0" w:space="0" w:color="000000"/>
+                <w:bottom w:val="none" w:sz="0" w:space="0" w:color="000000"/>
+                <w:right w:val="none" w:sz="0" w:space="0" w:color="000000"/>
+              </w:pBdr>
+              <w:spacing w:before="100" w:after="100"/>
+              <w:ind w:left="100" w:right="100"/>
+              <w:rPr>
+                <w:rFonts w:ascii="Times New Roman" w:eastAsia="Times New Roman" w:hAnsi="Times New Roman" w:cs="Times New Roman"/>
+                <w:color w:val="000000"/>
+                <w:sz w:val="20"/>
+                <w:szCs w:val="20"/>
+              </w:rPr>
+            </w:pPr>
+          </w:p>
+        </w:tc>
+        <w:tc>
+          <w:tcPr>
+            <w:tcW w:w="4943" w:type="dxa"/>
+            <w:tcBorders>
+              <w:top w:val="dashed" w:sz="4" w:space="0" w:color="CCCCCC"/>
               <w:left w:val="none" w:sz="0" w:space="0" w:color="000000"/>
               <w:bottom w:val="none" w:sz="0" w:space="0" w:color="000000"/>
               <w:right w:val="none" w:sz="0" w:space="0" w:color="000000"/>
@@ -1430,7 +1430,7 @@
           <w:tcPr>
             <w:tcW w:w="3366" w:type="dxa"/>
             <w:tcBorders>
-              <w:top w:val="none" w:sz="0" w:space="0" w:color="000000"/>
+              <w:top w:val="dashed" w:sz="4" w:space="0" w:color="CCCCCC"/>
               <w:left w:val="none" w:sz="0" w:space="0" w:color="000000"/>
               <w:bottom w:val="none" w:sz="0" w:space="0" w:color="000000"/>
               <w:right w:val="none" w:sz="0" w:space="0" w:color="000000"/>
@@ -1477,7 +1477,7 @@
           <w:tcPr>
             <w:tcW w:w="1044" w:type="dxa"/>
             <w:tcBorders>
-              <w:top w:val="none" w:sz="0" w:space="0" w:color="000000"/>
+              <w:top w:val="dashed" w:sz="4" w:space="0" w:color="CCCCCC"/>
               <w:left w:val="none" w:sz="0" w:space="0" w:color="000000"/>
               <w:bottom w:val="none" w:sz="0" w:space="0" w:color="000000"/>
               <w:right w:val="none" w:sz="0" w:space="0" w:color="000000"/>
@@ -1527,7 +1527,7 @@
         </w:trPr>
         <w:tc>
           <w:tcPr>
-            <w:tcW w:w="2555" w:type="dxa"/>
+            <w:tcW w:w="1846" w:type="dxa"/>
             <w:vMerge/>
             <w:tcBorders>
               <w:top w:val="none" w:sz="0" w:space="0" w:color="000000"/>
@@ -1565,47 +1565,47 @@
         </w:tc>
         <w:tc>
           <w:tcPr>
-            <w:tcW w:w="4565" w:type="dxa"/>
-            <w:tcBorders>
-              <w:top w:val="none" w:sz="0" w:space="0" w:color="000000"/>
-              <w:left w:val="none" w:sz="0" w:space="0" w:color="000000"/>
-              <w:bottom w:val="none" w:sz="0" w:space="0" w:color="000000"/>
-              <w:right w:val="none" w:sz="0" w:space="0" w:color="000000"/>
-            </w:tcBorders>
-            <w:shd w:val="clear" w:color="auto" w:fill="FFFFFF"/>
-            <w:tcMar>
-              <w:top w:w="0" w:type="dxa"/>
-              <w:left w:w="0" w:type="dxa"/>
-              <w:bottom w:w="0" w:type="dxa"/>
-              <w:right w:w="0" w:type="dxa"/>
-            </w:tcMar>
-            <w:vAlign w:val="center"/>
-          </w:tcPr>
-          <w:p>
-            <w:pPr>
-              <w:pBdr>
-                <w:top w:val="none" w:sz="0" w:space="0" w:color="000000"/>
-                <w:left w:val="none" w:sz="0" w:space="0" w:color="000000"/>
-                <w:bottom w:val="none" w:sz="0" w:space="0" w:color="000000"/>
-                <w:right w:val="none" w:sz="0" w:space="0" w:color="000000"/>
-              </w:pBdr>
-              <w:spacing w:before="100" w:after="100"/>
-              <w:ind w:left="100" w:right="100"/>
-              <w:rPr>
-                <w:rFonts w:ascii="Times New Roman" w:eastAsia="Times New Roman" w:hAnsi="Times New Roman" w:cs="Times New Roman"/>
-                <w:color w:val="000000"/>
-                <w:sz w:val="20"/>
-                <w:szCs w:val="20"/>
-              </w:rPr>
-            </w:pPr>
-            <w:r>
-              <w:rPr>
-                <w:rFonts w:ascii="Times New Roman" w:eastAsia="Times New Roman" w:hAnsi="Times New Roman" w:cs="Times New Roman"/>
-                <w:color w:val="000000"/>
-                <w:sz w:val="20"/>
-                <w:szCs w:val="20"/>
-              </w:rPr>
-              <w:t>Sea Surface Salinity (Local 1 SD Anomaly) [Lag 2]</w:t>
+            <w:tcW w:w="4943" w:type="dxa"/>
+            <w:tcBorders>
+              <w:top w:val="none" w:sz="0" w:space="0" w:color="000000"/>
+              <w:left w:val="none" w:sz="0" w:space="0" w:color="000000"/>
+              <w:bottom w:val="none" w:sz="0" w:space="0" w:color="000000"/>
+              <w:right w:val="none" w:sz="0" w:space="0" w:color="000000"/>
+            </w:tcBorders>
+            <w:shd w:val="clear" w:color="auto" w:fill="FFFFFF"/>
+            <w:tcMar>
+              <w:top w:w="0" w:type="dxa"/>
+              <w:left w:w="0" w:type="dxa"/>
+              <w:bottom w:w="0" w:type="dxa"/>
+              <w:right w:w="0" w:type="dxa"/>
+            </w:tcMar>
+            <w:vAlign w:val="center"/>
+          </w:tcPr>
+          <w:p>
+            <w:pPr>
+              <w:pBdr>
+                <w:top w:val="none" w:sz="0" w:space="0" w:color="000000"/>
+                <w:left w:val="none" w:sz="0" w:space="0" w:color="000000"/>
+                <w:bottom w:val="none" w:sz="0" w:space="0" w:color="000000"/>
+                <w:right w:val="none" w:sz="0" w:space="0" w:color="000000"/>
+              </w:pBdr>
+              <w:spacing w:before="100" w:after="100"/>
+              <w:ind w:left="100" w:right="100"/>
+              <w:rPr>
+                <w:rFonts w:ascii="Times New Roman" w:eastAsia="Times New Roman" w:hAnsi="Times New Roman" w:cs="Times New Roman"/>
+                <w:color w:val="000000"/>
+                <w:sz w:val="20"/>
+                <w:szCs w:val="20"/>
+              </w:rPr>
+            </w:pPr>
+            <w:r>
+              <w:rPr>
+                <w:rFonts w:ascii="Times New Roman" w:eastAsia="Times New Roman" w:hAnsi="Times New Roman" w:cs="Times New Roman"/>
+                <w:color w:val="000000"/>
+                <w:sz w:val="20"/>
+                <w:szCs w:val="20"/>
+              </w:rPr>
+              <w:t>Sea Surface Salinity (Continuous 1 SD increase) [Lag 2]</w:t>
             </w:r>
           </w:p>
         </w:tc>
@@ -1710,85 +1710,85 @@
         </w:trPr>
         <w:tc>
           <w:tcPr>
-            <w:tcW w:w="2555" w:type="dxa"/>
+            <w:tcW w:w="1846" w:type="dxa"/>
             <w:vMerge/>
             <w:tcBorders>
               <w:top w:val="none" w:sz="0" w:space="0" w:color="000000"/>
               <w:left w:val="none" w:sz="0" w:space="0" w:color="000000"/>
-              <w:bottom w:val="none" w:sz="0" w:space="0" w:color="000000"/>
-              <w:right w:val="none" w:sz="0" w:space="0" w:color="000000"/>
-            </w:tcBorders>
-            <w:shd w:val="clear" w:color="auto" w:fill="FFFFFF"/>
-            <w:tcMar>
-              <w:top w:w="0" w:type="dxa"/>
-              <w:left w:w="0" w:type="dxa"/>
-              <w:bottom w:w="0" w:type="dxa"/>
-              <w:right w:w="0" w:type="dxa"/>
-            </w:tcMar>
-            <w:vAlign w:val="center"/>
-          </w:tcPr>
-          <w:p>
-            <w:pPr>
-              <w:pBdr>
-                <w:top w:val="none" w:sz="0" w:space="0" w:color="000000"/>
-                <w:left w:val="none" w:sz="0" w:space="0" w:color="000000"/>
-                <w:bottom w:val="none" w:sz="0" w:space="0" w:color="000000"/>
-                <w:right w:val="none" w:sz="0" w:space="0" w:color="000000"/>
-              </w:pBdr>
-              <w:spacing w:before="100" w:after="100"/>
-              <w:ind w:left="100" w:right="100"/>
-              <w:rPr>
-                <w:rFonts w:ascii="Times New Roman" w:eastAsia="Times New Roman" w:hAnsi="Times New Roman" w:cs="Times New Roman"/>
-                <w:color w:val="000000"/>
-                <w:sz w:val="20"/>
-                <w:szCs w:val="20"/>
-              </w:rPr>
-            </w:pPr>
-          </w:p>
-        </w:tc>
-        <w:tc>
-          <w:tcPr>
-            <w:tcW w:w="4565" w:type="dxa"/>
-            <w:tcBorders>
-              <w:top w:val="none" w:sz="0" w:space="0" w:color="000000"/>
-              <w:left w:val="none" w:sz="0" w:space="0" w:color="000000"/>
-              <w:bottom w:val="none" w:sz="0" w:space="0" w:color="000000"/>
-              <w:right w:val="none" w:sz="0" w:space="0" w:color="000000"/>
-            </w:tcBorders>
-            <w:shd w:val="clear" w:color="auto" w:fill="FFFFFF"/>
-            <w:tcMar>
-              <w:top w:w="0" w:type="dxa"/>
-              <w:left w:w="0" w:type="dxa"/>
-              <w:bottom w:w="0" w:type="dxa"/>
-              <w:right w:w="0" w:type="dxa"/>
-            </w:tcMar>
-            <w:vAlign w:val="center"/>
-          </w:tcPr>
-          <w:p>
-            <w:pPr>
-              <w:pBdr>
-                <w:top w:val="none" w:sz="0" w:space="0" w:color="000000"/>
-                <w:left w:val="none" w:sz="0" w:space="0" w:color="000000"/>
-                <w:bottom w:val="none" w:sz="0" w:space="0" w:color="000000"/>
-                <w:right w:val="none" w:sz="0" w:space="0" w:color="000000"/>
-              </w:pBdr>
-              <w:spacing w:before="100" w:after="100"/>
-              <w:ind w:left="100" w:right="100"/>
-              <w:rPr>
-                <w:rFonts w:ascii="Times New Roman" w:eastAsia="Times New Roman" w:hAnsi="Times New Roman" w:cs="Times New Roman"/>
-                <w:color w:val="000000"/>
-                <w:sz w:val="20"/>
-                <w:szCs w:val="20"/>
-              </w:rPr>
-            </w:pPr>
-            <w:r>
-              <w:rPr>
-                <w:rFonts w:ascii="Times New Roman" w:eastAsia="Times New Roman" w:hAnsi="Times New Roman" w:cs="Times New Roman"/>
-                <w:color w:val="000000"/>
-                <w:sz w:val="20"/>
-                <w:szCs w:val="20"/>
-              </w:rPr>
-              <w:t>Precipitation (Local 1 SD Anomaly) [Lag 2]</w:t>
+              <w:bottom w:val="dashed" w:sz="4" w:space="0" w:color="CCCCCC"/>
+              <w:right w:val="none" w:sz="0" w:space="0" w:color="000000"/>
+            </w:tcBorders>
+            <w:shd w:val="clear" w:color="auto" w:fill="FFFFFF"/>
+            <w:tcMar>
+              <w:top w:w="0" w:type="dxa"/>
+              <w:left w:w="0" w:type="dxa"/>
+              <w:bottom w:w="0" w:type="dxa"/>
+              <w:right w:w="0" w:type="dxa"/>
+            </w:tcMar>
+            <w:vAlign w:val="center"/>
+          </w:tcPr>
+          <w:p>
+            <w:pPr>
+              <w:pBdr>
+                <w:top w:val="none" w:sz="0" w:space="0" w:color="000000"/>
+                <w:left w:val="none" w:sz="0" w:space="0" w:color="000000"/>
+                <w:bottom w:val="none" w:sz="0" w:space="0" w:color="000000"/>
+                <w:right w:val="none" w:sz="0" w:space="0" w:color="000000"/>
+              </w:pBdr>
+              <w:spacing w:before="100" w:after="100"/>
+              <w:ind w:left="100" w:right="100"/>
+              <w:rPr>
+                <w:rFonts w:ascii="Times New Roman" w:eastAsia="Times New Roman" w:hAnsi="Times New Roman" w:cs="Times New Roman"/>
+                <w:color w:val="000000"/>
+                <w:sz w:val="20"/>
+                <w:szCs w:val="20"/>
+              </w:rPr>
+            </w:pPr>
+          </w:p>
+        </w:tc>
+        <w:tc>
+          <w:tcPr>
+            <w:tcW w:w="4943" w:type="dxa"/>
+            <w:tcBorders>
+              <w:top w:val="none" w:sz="0" w:space="0" w:color="000000"/>
+              <w:left w:val="none" w:sz="0" w:space="0" w:color="000000"/>
+              <w:bottom w:val="dashed" w:sz="4" w:space="0" w:color="CCCCCC"/>
+              <w:right w:val="none" w:sz="0" w:space="0" w:color="000000"/>
+            </w:tcBorders>
+            <w:shd w:val="clear" w:color="auto" w:fill="FFFFFF"/>
+            <w:tcMar>
+              <w:top w:w="0" w:type="dxa"/>
+              <w:left w:w="0" w:type="dxa"/>
+              <w:bottom w:w="0" w:type="dxa"/>
+              <w:right w:w="0" w:type="dxa"/>
+            </w:tcMar>
+            <w:vAlign w:val="center"/>
+          </w:tcPr>
+          <w:p>
+            <w:pPr>
+              <w:pBdr>
+                <w:top w:val="none" w:sz="0" w:space="0" w:color="000000"/>
+                <w:left w:val="none" w:sz="0" w:space="0" w:color="000000"/>
+                <w:bottom w:val="none" w:sz="0" w:space="0" w:color="000000"/>
+                <w:right w:val="none" w:sz="0" w:space="0" w:color="000000"/>
+              </w:pBdr>
+              <w:spacing w:before="100" w:after="100"/>
+              <w:ind w:left="100" w:right="100"/>
+              <w:rPr>
+                <w:rFonts w:ascii="Times New Roman" w:eastAsia="Times New Roman" w:hAnsi="Times New Roman" w:cs="Times New Roman"/>
+                <w:color w:val="000000"/>
+                <w:sz w:val="20"/>
+                <w:szCs w:val="20"/>
+              </w:rPr>
+            </w:pPr>
+            <w:r>
+              <w:rPr>
+                <w:rFonts w:ascii="Times New Roman" w:eastAsia="Times New Roman" w:hAnsi="Times New Roman" w:cs="Times New Roman"/>
+                <w:color w:val="000000"/>
+                <w:sz w:val="20"/>
+                <w:szCs w:val="20"/>
+              </w:rPr>
+              <w:t>Precipitation (Continuous 1 SD increase) [Lag 2]</w:t>
             </w:r>
           </w:p>
         </w:tc>
@@ -1798,7 +1798,7 @@
             <w:tcBorders>
               <w:top w:val="none" w:sz="0" w:space="0" w:color="000000"/>
               <w:left w:val="none" w:sz="0" w:space="0" w:color="000000"/>
-              <w:bottom w:val="none" w:sz="0" w:space="0" w:color="000000"/>
+              <w:bottom w:val="dashed" w:sz="4" w:space="0" w:color="CCCCCC"/>
               <w:right w:val="none" w:sz="0" w:space="0" w:color="000000"/>
             </w:tcBorders>
             <w:shd w:val="clear" w:color="auto" w:fill="FFFFFF"/>
@@ -1845,7 +1845,7 @@
             <w:tcBorders>
               <w:top w:val="none" w:sz="0" w:space="0" w:color="000000"/>
               <w:left w:val="none" w:sz="0" w:space="0" w:color="000000"/>
-              <w:bottom w:val="none" w:sz="0" w:space="0" w:color="000000"/>
+              <w:bottom w:val="dashed" w:sz="4" w:space="0" w:color="CCCCCC"/>
               <w:right w:val="none" w:sz="0" w:space="0" w:color="000000"/>
             </w:tcBorders>
             <w:shd w:val="clear" w:color="auto" w:fill="FFFFFF"/>
@@ -1893,47 +1893,47 @@
         </w:trPr>
         <w:tc>
           <w:tcPr>
-            <w:tcW w:w="2555" w:type="dxa"/>
+            <w:tcW w:w="1846" w:type="dxa"/>
             <w:vMerge/>
             <w:tcBorders>
-              <w:top w:val="none" w:sz="0" w:space="0" w:color="000000"/>
-              <w:left w:val="none" w:sz="0" w:space="0" w:color="000000"/>
-              <w:bottom w:val="none" w:sz="0" w:space="0" w:color="000000"/>
-              <w:right w:val="none" w:sz="0" w:space="0" w:color="000000"/>
-            </w:tcBorders>
-            <w:shd w:val="clear" w:color="auto" w:fill="FFFFFF"/>
-            <w:tcMar>
-              <w:top w:w="0" w:type="dxa"/>
-              <w:left w:w="0" w:type="dxa"/>
-              <w:bottom w:w="0" w:type="dxa"/>
-              <w:right w:w="0" w:type="dxa"/>
-            </w:tcMar>
-            <w:vAlign w:val="center"/>
-          </w:tcPr>
-          <w:p>
-            <w:pPr>
-              <w:pBdr>
-                <w:top w:val="none" w:sz="0" w:space="0" w:color="000000"/>
-                <w:left w:val="none" w:sz="0" w:space="0" w:color="000000"/>
-                <w:bottom w:val="none" w:sz="0" w:space="0" w:color="000000"/>
-                <w:right w:val="none" w:sz="0" w:space="0" w:color="000000"/>
-              </w:pBdr>
-              <w:spacing w:before="100" w:after="100"/>
-              <w:ind w:left="100" w:right="100"/>
-              <w:rPr>
-                <w:rFonts w:ascii="Times New Roman" w:eastAsia="Times New Roman" w:hAnsi="Times New Roman" w:cs="Times New Roman"/>
-                <w:color w:val="000000"/>
-                <w:sz w:val="20"/>
-                <w:szCs w:val="20"/>
-              </w:rPr>
-            </w:pPr>
-          </w:p>
-        </w:tc>
-        <w:tc>
-          <w:tcPr>
-            <w:tcW w:w="4565" w:type="dxa"/>
-            <w:tcBorders>
-              <w:top w:val="none" w:sz="0" w:space="0" w:color="000000"/>
+              <w:top w:val="dashed" w:sz="4" w:space="0" w:color="CCCCCC"/>
+              <w:left w:val="none" w:sz="0" w:space="0" w:color="000000"/>
+              <w:bottom w:val="none" w:sz="0" w:space="0" w:color="000000"/>
+              <w:right w:val="none" w:sz="0" w:space="0" w:color="000000"/>
+            </w:tcBorders>
+            <w:shd w:val="clear" w:color="auto" w:fill="FFFFFF"/>
+            <w:tcMar>
+              <w:top w:w="0" w:type="dxa"/>
+              <w:left w:w="0" w:type="dxa"/>
+              <w:bottom w:w="0" w:type="dxa"/>
+              <w:right w:w="0" w:type="dxa"/>
+            </w:tcMar>
+            <w:vAlign w:val="center"/>
+          </w:tcPr>
+          <w:p>
+            <w:pPr>
+              <w:pBdr>
+                <w:top w:val="none" w:sz="0" w:space="0" w:color="000000"/>
+                <w:left w:val="none" w:sz="0" w:space="0" w:color="000000"/>
+                <w:bottom w:val="none" w:sz="0" w:space="0" w:color="000000"/>
+                <w:right w:val="none" w:sz="0" w:space="0" w:color="000000"/>
+              </w:pBdr>
+              <w:spacing w:before="100" w:after="100"/>
+              <w:ind w:left="100" w:right="100"/>
+              <w:rPr>
+                <w:rFonts w:ascii="Times New Roman" w:eastAsia="Times New Roman" w:hAnsi="Times New Roman" w:cs="Times New Roman"/>
+                <w:color w:val="000000"/>
+                <w:sz w:val="20"/>
+                <w:szCs w:val="20"/>
+              </w:rPr>
+            </w:pPr>
+          </w:p>
+        </w:tc>
+        <w:tc>
+          <w:tcPr>
+            <w:tcW w:w="4943" w:type="dxa"/>
+            <w:tcBorders>
+              <w:top w:val="dashed" w:sz="4" w:space="0" w:color="CCCCCC"/>
               <w:left w:val="none" w:sz="0" w:space="0" w:color="000000"/>
               <w:bottom w:val="none" w:sz="0" w:space="0" w:color="000000"/>
               <w:right w:val="none" w:sz="0" w:space="0" w:color="000000"/>
@@ -1979,7 +1979,7 @@
           <w:tcPr>
             <w:tcW w:w="3366" w:type="dxa"/>
             <w:tcBorders>
-              <w:top w:val="none" w:sz="0" w:space="0" w:color="000000"/>
+              <w:top w:val="dashed" w:sz="4" w:space="0" w:color="CCCCCC"/>
               <w:left w:val="none" w:sz="0" w:space="0" w:color="000000"/>
               <w:bottom w:val="none" w:sz="0" w:space="0" w:color="000000"/>
               <w:right w:val="none" w:sz="0" w:space="0" w:color="000000"/>
@@ -2026,7 +2026,7 @@
           <w:tcPr>
             <w:tcW w:w="1044" w:type="dxa"/>
             <w:tcBorders>
-              <w:top w:val="none" w:sz="0" w:space="0" w:color="000000"/>
+              <w:top w:val="dashed" w:sz="4" w:space="0" w:color="CCCCCC"/>
               <w:left w:val="none" w:sz="0" w:space="0" w:color="000000"/>
               <w:bottom w:val="none" w:sz="0" w:space="0" w:color="000000"/>
               <w:right w:val="none" w:sz="0" w:space="0" w:color="000000"/>
@@ -2076,7 +2076,7 @@
         </w:trPr>
         <w:tc>
           <w:tcPr>
-            <w:tcW w:w="2555" w:type="dxa"/>
+            <w:tcW w:w="1846" w:type="dxa"/>
             <w:vMerge/>
             <w:tcBorders>
               <w:top w:val="none" w:sz="0" w:space="0" w:color="000000"/>
@@ -2114,47 +2114,47 @@
         </w:tc>
         <w:tc>
           <w:tcPr>
-            <w:tcW w:w="4565" w:type="dxa"/>
-            <w:tcBorders>
-              <w:top w:val="none" w:sz="0" w:space="0" w:color="000000"/>
-              <w:left w:val="none" w:sz="0" w:space="0" w:color="000000"/>
-              <w:bottom w:val="none" w:sz="0" w:space="0" w:color="000000"/>
-              <w:right w:val="none" w:sz="0" w:space="0" w:color="000000"/>
-            </w:tcBorders>
-            <w:shd w:val="clear" w:color="auto" w:fill="FFFFFF"/>
-            <w:tcMar>
-              <w:top w:w="0" w:type="dxa"/>
-              <w:left w:w="0" w:type="dxa"/>
-              <w:bottom w:w="0" w:type="dxa"/>
-              <w:right w:w="0" w:type="dxa"/>
-            </w:tcMar>
-            <w:vAlign w:val="center"/>
-          </w:tcPr>
-          <w:p>
-            <w:pPr>
-              <w:pBdr>
-                <w:top w:val="none" w:sz="0" w:space="0" w:color="000000"/>
-                <w:left w:val="none" w:sz="0" w:space="0" w:color="000000"/>
-                <w:bottom w:val="none" w:sz="0" w:space="0" w:color="000000"/>
-                <w:right w:val="none" w:sz="0" w:space="0" w:color="000000"/>
-              </w:pBdr>
-              <w:spacing w:before="100" w:after="100"/>
-              <w:ind w:left="100" w:right="100"/>
-              <w:rPr>
-                <w:rFonts w:ascii="Times New Roman" w:eastAsia="Times New Roman" w:hAnsi="Times New Roman" w:cs="Times New Roman"/>
-                <w:color w:val="000000"/>
-                <w:sz w:val="20"/>
-                <w:szCs w:val="20"/>
-              </w:rPr>
-            </w:pPr>
-            <w:r>
-              <w:rPr>
-                <w:rFonts w:ascii="Times New Roman" w:eastAsia="Times New Roman" w:hAnsi="Times New Roman" w:cs="Times New Roman"/>
-                <w:color w:val="000000"/>
-                <w:sz w:val="20"/>
-                <w:szCs w:val="20"/>
-              </w:rPr>
-              <w:t>Sea Surface Salinity (Local 1 SD Anomaly) [Lag 3]</w:t>
+            <w:tcW w:w="4943" w:type="dxa"/>
+            <w:tcBorders>
+              <w:top w:val="none" w:sz="0" w:space="0" w:color="000000"/>
+              <w:left w:val="none" w:sz="0" w:space="0" w:color="000000"/>
+              <w:bottom w:val="none" w:sz="0" w:space="0" w:color="000000"/>
+              <w:right w:val="none" w:sz="0" w:space="0" w:color="000000"/>
+            </w:tcBorders>
+            <w:shd w:val="clear" w:color="auto" w:fill="FFFFFF"/>
+            <w:tcMar>
+              <w:top w:w="0" w:type="dxa"/>
+              <w:left w:w="0" w:type="dxa"/>
+              <w:bottom w:w="0" w:type="dxa"/>
+              <w:right w:w="0" w:type="dxa"/>
+            </w:tcMar>
+            <w:vAlign w:val="center"/>
+          </w:tcPr>
+          <w:p>
+            <w:pPr>
+              <w:pBdr>
+                <w:top w:val="none" w:sz="0" w:space="0" w:color="000000"/>
+                <w:left w:val="none" w:sz="0" w:space="0" w:color="000000"/>
+                <w:bottom w:val="none" w:sz="0" w:space="0" w:color="000000"/>
+                <w:right w:val="none" w:sz="0" w:space="0" w:color="000000"/>
+              </w:pBdr>
+              <w:spacing w:before="100" w:after="100"/>
+              <w:ind w:left="100" w:right="100"/>
+              <w:rPr>
+                <w:rFonts w:ascii="Times New Roman" w:eastAsia="Times New Roman" w:hAnsi="Times New Roman" w:cs="Times New Roman"/>
+                <w:color w:val="000000"/>
+                <w:sz w:val="20"/>
+                <w:szCs w:val="20"/>
+              </w:rPr>
+            </w:pPr>
+            <w:r>
+              <w:rPr>
+                <w:rFonts w:ascii="Times New Roman" w:eastAsia="Times New Roman" w:hAnsi="Times New Roman" w:cs="Times New Roman"/>
+                <w:color w:val="000000"/>
+                <w:sz w:val="20"/>
+                <w:szCs w:val="20"/>
+              </w:rPr>
+              <w:t>Sea Surface Salinity (Continuous 1 SD increase) [Lag 3]</w:t>
             </w:r>
           </w:p>
         </w:tc>
@@ -2259,85 +2259,85 @@
         </w:trPr>
         <w:tc>
           <w:tcPr>
-            <w:tcW w:w="2555" w:type="dxa"/>
+            <w:tcW w:w="1846" w:type="dxa"/>
             <w:vMerge/>
             <w:tcBorders>
               <w:top w:val="none" w:sz="0" w:space="0" w:color="000000"/>
               <w:left w:val="none" w:sz="0" w:space="0" w:color="000000"/>
-              <w:bottom w:val="single" w:sz="8" w:space="0" w:color="000000"/>
-              <w:right w:val="none" w:sz="0" w:space="0" w:color="000000"/>
-            </w:tcBorders>
-            <w:shd w:val="clear" w:color="auto" w:fill="FFFFFF"/>
-            <w:tcMar>
-              <w:top w:w="0" w:type="dxa"/>
-              <w:left w:w="0" w:type="dxa"/>
-              <w:bottom w:w="0" w:type="dxa"/>
-              <w:right w:w="0" w:type="dxa"/>
-            </w:tcMar>
-            <w:vAlign w:val="center"/>
-          </w:tcPr>
-          <w:p>
-            <w:pPr>
-              <w:pBdr>
-                <w:top w:val="none" w:sz="0" w:space="0" w:color="000000"/>
-                <w:left w:val="none" w:sz="0" w:space="0" w:color="000000"/>
-                <w:bottom w:val="none" w:sz="0" w:space="0" w:color="000000"/>
-                <w:right w:val="none" w:sz="0" w:space="0" w:color="000000"/>
-              </w:pBdr>
-              <w:spacing w:before="100" w:after="100"/>
-              <w:ind w:left="100" w:right="100"/>
-              <w:rPr>
-                <w:rFonts w:ascii="Times New Roman" w:eastAsia="Times New Roman" w:hAnsi="Times New Roman" w:cs="Times New Roman"/>
-                <w:color w:val="000000"/>
-                <w:sz w:val="20"/>
-                <w:szCs w:val="20"/>
-              </w:rPr>
-            </w:pPr>
-          </w:p>
-        </w:tc>
-        <w:tc>
-          <w:tcPr>
-            <w:tcW w:w="4565" w:type="dxa"/>
-            <w:tcBorders>
-              <w:top w:val="none" w:sz="0" w:space="0" w:color="000000"/>
-              <w:left w:val="none" w:sz="0" w:space="0" w:color="000000"/>
-              <w:bottom w:val="single" w:sz="8" w:space="0" w:color="000000"/>
-              <w:right w:val="none" w:sz="0" w:space="0" w:color="000000"/>
-            </w:tcBorders>
-            <w:shd w:val="clear" w:color="auto" w:fill="FFFFFF"/>
-            <w:tcMar>
-              <w:top w:w="0" w:type="dxa"/>
-              <w:left w:w="0" w:type="dxa"/>
-              <w:bottom w:w="0" w:type="dxa"/>
-              <w:right w:w="0" w:type="dxa"/>
-            </w:tcMar>
-            <w:vAlign w:val="center"/>
-          </w:tcPr>
-          <w:p>
-            <w:pPr>
-              <w:pBdr>
-                <w:top w:val="none" w:sz="0" w:space="0" w:color="000000"/>
-                <w:left w:val="none" w:sz="0" w:space="0" w:color="000000"/>
-                <w:bottom w:val="none" w:sz="0" w:space="0" w:color="000000"/>
-                <w:right w:val="none" w:sz="0" w:space="0" w:color="000000"/>
-              </w:pBdr>
-              <w:spacing w:before="100" w:after="100"/>
-              <w:ind w:left="100" w:right="100"/>
-              <w:rPr>
-                <w:rFonts w:ascii="Times New Roman" w:eastAsia="Times New Roman" w:hAnsi="Times New Roman" w:cs="Times New Roman"/>
-                <w:color w:val="000000"/>
-                <w:sz w:val="20"/>
-                <w:szCs w:val="20"/>
-              </w:rPr>
-            </w:pPr>
-            <w:r>
-              <w:rPr>
-                <w:rFonts w:ascii="Times New Roman" w:eastAsia="Times New Roman" w:hAnsi="Times New Roman" w:cs="Times New Roman"/>
-                <w:color w:val="000000"/>
-                <w:sz w:val="20"/>
-                <w:szCs w:val="20"/>
-              </w:rPr>
-              <w:t>Precipitation (Local 1 SD Anomaly) [Lag 3]</w:t>
+              <w:bottom w:val="single" w:sz="10" w:space="0" w:color="000000"/>
+              <w:right w:val="none" w:sz="0" w:space="0" w:color="000000"/>
+            </w:tcBorders>
+            <w:shd w:val="clear" w:color="auto" w:fill="FFFFFF"/>
+            <w:tcMar>
+              <w:top w:w="0" w:type="dxa"/>
+              <w:left w:w="0" w:type="dxa"/>
+              <w:bottom w:w="0" w:type="dxa"/>
+              <w:right w:w="0" w:type="dxa"/>
+            </w:tcMar>
+            <w:vAlign w:val="center"/>
+          </w:tcPr>
+          <w:p>
+            <w:pPr>
+              <w:pBdr>
+                <w:top w:val="none" w:sz="0" w:space="0" w:color="000000"/>
+                <w:left w:val="none" w:sz="0" w:space="0" w:color="000000"/>
+                <w:bottom w:val="none" w:sz="0" w:space="0" w:color="000000"/>
+                <w:right w:val="none" w:sz="0" w:space="0" w:color="000000"/>
+              </w:pBdr>
+              <w:spacing w:before="100" w:after="100"/>
+              <w:ind w:left="100" w:right="100"/>
+              <w:rPr>
+                <w:rFonts w:ascii="Times New Roman" w:eastAsia="Times New Roman" w:hAnsi="Times New Roman" w:cs="Times New Roman"/>
+                <w:color w:val="000000"/>
+                <w:sz w:val="20"/>
+                <w:szCs w:val="20"/>
+              </w:rPr>
+            </w:pPr>
+          </w:p>
+        </w:tc>
+        <w:tc>
+          <w:tcPr>
+            <w:tcW w:w="4943" w:type="dxa"/>
+            <w:tcBorders>
+              <w:top w:val="none" w:sz="0" w:space="0" w:color="000000"/>
+              <w:left w:val="none" w:sz="0" w:space="0" w:color="000000"/>
+              <w:bottom w:val="single" w:sz="10" w:space="0" w:color="000000"/>
+              <w:right w:val="none" w:sz="0" w:space="0" w:color="000000"/>
+            </w:tcBorders>
+            <w:shd w:val="clear" w:color="auto" w:fill="FFFFFF"/>
+            <w:tcMar>
+              <w:top w:w="0" w:type="dxa"/>
+              <w:left w:w="0" w:type="dxa"/>
+              <w:bottom w:w="0" w:type="dxa"/>
+              <w:right w:w="0" w:type="dxa"/>
+            </w:tcMar>
+            <w:vAlign w:val="center"/>
+          </w:tcPr>
+          <w:p>
+            <w:pPr>
+              <w:pBdr>
+                <w:top w:val="none" w:sz="0" w:space="0" w:color="000000"/>
+                <w:left w:val="none" w:sz="0" w:space="0" w:color="000000"/>
+                <w:bottom w:val="none" w:sz="0" w:space="0" w:color="000000"/>
+                <w:right w:val="none" w:sz="0" w:space="0" w:color="000000"/>
+              </w:pBdr>
+              <w:spacing w:before="100" w:after="100"/>
+              <w:ind w:left="100" w:right="100"/>
+              <w:rPr>
+                <w:rFonts w:ascii="Times New Roman" w:eastAsia="Times New Roman" w:hAnsi="Times New Roman" w:cs="Times New Roman"/>
+                <w:color w:val="000000"/>
+                <w:sz w:val="20"/>
+                <w:szCs w:val="20"/>
+              </w:rPr>
+            </w:pPr>
+            <w:r>
+              <w:rPr>
+                <w:rFonts w:ascii="Times New Roman" w:eastAsia="Times New Roman" w:hAnsi="Times New Roman" w:cs="Times New Roman"/>
+                <w:color w:val="000000"/>
+                <w:sz w:val="20"/>
+                <w:szCs w:val="20"/>
+              </w:rPr>
+              <w:t>Precipitation (Continuous 1 SD increase) [Lag 3]</w:t>
             </w:r>
           </w:p>
         </w:tc>
@@ -2347,7 +2347,7 @@
             <w:tcBorders>
               <w:top w:val="none" w:sz="0" w:space="0" w:color="000000"/>
               <w:left w:val="none" w:sz="0" w:space="0" w:color="000000"/>
-              <w:bottom w:val="single" w:sz="8" w:space="0" w:color="000000"/>
+              <w:bottom w:val="single" w:sz="10" w:space="0" w:color="000000"/>
               <w:right w:val="none" w:sz="0" w:space="0" w:color="000000"/>
             </w:tcBorders>
             <w:shd w:val="clear" w:color="auto" w:fill="FFFFFF"/>
@@ -2394,7 +2394,7 @@
             <w:tcBorders>
               <w:top w:val="none" w:sz="0" w:space="0" w:color="000000"/>
               <w:left w:val="none" w:sz="0" w:space="0" w:color="000000"/>
-              <w:bottom w:val="single" w:sz="8" w:space="0" w:color="000000"/>
+              <w:bottom w:val="single" w:sz="10" w:space="0" w:color="000000"/>
               <w:right w:val="none" w:sz="0" w:space="0" w:color="000000"/>
             </w:tcBorders>
             <w:shd w:val="clear" w:color="auto" w:fill="FFFFFF"/>
@@ -2442,12 +2442,12 @@
         </w:trPr>
         <w:tc>
           <w:tcPr>
-            <w:tcW w:w="2555" w:type="dxa"/>
+            <w:tcW w:w="1846" w:type="dxa"/>
             <w:vMerge w:val="restart"/>
             <w:tcBorders>
-              <w:top w:val="single" w:sz="8" w:space="0" w:color="000000"/>
-              <w:left w:val="none" w:sz="0" w:space="0" w:color="000000"/>
-              <w:bottom w:val="single" w:sz="8" w:space="0" w:color="000000"/>
+              <w:top w:val="single" w:sz="10" w:space="0" w:color="000000"/>
+              <w:left w:val="none" w:sz="0" w:space="0" w:color="000000"/>
+              <w:bottom w:val="single" w:sz="10" w:space="0" w:color="000000"/>
               <w:right w:val="none" w:sz="0" w:space="0" w:color="000000"/>
             </w:tcBorders>
             <w:shd w:val="clear" w:color="auto" w:fill="FFFFFF"/>
@@ -2489,9 +2489,9 @@
         </w:tc>
         <w:tc>
           <w:tcPr>
-            <w:tcW w:w="4565" w:type="dxa"/>
-            <w:tcBorders>
-              <w:top w:val="single" w:sz="8" w:space="0" w:color="000000"/>
+            <w:tcW w:w="4943" w:type="dxa"/>
+            <w:tcBorders>
+              <w:top w:val="single" w:sz="10" w:space="0" w:color="000000"/>
               <w:left w:val="none" w:sz="0" w:space="0" w:color="000000"/>
               <w:bottom w:val="none" w:sz="0" w:space="0" w:color="000000"/>
               <w:right w:val="none" w:sz="0" w:space="0" w:color="000000"/>
@@ -2537,7 +2537,7 @@
           <w:tcPr>
             <w:tcW w:w="3366" w:type="dxa"/>
             <w:tcBorders>
-              <w:top w:val="single" w:sz="8" w:space="0" w:color="000000"/>
+              <w:top w:val="single" w:sz="10" w:space="0" w:color="000000"/>
               <w:left w:val="none" w:sz="0" w:space="0" w:color="000000"/>
               <w:bottom w:val="none" w:sz="0" w:space="0" w:color="000000"/>
               <w:right w:val="none" w:sz="0" w:space="0" w:color="000000"/>
@@ -2586,7 +2586,7 @@
           <w:tcPr>
             <w:tcW w:w="1044" w:type="dxa"/>
             <w:tcBorders>
-              <w:top w:val="single" w:sz="8" w:space="0" w:color="000000"/>
+              <w:top w:val="single" w:sz="10" w:space="0" w:color="000000"/>
               <w:left w:val="none" w:sz="0" w:space="0" w:color="000000"/>
               <w:bottom w:val="none" w:sz="0" w:space="0" w:color="000000"/>
               <w:right w:val="none" w:sz="0" w:space="0" w:color="000000"/>
@@ -2638,85 +2638,85 @@
         </w:trPr>
         <w:tc>
           <w:tcPr>
-            <w:tcW w:w="2555" w:type="dxa"/>
+            <w:tcW w:w="1846" w:type="dxa"/>
             <w:vMerge/>
             <w:tcBorders>
-              <w:top w:val="single" w:sz="8" w:space="0" w:color="000000"/>
-              <w:left w:val="none" w:sz="0" w:space="0" w:color="000000"/>
-              <w:bottom w:val="none" w:sz="0" w:space="0" w:color="000000"/>
-              <w:right w:val="none" w:sz="0" w:space="0" w:color="000000"/>
-            </w:tcBorders>
-            <w:shd w:val="clear" w:color="auto" w:fill="FFFFFF"/>
-            <w:tcMar>
-              <w:top w:w="0" w:type="dxa"/>
-              <w:left w:w="0" w:type="dxa"/>
-              <w:bottom w:w="0" w:type="dxa"/>
-              <w:right w:w="0" w:type="dxa"/>
-            </w:tcMar>
-            <w:vAlign w:val="center"/>
-          </w:tcPr>
-          <w:p>
-            <w:pPr>
-              <w:pBdr>
-                <w:top w:val="none" w:sz="0" w:space="0" w:color="000000"/>
-                <w:left w:val="none" w:sz="0" w:space="0" w:color="000000"/>
-                <w:bottom w:val="none" w:sz="0" w:space="0" w:color="000000"/>
-                <w:right w:val="none" w:sz="0" w:space="0" w:color="000000"/>
-              </w:pBdr>
-              <w:spacing w:before="100" w:after="100"/>
-              <w:ind w:left="100" w:right="100"/>
-              <w:rPr>
-                <w:rFonts w:ascii="Times New Roman" w:eastAsia="Times New Roman" w:hAnsi="Times New Roman" w:cs="Times New Roman"/>
-                <w:color w:val="000000"/>
-                <w:sz w:val="20"/>
-                <w:szCs w:val="20"/>
-              </w:rPr>
-            </w:pPr>
-          </w:p>
-        </w:tc>
-        <w:tc>
-          <w:tcPr>
-            <w:tcW w:w="4565" w:type="dxa"/>
-            <w:tcBorders>
-              <w:top w:val="none" w:sz="0" w:space="0" w:color="000000"/>
-              <w:left w:val="none" w:sz="0" w:space="0" w:color="000000"/>
-              <w:bottom w:val="none" w:sz="0" w:space="0" w:color="000000"/>
-              <w:right w:val="none" w:sz="0" w:space="0" w:color="000000"/>
-            </w:tcBorders>
-            <w:shd w:val="clear" w:color="auto" w:fill="FFFFFF"/>
-            <w:tcMar>
-              <w:top w:w="0" w:type="dxa"/>
-              <w:left w:w="0" w:type="dxa"/>
-              <w:bottom w:w="0" w:type="dxa"/>
-              <w:right w:w="0" w:type="dxa"/>
-            </w:tcMar>
-            <w:vAlign w:val="center"/>
-          </w:tcPr>
-          <w:p>
-            <w:pPr>
-              <w:pBdr>
-                <w:top w:val="none" w:sz="0" w:space="0" w:color="000000"/>
-                <w:left w:val="none" w:sz="0" w:space="0" w:color="000000"/>
-                <w:bottom w:val="none" w:sz="0" w:space="0" w:color="000000"/>
-                <w:right w:val="none" w:sz="0" w:space="0" w:color="000000"/>
-              </w:pBdr>
-              <w:spacing w:before="100" w:after="100"/>
-              <w:ind w:left="100" w:right="100"/>
-              <w:rPr>
-                <w:rFonts w:ascii="Times New Roman" w:eastAsia="Times New Roman" w:hAnsi="Times New Roman" w:cs="Times New Roman"/>
-                <w:color w:val="000000"/>
-                <w:sz w:val="20"/>
-                <w:szCs w:val="20"/>
-              </w:rPr>
-            </w:pPr>
-            <w:r>
-              <w:rPr>
-                <w:rFonts w:ascii="Times New Roman" w:eastAsia="Times New Roman" w:hAnsi="Times New Roman" w:cs="Times New Roman"/>
-                <w:color w:val="000000"/>
-                <w:sz w:val="20"/>
-                <w:szCs w:val="20"/>
-              </w:rPr>
-              <w:t>Sea Surface Salinity (Local 1 SD Anomaly) [Lag 0]</w:t>
+              <w:top w:val="single" w:sz="10" w:space="0" w:color="000000"/>
+              <w:left w:val="none" w:sz="0" w:space="0" w:color="000000"/>
+              <w:bottom w:val="none" w:sz="0" w:space="0" w:color="000000"/>
+              <w:right w:val="none" w:sz="0" w:space="0" w:color="000000"/>
+            </w:tcBorders>
+            <w:shd w:val="clear" w:color="auto" w:fill="FFFFFF"/>
+            <w:tcMar>
+              <w:top w:w="0" w:type="dxa"/>
+              <w:left w:w="0" w:type="dxa"/>
+              <w:bottom w:w="0" w:type="dxa"/>
+              <w:right w:w="0" w:type="dxa"/>
+            </w:tcMar>
+            <w:vAlign w:val="center"/>
+          </w:tcPr>
+          <w:p>
+            <w:pPr>
+              <w:pBdr>
+                <w:top w:val="none" w:sz="0" w:space="0" w:color="000000"/>
+                <w:left w:val="none" w:sz="0" w:space="0" w:color="000000"/>
+                <w:bottom w:val="none" w:sz="0" w:space="0" w:color="000000"/>
+                <w:right w:val="none" w:sz="0" w:space="0" w:color="000000"/>
+              </w:pBdr>
+              <w:spacing w:before="100" w:after="100"/>
+              <w:ind w:left="100" w:right="100"/>
+              <w:rPr>
+                <w:rFonts w:ascii="Times New Roman" w:eastAsia="Times New Roman" w:hAnsi="Times New Roman" w:cs="Times New Roman"/>
+                <w:color w:val="000000"/>
+                <w:sz w:val="20"/>
+                <w:szCs w:val="20"/>
+              </w:rPr>
+            </w:pPr>
+          </w:p>
+        </w:tc>
+        <w:tc>
+          <w:tcPr>
+            <w:tcW w:w="4943" w:type="dxa"/>
+            <w:tcBorders>
+              <w:top w:val="none" w:sz="0" w:space="0" w:color="000000"/>
+              <w:left w:val="none" w:sz="0" w:space="0" w:color="000000"/>
+              <w:bottom w:val="none" w:sz="0" w:space="0" w:color="000000"/>
+              <w:right w:val="none" w:sz="0" w:space="0" w:color="000000"/>
+            </w:tcBorders>
+            <w:shd w:val="clear" w:color="auto" w:fill="FFFFFF"/>
+            <w:tcMar>
+              <w:top w:w="0" w:type="dxa"/>
+              <w:left w:w="0" w:type="dxa"/>
+              <w:bottom w:w="0" w:type="dxa"/>
+              <w:right w:w="0" w:type="dxa"/>
+            </w:tcMar>
+            <w:vAlign w:val="center"/>
+          </w:tcPr>
+          <w:p>
+            <w:pPr>
+              <w:pBdr>
+                <w:top w:val="none" w:sz="0" w:space="0" w:color="000000"/>
+                <w:left w:val="none" w:sz="0" w:space="0" w:color="000000"/>
+                <w:bottom w:val="none" w:sz="0" w:space="0" w:color="000000"/>
+                <w:right w:val="none" w:sz="0" w:space="0" w:color="000000"/>
+              </w:pBdr>
+              <w:spacing w:before="100" w:after="100"/>
+              <w:ind w:left="100" w:right="100"/>
+              <w:rPr>
+                <w:rFonts w:ascii="Times New Roman" w:eastAsia="Times New Roman" w:hAnsi="Times New Roman" w:cs="Times New Roman"/>
+                <w:color w:val="000000"/>
+                <w:sz w:val="20"/>
+                <w:szCs w:val="20"/>
+              </w:rPr>
+            </w:pPr>
+            <w:r>
+              <w:rPr>
+                <w:rFonts w:ascii="Times New Roman" w:eastAsia="Times New Roman" w:hAnsi="Times New Roman" w:cs="Times New Roman"/>
+                <w:color w:val="000000"/>
+                <w:sz w:val="20"/>
+                <w:szCs w:val="20"/>
+              </w:rPr>
+              <w:t>Sea Surface Salinity (Continuous 1 SD increase) [Lag 0]</w:t>
             </w:r>
           </w:p>
         </w:tc>
@@ -2821,85 +2821,85 @@
         </w:trPr>
         <w:tc>
           <w:tcPr>
-            <w:tcW w:w="2555" w:type="dxa"/>
+            <w:tcW w:w="1846" w:type="dxa"/>
             <w:vMerge/>
             <w:tcBorders>
               <w:top w:val="none" w:sz="0" w:space="0" w:color="000000"/>
               <w:left w:val="none" w:sz="0" w:space="0" w:color="000000"/>
-              <w:bottom w:val="none" w:sz="0" w:space="0" w:color="000000"/>
-              <w:right w:val="none" w:sz="0" w:space="0" w:color="000000"/>
-            </w:tcBorders>
-            <w:shd w:val="clear" w:color="auto" w:fill="FFFFFF"/>
-            <w:tcMar>
-              <w:top w:w="0" w:type="dxa"/>
-              <w:left w:w="0" w:type="dxa"/>
-              <w:bottom w:w="0" w:type="dxa"/>
-              <w:right w:w="0" w:type="dxa"/>
-            </w:tcMar>
-            <w:vAlign w:val="center"/>
-          </w:tcPr>
-          <w:p>
-            <w:pPr>
-              <w:pBdr>
-                <w:top w:val="none" w:sz="0" w:space="0" w:color="000000"/>
-                <w:left w:val="none" w:sz="0" w:space="0" w:color="000000"/>
-                <w:bottom w:val="none" w:sz="0" w:space="0" w:color="000000"/>
-                <w:right w:val="none" w:sz="0" w:space="0" w:color="000000"/>
-              </w:pBdr>
-              <w:spacing w:before="100" w:after="100"/>
-              <w:ind w:left="100" w:right="100"/>
-              <w:rPr>
-                <w:rFonts w:ascii="Times New Roman" w:eastAsia="Times New Roman" w:hAnsi="Times New Roman" w:cs="Times New Roman"/>
-                <w:color w:val="000000"/>
-                <w:sz w:val="20"/>
-                <w:szCs w:val="20"/>
-              </w:rPr>
-            </w:pPr>
-          </w:p>
-        </w:tc>
-        <w:tc>
-          <w:tcPr>
-            <w:tcW w:w="4565" w:type="dxa"/>
-            <w:tcBorders>
-              <w:top w:val="none" w:sz="0" w:space="0" w:color="000000"/>
-              <w:left w:val="none" w:sz="0" w:space="0" w:color="000000"/>
-              <w:bottom w:val="none" w:sz="0" w:space="0" w:color="000000"/>
-              <w:right w:val="none" w:sz="0" w:space="0" w:color="000000"/>
-            </w:tcBorders>
-            <w:shd w:val="clear" w:color="auto" w:fill="FFFFFF"/>
-            <w:tcMar>
-              <w:top w:w="0" w:type="dxa"/>
-              <w:left w:w="0" w:type="dxa"/>
-              <w:bottom w:w="0" w:type="dxa"/>
-              <w:right w:w="0" w:type="dxa"/>
-            </w:tcMar>
-            <w:vAlign w:val="center"/>
-          </w:tcPr>
-          <w:p>
-            <w:pPr>
-              <w:pBdr>
-                <w:top w:val="none" w:sz="0" w:space="0" w:color="000000"/>
-                <w:left w:val="none" w:sz="0" w:space="0" w:color="000000"/>
-                <w:bottom w:val="none" w:sz="0" w:space="0" w:color="000000"/>
-                <w:right w:val="none" w:sz="0" w:space="0" w:color="000000"/>
-              </w:pBdr>
-              <w:spacing w:before="100" w:after="100"/>
-              <w:ind w:left="100" w:right="100"/>
-              <w:rPr>
-                <w:rFonts w:ascii="Times New Roman" w:eastAsia="Times New Roman" w:hAnsi="Times New Roman" w:cs="Times New Roman"/>
-                <w:color w:val="000000"/>
-                <w:sz w:val="20"/>
-                <w:szCs w:val="20"/>
-              </w:rPr>
-            </w:pPr>
-            <w:r>
-              <w:rPr>
-                <w:rFonts w:ascii="Times New Roman" w:eastAsia="Times New Roman" w:hAnsi="Times New Roman" w:cs="Times New Roman"/>
-                <w:color w:val="000000"/>
-                <w:sz w:val="20"/>
-                <w:szCs w:val="20"/>
-              </w:rPr>
-              <w:t>Precipitation (Local 1 SD Anomaly) [Lag 0]</w:t>
+              <w:bottom w:val="dashed" w:sz="4" w:space="0" w:color="CCCCCC"/>
+              <w:right w:val="none" w:sz="0" w:space="0" w:color="000000"/>
+            </w:tcBorders>
+            <w:shd w:val="clear" w:color="auto" w:fill="FFFFFF"/>
+            <w:tcMar>
+              <w:top w:w="0" w:type="dxa"/>
+              <w:left w:w="0" w:type="dxa"/>
+              <w:bottom w:w="0" w:type="dxa"/>
+              <w:right w:w="0" w:type="dxa"/>
+            </w:tcMar>
+            <w:vAlign w:val="center"/>
+          </w:tcPr>
+          <w:p>
+            <w:pPr>
+              <w:pBdr>
+                <w:top w:val="none" w:sz="0" w:space="0" w:color="000000"/>
+                <w:left w:val="none" w:sz="0" w:space="0" w:color="000000"/>
+                <w:bottom w:val="none" w:sz="0" w:space="0" w:color="000000"/>
+                <w:right w:val="none" w:sz="0" w:space="0" w:color="000000"/>
+              </w:pBdr>
+              <w:spacing w:before="100" w:after="100"/>
+              <w:ind w:left="100" w:right="100"/>
+              <w:rPr>
+                <w:rFonts w:ascii="Times New Roman" w:eastAsia="Times New Roman" w:hAnsi="Times New Roman" w:cs="Times New Roman"/>
+                <w:color w:val="000000"/>
+                <w:sz w:val="20"/>
+                <w:szCs w:val="20"/>
+              </w:rPr>
+            </w:pPr>
+          </w:p>
+        </w:tc>
+        <w:tc>
+          <w:tcPr>
+            <w:tcW w:w="4943" w:type="dxa"/>
+            <w:tcBorders>
+              <w:top w:val="none" w:sz="0" w:space="0" w:color="000000"/>
+              <w:left w:val="none" w:sz="0" w:space="0" w:color="000000"/>
+              <w:bottom w:val="dashed" w:sz="4" w:space="0" w:color="CCCCCC"/>
+              <w:right w:val="none" w:sz="0" w:space="0" w:color="000000"/>
+            </w:tcBorders>
+            <w:shd w:val="clear" w:color="auto" w:fill="FFFFFF"/>
+            <w:tcMar>
+              <w:top w:w="0" w:type="dxa"/>
+              <w:left w:w="0" w:type="dxa"/>
+              <w:bottom w:w="0" w:type="dxa"/>
+              <w:right w:w="0" w:type="dxa"/>
+            </w:tcMar>
+            <w:vAlign w:val="center"/>
+          </w:tcPr>
+          <w:p>
+            <w:pPr>
+              <w:pBdr>
+                <w:top w:val="none" w:sz="0" w:space="0" w:color="000000"/>
+                <w:left w:val="none" w:sz="0" w:space="0" w:color="000000"/>
+                <w:bottom w:val="none" w:sz="0" w:space="0" w:color="000000"/>
+                <w:right w:val="none" w:sz="0" w:space="0" w:color="000000"/>
+              </w:pBdr>
+              <w:spacing w:before="100" w:after="100"/>
+              <w:ind w:left="100" w:right="100"/>
+              <w:rPr>
+                <w:rFonts w:ascii="Times New Roman" w:eastAsia="Times New Roman" w:hAnsi="Times New Roman" w:cs="Times New Roman"/>
+                <w:color w:val="000000"/>
+                <w:sz w:val="20"/>
+                <w:szCs w:val="20"/>
+              </w:rPr>
+            </w:pPr>
+            <w:r>
+              <w:rPr>
+                <w:rFonts w:ascii="Times New Roman" w:eastAsia="Times New Roman" w:hAnsi="Times New Roman" w:cs="Times New Roman"/>
+                <w:color w:val="000000"/>
+                <w:sz w:val="20"/>
+                <w:szCs w:val="20"/>
+              </w:rPr>
+              <w:t>Precipitation (Continuous 1 SD increase) [Lag 0]</w:t>
             </w:r>
           </w:p>
         </w:tc>
@@ -2909,7 +2909,7 @@
             <w:tcBorders>
               <w:top w:val="none" w:sz="0" w:space="0" w:color="000000"/>
               <w:left w:val="none" w:sz="0" w:space="0" w:color="000000"/>
-              <w:bottom w:val="none" w:sz="0" w:space="0" w:color="000000"/>
+              <w:bottom w:val="dashed" w:sz="4" w:space="0" w:color="CCCCCC"/>
               <w:right w:val="none" w:sz="0" w:space="0" w:color="000000"/>
             </w:tcBorders>
             <w:shd w:val="clear" w:color="auto" w:fill="FFFFFF"/>
@@ -2956,7 +2956,7 @@
             <w:tcBorders>
               <w:top w:val="none" w:sz="0" w:space="0" w:color="000000"/>
               <w:left w:val="none" w:sz="0" w:space="0" w:color="000000"/>
-              <w:bottom w:val="none" w:sz="0" w:space="0" w:color="000000"/>
+              <w:bottom w:val="dashed" w:sz="4" w:space="0" w:color="CCCCCC"/>
               <w:right w:val="none" w:sz="0" w:space="0" w:color="000000"/>
             </w:tcBorders>
             <w:shd w:val="clear" w:color="auto" w:fill="FFFFFF"/>
@@ -3004,47 +3004,47 @@
         </w:trPr>
         <w:tc>
           <w:tcPr>
-            <w:tcW w:w="2555" w:type="dxa"/>
+            <w:tcW w:w="1846" w:type="dxa"/>
             <w:vMerge/>
             <w:tcBorders>
-              <w:top w:val="none" w:sz="0" w:space="0" w:color="000000"/>
-              <w:left w:val="none" w:sz="0" w:space="0" w:color="000000"/>
-              <w:bottom w:val="none" w:sz="0" w:space="0" w:color="000000"/>
-              <w:right w:val="none" w:sz="0" w:space="0" w:color="000000"/>
-            </w:tcBorders>
-            <w:shd w:val="clear" w:color="auto" w:fill="FFFFFF"/>
-            <w:tcMar>
-              <w:top w:w="0" w:type="dxa"/>
-              <w:left w:w="0" w:type="dxa"/>
-              <w:bottom w:w="0" w:type="dxa"/>
-              <w:right w:w="0" w:type="dxa"/>
-            </w:tcMar>
-            <w:vAlign w:val="center"/>
-          </w:tcPr>
-          <w:p>
-            <w:pPr>
-              <w:pBdr>
-                <w:top w:val="none" w:sz="0" w:space="0" w:color="000000"/>
-                <w:left w:val="none" w:sz="0" w:space="0" w:color="000000"/>
-                <w:bottom w:val="none" w:sz="0" w:space="0" w:color="000000"/>
-                <w:right w:val="none" w:sz="0" w:space="0" w:color="000000"/>
-              </w:pBdr>
-              <w:spacing w:before="100" w:after="100"/>
-              <w:ind w:left="100" w:right="100"/>
-              <w:rPr>
-                <w:rFonts w:ascii="Times New Roman" w:eastAsia="Times New Roman" w:hAnsi="Times New Roman" w:cs="Times New Roman"/>
-                <w:color w:val="000000"/>
-                <w:sz w:val="20"/>
-                <w:szCs w:val="20"/>
-              </w:rPr>
-            </w:pPr>
-          </w:p>
-        </w:tc>
-        <w:tc>
-          <w:tcPr>
-            <w:tcW w:w="4565" w:type="dxa"/>
-            <w:tcBorders>
-              <w:top w:val="none" w:sz="0" w:space="0" w:color="000000"/>
+              <w:top w:val="dashed" w:sz="4" w:space="0" w:color="CCCCCC"/>
+              <w:left w:val="none" w:sz="0" w:space="0" w:color="000000"/>
+              <w:bottom w:val="none" w:sz="0" w:space="0" w:color="000000"/>
+              <w:right w:val="none" w:sz="0" w:space="0" w:color="000000"/>
+            </w:tcBorders>
+            <w:shd w:val="clear" w:color="auto" w:fill="FFFFFF"/>
+            <w:tcMar>
+              <w:top w:w="0" w:type="dxa"/>
+              <w:left w:w="0" w:type="dxa"/>
+              <w:bottom w:w="0" w:type="dxa"/>
+              <w:right w:w="0" w:type="dxa"/>
+            </w:tcMar>
+            <w:vAlign w:val="center"/>
+          </w:tcPr>
+          <w:p>
+            <w:pPr>
+              <w:pBdr>
+                <w:top w:val="none" w:sz="0" w:space="0" w:color="000000"/>
+                <w:left w:val="none" w:sz="0" w:space="0" w:color="000000"/>
+                <w:bottom w:val="none" w:sz="0" w:space="0" w:color="000000"/>
+                <w:right w:val="none" w:sz="0" w:space="0" w:color="000000"/>
+              </w:pBdr>
+              <w:spacing w:before="100" w:after="100"/>
+              <w:ind w:left="100" w:right="100"/>
+              <w:rPr>
+                <w:rFonts w:ascii="Times New Roman" w:eastAsia="Times New Roman" w:hAnsi="Times New Roman" w:cs="Times New Roman"/>
+                <w:color w:val="000000"/>
+                <w:sz w:val="20"/>
+                <w:szCs w:val="20"/>
+              </w:rPr>
+            </w:pPr>
+          </w:p>
+        </w:tc>
+        <w:tc>
+          <w:tcPr>
+            <w:tcW w:w="4943" w:type="dxa"/>
+            <w:tcBorders>
+              <w:top w:val="dashed" w:sz="4" w:space="0" w:color="CCCCCC"/>
               <w:left w:val="none" w:sz="0" w:space="0" w:color="000000"/>
               <w:bottom w:val="none" w:sz="0" w:space="0" w:color="000000"/>
               <w:right w:val="none" w:sz="0" w:space="0" w:color="000000"/>
@@ -3090,7 +3090,7 @@
           <w:tcPr>
             <w:tcW w:w="3366" w:type="dxa"/>
             <w:tcBorders>
-              <w:top w:val="none" w:sz="0" w:space="0" w:color="000000"/>
+              <w:top w:val="dashed" w:sz="4" w:space="0" w:color="CCCCCC"/>
               <w:left w:val="none" w:sz="0" w:space="0" w:color="000000"/>
               <w:bottom w:val="none" w:sz="0" w:space="0" w:color="000000"/>
               <w:right w:val="none" w:sz="0" w:space="0" w:color="000000"/>
@@ -3139,7 +3139,7 @@
           <w:tcPr>
             <w:tcW w:w="1044" w:type="dxa"/>
             <w:tcBorders>
-              <w:top w:val="none" w:sz="0" w:space="0" w:color="000000"/>
+              <w:top w:val="dashed" w:sz="4" w:space="0" w:color="CCCCCC"/>
               <w:left w:val="none" w:sz="0" w:space="0" w:color="000000"/>
               <w:bottom w:val="none" w:sz="0" w:space="0" w:color="000000"/>
               <w:right w:val="none" w:sz="0" w:space="0" w:color="000000"/>
@@ -3191,7 +3191,7 @@
         </w:trPr>
         <w:tc>
           <w:tcPr>
-            <w:tcW w:w="2555" w:type="dxa"/>
+            <w:tcW w:w="1846" w:type="dxa"/>
             <w:vMerge/>
             <w:tcBorders>
               <w:top w:val="none" w:sz="0" w:space="0" w:color="000000"/>
@@ -3229,47 +3229,47 @@
         </w:tc>
         <w:tc>
           <w:tcPr>
-            <w:tcW w:w="4565" w:type="dxa"/>
-            <w:tcBorders>
-              <w:top w:val="none" w:sz="0" w:space="0" w:color="000000"/>
-              <w:left w:val="none" w:sz="0" w:space="0" w:color="000000"/>
-              <w:bottom w:val="none" w:sz="0" w:space="0" w:color="000000"/>
-              <w:right w:val="none" w:sz="0" w:space="0" w:color="000000"/>
-            </w:tcBorders>
-            <w:shd w:val="clear" w:color="auto" w:fill="FFFFFF"/>
-            <w:tcMar>
-              <w:top w:w="0" w:type="dxa"/>
-              <w:left w:w="0" w:type="dxa"/>
-              <w:bottom w:w="0" w:type="dxa"/>
-              <w:right w:w="0" w:type="dxa"/>
-            </w:tcMar>
-            <w:vAlign w:val="center"/>
-          </w:tcPr>
-          <w:p>
-            <w:pPr>
-              <w:pBdr>
-                <w:top w:val="none" w:sz="0" w:space="0" w:color="000000"/>
-                <w:left w:val="none" w:sz="0" w:space="0" w:color="000000"/>
-                <w:bottom w:val="none" w:sz="0" w:space="0" w:color="000000"/>
-                <w:right w:val="none" w:sz="0" w:space="0" w:color="000000"/>
-              </w:pBdr>
-              <w:spacing w:before="100" w:after="100"/>
-              <w:ind w:left="100" w:right="100"/>
-              <w:rPr>
-                <w:rFonts w:ascii="Times New Roman" w:eastAsia="Times New Roman" w:hAnsi="Times New Roman" w:cs="Times New Roman"/>
-                <w:color w:val="000000"/>
-                <w:sz w:val="20"/>
-                <w:szCs w:val="20"/>
-              </w:rPr>
-            </w:pPr>
-            <w:r>
-              <w:rPr>
-                <w:rFonts w:ascii="Times New Roman" w:eastAsia="Times New Roman" w:hAnsi="Times New Roman" w:cs="Times New Roman"/>
-                <w:color w:val="000000"/>
-                <w:sz w:val="20"/>
-                <w:szCs w:val="20"/>
-              </w:rPr>
-              <w:t>Sea Surface Salinity (Local 1 SD Anomaly) [Lag 1]</w:t>
+            <w:tcW w:w="4943" w:type="dxa"/>
+            <w:tcBorders>
+              <w:top w:val="none" w:sz="0" w:space="0" w:color="000000"/>
+              <w:left w:val="none" w:sz="0" w:space="0" w:color="000000"/>
+              <w:bottom w:val="none" w:sz="0" w:space="0" w:color="000000"/>
+              <w:right w:val="none" w:sz="0" w:space="0" w:color="000000"/>
+            </w:tcBorders>
+            <w:shd w:val="clear" w:color="auto" w:fill="FFFFFF"/>
+            <w:tcMar>
+              <w:top w:w="0" w:type="dxa"/>
+              <w:left w:w="0" w:type="dxa"/>
+              <w:bottom w:w="0" w:type="dxa"/>
+              <w:right w:w="0" w:type="dxa"/>
+            </w:tcMar>
+            <w:vAlign w:val="center"/>
+          </w:tcPr>
+          <w:p>
+            <w:pPr>
+              <w:pBdr>
+                <w:top w:val="none" w:sz="0" w:space="0" w:color="000000"/>
+                <w:left w:val="none" w:sz="0" w:space="0" w:color="000000"/>
+                <w:bottom w:val="none" w:sz="0" w:space="0" w:color="000000"/>
+                <w:right w:val="none" w:sz="0" w:space="0" w:color="000000"/>
+              </w:pBdr>
+              <w:spacing w:before="100" w:after="100"/>
+              <w:ind w:left="100" w:right="100"/>
+              <w:rPr>
+                <w:rFonts w:ascii="Times New Roman" w:eastAsia="Times New Roman" w:hAnsi="Times New Roman" w:cs="Times New Roman"/>
+                <w:color w:val="000000"/>
+                <w:sz w:val="20"/>
+                <w:szCs w:val="20"/>
+              </w:rPr>
+            </w:pPr>
+            <w:r>
+              <w:rPr>
+                <w:rFonts w:ascii="Times New Roman" w:eastAsia="Times New Roman" w:hAnsi="Times New Roman" w:cs="Times New Roman"/>
+                <w:color w:val="000000"/>
+                <w:sz w:val="20"/>
+                <w:szCs w:val="20"/>
+              </w:rPr>
+              <w:t>Sea Surface Salinity (Continuous 1 SD increase) [Lag 1]</w:t>
             </w:r>
           </w:p>
         </w:tc>
@@ -3378,85 +3378,85 @@
         </w:trPr>
         <w:tc>
           <w:tcPr>
-            <w:tcW w:w="2555" w:type="dxa"/>
+            <w:tcW w:w="1846" w:type="dxa"/>
             <w:vMerge/>
             <w:tcBorders>
               <w:top w:val="none" w:sz="0" w:space="0" w:color="000000"/>
               <w:left w:val="none" w:sz="0" w:space="0" w:color="000000"/>
-              <w:bottom w:val="none" w:sz="0" w:space="0" w:color="000000"/>
-              <w:right w:val="none" w:sz="0" w:space="0" w:color="000000"/>
-            </w:tcBorders>
-            <w:shd w:val="clear" w:color="auto" w:fill="FFFFFF"/>
-            <w:tcMar>
-              <w:top w:w="0" w:type="dxa"/>
-              <w:left w:w="0" w:type="dxa"/>
-              <w:bottom w:w="0" w:type="dxa"/>
-              <w:right w:w="0" w:type="dxa"/>
-            </w:tcMar>
-            <w:vAlign w:val="center"/>
-          </w:tcPr>
-          <w:p>
-            <w:pPr>
-              <w:pBdr>
-                <w:top w:val="none" w:sz="0" w:space="0" w:color="000000"/>
-                <w:left w:val="none" w:sz="0" w:space="0" w:color="000000"/>
-                <w:bottom w:val="none" w:sz="0" w:space="0" w:color="000000"/>
-                <w:right w:val="none" w:sz="0" w:space="0" w:color="000000"/>
-              </w:pBdr>
-              <w:spacing w:before="100" w:after="100"/>
-              <w:ind w:left="100" w:right="100"/>
-              <w:rPr>
-                <w:rFonts w:ascii="Times New Roman" w:eastAsia="Times New Roman" w:hAnsi="Times New Roman" w:cs="Times New Roman"/>
-                <w:color w:val="000000"/>
-                <w:sz w:val="20"/>
-                <w:szCs w:val="20"/>
-              </w:rPr>
-            </w:pPr>
-          </w:p>
-        </w:tc>
-        <w:tc>
-          <w:tcPr>
-            <w:tcW w:w="4565" w:type="dxa"/>
-            <w:tcBorders>
-              <w:top w:val="none" w:sz="0" w:space="0" w:color="000000"/>
-              <w:left w:val="none" w:sz="0" w:space="0" w:color="000000"/>
-              <w:bottom w:val="none" w:sz="0" w:space="0" w:color="000000"/>
-              <w:right w:val="none" w:sz="0" w:space="0" w:color="000000"/>
-            </w:tcBorders>
-            <w:shd w:val="clear" w:color="auto" w:fill="FFFFFF"/>
-            <w:tcMar>
-              <w:top w:w="0" w:type="dxa"/>
-              <w:left w:w="0" w:type="dxa"/>
-              <w:bottom w:w="0" w:type="dxa"/>
-              <w:right w:w="0" w:type="dxa"/>
-            </w:tcMar>
-            <w:vAlign w:val="center"/>
-          </w:tcPr>
-          <w:p>
-            <w:pPr>
-              <w:pBdr>
-                <w:top w:val="none" w:sz="0" w:space="0" w:color="000000"/>
-                <w:left w:val="none" w:sz="0" w:space="0" w:color="000000"/>
-                <w:bottom w:val="none" w:sz="0" w:space="0" w:color="000000"/>
-                <w:right w:val="none" w:sz="0" w:space="0" w:color="000000"/>
-              </w:pBdr>
-              <w:spacing w:before="100" w:after="100"/>
-              <w:ind w:left="100" w:right="100"/>
-              <w:rPr>
-                <w:rFonts w:ascii="Times New Roman" w:eastAsia="Times New Roman" w:hAnsi="Times New Roman" w:cs="Times New Roman"/>
-                <w:color w:val="000000"/>
-                <w:sz w:val="20"/>
-                <w:szCs w:val="20"/>
-              </w:rPr>
-            </w:pPr>
-            <w:r>
-              <w:rPr>
-                <w:rFonts w:ascii="Times New Roman" w:eastAsia="Times New Roman" w:hAnsi="Times New Roman" w:cs="Times New Roman"/>
-                <w:color w:val="000000"/>
-                <w:sz w:val="20"/>
-                <w:szCs w:val="20"/>
-              </w:rPr>
-              <w:t>Precipitation (Local 1 SD Anomaly) [Lag 1]</w:t>
+              <w:bottom w:val="dashed" w:sz="4" w:space="0" w:color="CCCCCC"/>
+              <w:right w:val="none" w:sz="0" w:space="0" w:color="000000"/>
+            </w:tcBorders>
+            <w:shd w:val="clear" w:color="auto" w:fill="FFFFFF"/>
+            <w:tcMar>
+              <w:top w:w="0" w:type="dxa"/>
+              <w:left w:w="0" w:type="dxa"/>
+              <w:bottom w:w="0" w:type="dxa"/>
+              <w:right w:w="0" w:type="dxa"/>
+            </w:tcMar>
+            <w:vAlign w:val="center"/>
+          </w:tcPr>
+          <w:p>
+            <w:pPr>
+              <w:pBdr>
+                <w:top w:val="none" w:sz="0" w:space="0" w:color="000000"/>
+                <w:left w:val="none" w:sz="0" w:space="0" w:color="000000"/>
+                <w:bottom w:val="none" w:sz="0" w:space="0" w:color="000000"/>
+                <w:right w:val="none" w:sz="0" w:space="0" w:color="000000"/>
+              </w:pBdr>
+              <w:spacing w:before="100" w:after="100"/>
+              <w:ind w:left="100" w:right="100"/>
+              <w:rPr>
+                <w:rFonts w:ascii="Times New Roman" w:eastAsia="Times New Roman" w:hAnsi="Times New Roman" w:cs="Times New Roman"/>
+                <w:color w:val="000000"/>
+                <w:sz w:val="20"/>
+                <w:szCs w:val="20"/>
+              </w:rPr>
+            </w:pPr>
+          </w:p>
+        </w:tc>
+        <w:tc>
+          <w:tcPr>
+            <w:tcW w:w="4943" w:type="dxa"/>
+            <w:tcBorders>
+              <w:top w:val="none" w:sz="0" w:space="0" w:color="000000"/>
+              <w:left w:val="none" w:sz="0" w:space="0" w:color="000000"/>
+              <w:bottom w:val="dashed" w:sz="4" w:space="0" w:color="CCCCCC"/>
+              <w:right w:val="none" w:sz="0" w:space="0" w:color="000000"/>
+            </w:tcBorders>
+            <w:shd w:val="clear" w:color="auto" w:fill="FFFFFF"/>
+            <w:tcMar>
+              <w:top w:w="0" w:type="dxa"/>
+              <w:left w:w="0" w:type="dxa"/>
+              <w:bottom w:w="0" w:type="dxa"/>
+              <w:right w:w="0" w:type="dxa"/>
+            </w:tcMar>
+            <w:vAlign w:val="center"/>
+          </w:tcPr>
+          <w:p>
+            <w:pPr>
+              <w:pBdr>
+                <w:top w:val="none" w:sz="0" w:space="0" w:color="000000"/>
+                <w:left w:val="none" w:sz="0" w:space="0" w:color="000000"/>
+                <w:bottom w:val="none" w:sz="0" w:space="0" w:color="000000"/>
+                <w:right w:val="none" w:sz="0" w:space="0" w:color="000000"/>
+              </w:pBdr>
+              <w:spacing w:before="100" w:after="100"/>
+              <w:ind w:left="100" w:right="100"/>
+              <w:rPr>
+                <w:rFonts w:ascii="Times New Roman" w:eastAsia="Times New Roman" w:hAnsi="Times New Roman" w:cs="Times New Roman"/>
+                <w:color w:val="000000"/>
+                <w:sz w:val="20"/>
+                <w:szCs w:val="20"/>
+              </w:rPr>
+            </w:pPr>
+            <w:r>
+              <w:rPr>
+                <w:rFonts w:ascii="Times New Roman" w:eastAsia="Times New Roman" w:hAnsi="Times New Roman" w:cs="Times New Roman"/>
+                <w:color w:val="000000"/>
+                <w:sz w:val="20"/>
+                <w:szCs w:val="20"/>
+              </w:rPr>
+              <w:t>Precipitation (Continuous 1 SD increase) [Lag 1]</w:t>
             </w:r>
           </w:p>
         </w:tc>
@@ -3466,7 +3466,7 @@
             <w:tcBorders>
               <w:top w:val="none" w:sz="0" w:space="0" w:color="000000"/>
               <w:left w:val="none" w:sz="0" w:space="0" w:color="000000"/>
-              <w:bottom w:val="none" w:sz="0" w:space="0" w:color="000000"/>
+              <w:bottom w:val="dashed" w:sz="4" w:space="0" w:color="CCCCCC"/>
               <w:right w:val="none" w:sz="0" w:space="0" w:color="000000"/>
             </w:tcBorders>
             <w:shd w:val="clear" w:color="auto" w:fill="FFFFFF"/>
@@ -3513,7 +3513,7 @@
             <w:tcBorders>
               <w:top w:val="none" w:sz="0" w:space="0" w:color="000000"/>
               <w:left w:val="none" w:sz="0" w:space="0" w:color="000000"/>
-              <w:bottom w:val="none" w:sz="0" w:space="0" w:color="000000"/>
+              <w:bottom w:val="dashed" w:sz="4" w:space="0" w:color="CCCCCC"/>
               <w:right w:val="none" w:sz="0" w:space="0" w:color="000000"/>
             </w:tcBorders>
             <w:shd w:val="clear" w:color="auto" w:fill="FFFFFF"/>
@@ -3561,47 +3561,47 @@
         </w:trPr>
         <w:tc>
           <w:tcPr>
-            <w:tcW w:w="2555" w:type="dxa"/>
+            <w:tcW w:w="1846" w:type="dxa"/>
             <w:vMerge/>
             <w:tcBorders>
-              <w:top w:val="none" w:sz="0" w:space="0" w:color="000000"/>
-              <w:left w:val="none" w:sz="0" w:space="0" w:color="000000"/>
-              <w:bottom w:val="none" w:sz="0" w:space="0" w:color="000000"/>
-              <w:right w:val="none" w:sz="0" w:space="0" w:color="000000"/>
-            </w:tcBorders>
-            <w:shd w:val="clear" w:color="auto" w:fill="FFFFFF"/>
-            <w:tcMar>
-              <w:top w:w="0" w:type="dxa"/>
-              <w:left w:w="0" w:type="dxa"/>
-              <w:bottom w:w="0" w:type="dxa"/>
-              <w:right w:w="0" w:type="dxa"/>
-            </w:tcMar>
-            <w:vAlign w:val="center"/>
-          </w:tcPr>
-          <w:p>
-            <w:pPr>
-              <w:pBdr>
-                <w:top w:val="none" w:sz="0" w:space="0" w:color="000000"/>
-                <w:left w:val="none" w:sz="0" w:space="0" w:color="000000"/>
-                <w:bottom w:val="none" w:sz="0" w:space="0" w:color="000000"/>
-                <w:right w:val="none" w:sz="0" w:space="0" w:color="000000"/>
-              </w:pBdr>
-              <w:spacing w:before="100" w:after="100"/>
-              <w:ind w:left="100" w:right="100"/>
-              <w:rPr>
-                <w:rFonts w:ascii="Times New Roman" w:eastAsia="Times New Roman" w:hAnsi="Times New Roman" w:cs="Times New Roman"/>
-                <w:color w:val="000000"/>
-                <w:sz w:val="20"/>
-                <w:szCs w:val="20"/>
-              </w:rPr>
-            </w:pPr>
-          </w:p>
-        </w:tc>
-        <w:tc>
-          <w:tcPr>
-            <w:tcW w:w="4565" w:type="dxa"/>
-            <w:tcBorders>
-              <w:top w:val="none" w:sz="0" w:space="0" w:color="000000"/>
+              <w:top w:val="dashed" w:sz="4" w:space="0" w:color="CCCCCC"/>
+              <w:left w:val="none" w:sz="0" w:space="0" w:color="000000"/>
+              <w:bottom w:val="none" w:sz="0" w:space="0" w:color="000000"/>
+              <w:right w:val="none" w:sz="0" w:space="0" w:color="000000"/>
+            </w:tcBorders>
+            <w:shd w:val="clear" w:color="auto" w:fill="FFFFFF"/>
+            <w:tcMar>
+              <w:top w:w="0" w:type="dxa"/>
+              <w:left w:w="0" w:type="dxa"/>
+              <w:bottom w:w="0" w:type="dxa"/>
+              <w:right w:w="0" w:type="dxa"/>
+            </w:tcMar>
+            <w:vAlign w:val="center"/>
+          </w:tcPr>
+          <w:p>
+            <w:pPr>
+              <w:pBdr>
+                <w:top w:val="none" w:sz="0" w:space="0" w:color="000000"/>
+                <w:left w:val="none" w:sz="0" w:space="0" w:color="000000"/>
+                <w:bottom w:val="none" w:sz="0" w:space="0" w:color="000000"/>
+                <w:right w:val="none" w:sz="0" w:space="0" w:color="000000"/>
+              </w:pBdr>
+              <w:spacing w:before="100" w:after="100"/>
+              <w:ind w:left="100" w:right="100"/>
+              <w:rPr>
+                <w:rFonts w:ascii="Times New Roman" w:eastAsia="Times New Roman" w:hAnsi="Times New Roman" w:cs="Times New Roman"/>
+                <w:color w:val="000000"/>
+                <w:sz w:val="20"/>
+                <w:szCs w:val="20"/>
+              </w:rPr>
+            </w:pPr>
+          </w:p>
+        </w:tc>
+        <w:tc>
+          <w:tcPr>
+            <w:tcW w:w="4943" w:type="dxa"/>
+            <w:tcBorders>
+              <w:top w:val="dashed" w:sz="4" w:space="0" w:color="CCCCCC"/>
               <w:left w:val="none" w:sz="0" w:space="0" w:color="000000"/>
               <w:bottom w:val="none" w:sz="0" w:space="0" w:color="000000"/>
               <w:right w:val="none" w:sz="0" w:space="0" w:color="000000"/>
@@ -3647,7 +3647,7 @@
           <w:tcPr>
             <w:tcW w:w="3366" w:type="dxa"/>
             <w:tcBorders>
-              <w:top w:val="none" w:sz="0" w:space="0" w:color="000000"/>
+              <w:top w:val="dashed" w:sz="4" w:space="0" w:color="CCCCCC"/>
               <w:left w:val="none" w:sz="0" w:space="0" w:color="000000"/>
               <w:bottom w:val="none" w:sz="0" w:space="0" w:color="000000"/>
               <w:right w:val="none" w:sz="0" w:space="0" w:color="000000"/>
@@ -3696,7 +3696,7 @@
           <w:tcPr>
             <w:tcW w:w="1044" w:type="dxa"/>
             <w:tcBorders>
-              <w:top w:val="none" w:sz="0" w:space="0" w:color="000000"/>
+              <w:top w:val="dashed" w:sz="4" w:space="0" w:color="CCCCCC"/>
               <w:left w:val="none" w:sz="0" w:space="0" w:color="000000"/>
               <w:bottom w:val="none" w:sz="0" w:space="0" w:color="000000"/>
               <w:right w:val="none" w:sz="0" w:space="0" w:color="000000"/>
@@ -3748,7 +3748,7 @@
         </w:trPr>
         <w:tc>
           <w:tcPr>
-            <w:tcW w:w="2555" w:type="dxa"/>
+            <w:tcW w:w="1846" w:type="dxa"/>
             <w:vMerge/>
             <w:tcBorders>
               <w:top w:val="none" w:sz="0" w:space="0" w:color="000000"/>
@@ -3786,47 +3786,47 @@
         </w:tc>
         <w:tc>
           <w:tcPr>
-            <w:tcW w:w="4565" w:type="dxa"/>
-            <w:tcBorders>
-              <w:top w:val="none" w:sz="0" w:space="0" w:color="000000"/>
-              <w:left w:val="none" w:sz="0" w:space="0" w:color="000000"/>
-              <w:bottom w:val="none" w:sz="0" w:space="0" w:color="000000"/>
-              <w:right w:val="none" w:sz="0" w:space="0" w:color="000000"/>
-            </w:tcBorders>
-            <w:shd w:val="clear" w:color="auto" w:fill="FFFFFF"/>
-            <w:tcMar>
-              <w:top w:w="0" w:type="dxa"/>
-              <w:left w:w="0" w:type="dxa"/>
-              <w:bottom w:w="0" w:type="dxa"/>
-              <w:right w:w="0" w:type="dxa"/>
-            </w:tcMar>
-            <w:vAlign w:val="center"/>
-          </w:tcPr>
-          <w:p>
-            <w:pPr>
-              <w:pBdr>
-                <w:top w:val="none" w:sz="0" w:space="0" w:color="000000"/>
-                <w:left w:val="none" w:sz="0" w:space="0" w:color="000000"/>
-                <w:bottom w:val="none" w:sz="0" w:space="0" w:color="000000"/>
-                <w:right w:val="none" w:sz="0" w:space="0" w:color="000000"/>
-              </w:pBdr>
-              <w:spacing w:before="100" w:after="100"/>
-              <w:ind w:left="100" w:right="100"/>
-              <w:rPr>
-                <w:rFonts w:ascii="Times New Roman" w:eastAsia="Times New Roman" w:hAnsi="Times New Roman" w:cs="Times New Roman"/>
-                <w:color w:val="000000"/>
-                <w:sz w:val="20"/>
-                <w:szCs w:val="20"/>
-              </w:rPr>
-            </w:pPr>
-            <w:r>
-              <w:rPr>
-                <w:rFonts w:ascii="Times New Roman" w:eastAsia="Times New Roman" w:hAnsi="Times New Roman" w:cs="Times New Roman"/>
-                <w:color w:val="000000"/>
-                <w:sz w:val="20"/>
-                <w:szCs w:val="20"/>
-              </w:rPr>
-              <w:t>Sea Surface Salinity (Local 1 SD Anomaly) [Lag 2]</w:t>
+            <w:tcW w:w="4943" w:type="dxa"/>
+            <w:tcBorders>
+              <w:top w:val="none" w:sz="0" w:space="0" w:color="000000"/>
+              <w:left w:val="none" w:sz="0" w:space="0" w:color="000000"/>
+              <w:bottom w:val="none" w:sz="0" w:space="0" w:color="000000"/>
+              <w:right w:val="none" w:sz="0" w:space="0" w:color="000000"/>
+            </w:tcBorders>
+            <w:shd w:val="clear" w:color="auto" w:fill="FFFFFF"/>
+            <w:tcMar>
+              <w:top w:w="0" w:type="dxa"/>
+              <w:left w:w="0" w:type="dxa"/>
+              <w:bottom w:w="0" w:type="dxa"/>
+              <w:right w:w="0" w:type="dxa"/>
+            </w:tcMar>
+            <w:vAlign w:val="center"/>
+          </w:tcPr>
+          <w:p>
+            <w:pPr>
+              <w:pBdr>
+                <w:top w:val="none" w:sz="0" w:space="0" w:color="000000"/>
+                <w:left w:val="none" w:sz="0" w:space="0" w:color="000000"/>
+                <w:bottom w:val="none" w:sz="0" w:space="0" w:color="000000"/>
+                <w:right w:val="none" w:sz="0" w:space="0" w:color="000000"/>
+              </w:pBdr>
+              <w:spacing w:before="100" w:after="100"/>
+              <w:ind w:left="100" w:right="100"/>
+              <w:rPr>
+                <w:rFonts w:ascii="Times New Roman" w:eastAsia="Times New Roman" w:hAnsi="Times New Roman" w:cs="Times New Roman"/>
+                <w:color w:val="000000"/>
+                <w:sz w:val="20"/>
+                <w:szCs w:val="20"/>
+              </w:rPr>
+            </w:pPr>
+            <w:r>
+              <w:rPr>
+                <w:rFonts w:ascii="Times New Roman" w:eastAsia="Times New Roman" w:hAnsi="Times New Roman" w:cs="Times New Roman"/>
+                <w:color w:val="000000"/>
+                <w:sz w:val="20"/>
+                <w:szCs w:val="20"/>
+              </w:rPr>
+              <w:t>Sea Surface Salinity (Continuous 1 SD increase) [Lag 2]</w:t>
             </w:r>
           </w:p>
         </w:tc>
@@ -3935,85 +3935,85 @@
         </w:trPr>
         <w:tc>
           <w:tcPr>
-            <w:tcW w:w="2555" w:type="dxa"/>
+            <w:tcW w:w="1846" w:type="dxa"/>
             <w:vMerge/>
             <w:tcBorders>
               <w:top w:val="none" w:sz="0" w:space="0" w:color="000000"/>
               <w:left w:val="none" w:sz="0" w:space="0" w:color="000000"/>
-              <w:bottom w:val="none" w:sz="0" w:space="0" w:color="000000"/>
-              <w:right w:val="none" w:sz="0" w:space="0" w:color="000000"/>
-            </w:tcBorders>
-            <w:shd w:val="clear" w:color="auto" w:fill="FFFFFF"/>
-            <w:tcMar>
-              <w:top w:w="0" w:type="dxa"/>
-              <w:left w:w="0" w:type="dxa"/>
-              <w:bottom w:w="0" w:type="dxa"/>
-              <w:right w:w="0" w:type="dxa"/>
-            </w:tcMar>
-            <w:vAlign w:val="center"/>
-          </w:tcPr>
-          <w:p>
-            <w:pPr>
-              <w:pBdr>
-                <w:top w:val="none" w:sz="0" w:space="0" w:color="000000"/>
-                <w:left w:val="none" w:sz="0" w:space="0" w:color="000000"/>
-                <w:bottom w:val="none" w:sz="0" w:space="0" w:color="000000"/>
-                <w:right w:val="none" w:sz="0" w:space="0" w:color="000000"/>
-              </w:pBdr>
-              <w:spacing w:before="100" w:after="100"/>
-              <w:ind w:left="100" w:right="100"/>
-              <w:rPr>
-                <w:rFonts w:ascii="Times New Roman" w:eastAsia="Times New Roman" w:hAnsi="Times New Roman" w:cs="Times New Roman"/>
-                <w:color w:val="000000"/>
-                <w:sz w:val="20"/>
-                <w:szCs w:val="20"/>
-              </w:rPr>
-            </w:pPr>
-          </w:p>
-        </w:tc>
-        <w:tc>
-          <w:tcPr>
-            <w:tcW w:w="4565" w:type="dxa"/>
-            <w:tcBorders>
-              <w:top w:val="none" w:sz="0" w:space="0" w:color="000000"/>
-              <w:left w:val="none" w:sz="0" w:space="0" w:color="000000"/>
-              <w:bottom w:val="none" w:sz="0" w:space="0" w:color="000000"/>
-              <w:right w:val="none" w:sz="0" w:space="0" w:color="000000"/>
-            </w:tcBorders>
-            <w:shd w:val="clear" w:color="auto" w:fill="FFFFFF"/>
-            <w:tcMar>
-              <w:top w:w="0" w:type="dxa"/>
-              <w:left w:w="0" w:type="dxa"/>
-              <w:bottom w:w="0" w:type="dxa"/>
-              <w:right w:w="0" w:type="dxa"/>
-            </w:tcMar>
-            <w:vAlign w:val="center"/>
-          </w:tcPr>
-          <w:p>
-            <w:pPr>
-              <w:pBdr>
-                <w:top w:val="none" w:sz="0" w:space="0" w:color="000000"/>
-                <w:left w:val="none" w:sz="0" w:space="0" w:color="000000"/>
-                <w:bottom w:val="none" w:sz="0" w:space="0" w:color="000000"/>
-                <w:right w:val="none" w:sz="0" w:space="0" w:color="000000"/>
-              </w:pBdr>
-              <w:spacing w:before="100" w:after="100"/>
-              <w:ind w:left="100" w:right="100"/>
-              <w:rPr>
-                <w:rFonts w:ascii="Times New Roman" w:eastAsia="Times New Roman" w:hAnsi="Times New Roman" w:cs="Times New Roman"/>
-                <w:color w:val="000000"/>
-                <w:sz w:val="20"/>
-                <w:szCs w:val="20"/>
-              </w:rPr>
-            </w:pPr>
-            <w:r>
-              <w:rPr>
-                <w:rFonts w:ascii="Times New Roman" w:eastAsia="Times New Roman" w:hAnsi="Times New Roman" w:cs="Times New Roman"/>
-                <w:color w:val="000000"/>
-                <w:sz w:val="20"/>
-                <w:szCs w:val="20"/>
-              </w:rPr>
-              <w:t>Precipitation (Local 1 SD Anomaly) [Lag 2]</w:t>
+              <w:bottom w:val="dashed" w:sz="4" w:space="0" w:color="CCCCCC"/>
+              <w:right w:val="none" w:sz="0" w:space="0" w:color="000000"/>
+            </w:tcBorders>
+            <w:shd w:val="clear" w:color="auto" w:fill="FFFFFF"/>
+            <w:tcMar>
+              <w:top w:w="0" w:type="dxa"/>
+              <w:left w:w="0" w:type="dxa"/>
+              <w:bottom w:w="0" w:type="dxa"/>
+              <w:right w:w="0" w:type="dxa"/>
+            </w:tcMar>
+            <w:vAlign w:val="center"/>
+          </w:tcPr>
+          <w:p>
+            <w:pPr>
+              <w:pBdr>
+                <w:top w:val="none" w:sz="0" w:space="0" w:color="000000"/>
+                <w:left w:val="none" w:sz="0" w:space="0" w:color="000000"/>
+                <w:bottom w:val="none" w:sz="0" w:space="0" w:color="000000"/>
+                <w:right w:val="none" w:sz="0" w:space="0" w:color="000000"/>
+              </w:pBdr>
+              <w:spacing w:before="100" w:after="100"/>
+              <w:ind w:left="100" w:right="100"/>
+              <w:rPr>
+                <w:rFonts w:ascii="Times New Roman" w:eastAsia="Times New Roman" w:hAnsi="Times New Roman" w:cs="Times New Roman"/>
+                <w:color w:val="000000"/>
+                <w:sz w:val="20"/>
+                <w:szCs w:val="20"/>
+              </w:rPr>
+            </w:pPr>
+          </w:p>
+        </w:tc>
+        <w:tc>
+          <w:tcPr>
+            <w:tcW w:w="4943" w:type="dxa"/>
+            <w:tcBorders>
+              <w:top w:val="none" w:sz="0" w:space="0" w:color="000000"/>
+              <w:left w:val="none" w:sz="0" w:space="0" w:color="000000"/>
+              <w:bottom w:val="dashed" w:sz="4" w:space="0" w:color="CCCCCC"/>
+              <w:right w:val="none" w:sz="0" w:space="0" w:color="000000"/>
+            </w:tcBorders>
+            <w:shd w:val="clear" w:color="auto" w:fill="FFFFFF"/>
+            <w:tcMar>
+              <w:top w:w="0" w:type="dxa"/>
+              <w:left w:w="0" w:type="dxa"/>
+              <w:bottom w:w="0" w:type="dxa"/>
+              <w:right w:w="0" w:type="dxa"/>
+            </w:tcMar>
+            <w:vAlign w:val="center"/>
+          </w:tcPr>
+          <w:p>
+            <w:pPr>
+              <w:pBdr>
+                <w:top w:val="none" w:sz="0" w:space="0" w:color="000000"/>
+                <w:left w:val="none" w:sz="0" w:space="0" w:color="000000"/>
+                <w:bottom w:val="none" w:sz="0" w:space="0" w:color="000000"/>
+                <w:right w:val="none" w:sz="0" w:space="0" w:color="000000"/>
+              </w:pBdr>
+              <w:spacing w:before="100" w:after="100"/>
+              <w:ind w:left="100" w:right="100"/>
+              <w:rPr>
+                <w:rFonts w:ascii="Times New Roman" w:eastAsia="Times New Roman" w:hAnsi="Times New Roman" w:cs="Times New Roman"/>
+                <w:color w:val="000000"/>
+                <w:sz w:val="20"/>
+                <w:szCs w:val="20"/>
+              </w:rPr>
+            </w:pPr>
+            <w:r>
+              <w:rPr>
+                <w:rFonts w:ascii="Times New Roman" w:eastAsia="Times New Roman" w:hAnsi="Times New Roman" w:cs="Times New Roman"/>
+                <w:color w:val="000000"/>
+                <w:sz w:val="20"/>
+                <w:szCs w:val="20"/>
+              </w:rPr>
+              <w:t>Precipitation (Continuous 1 SD increase) [Lag 2]</w:t>
             </w:r>
           </w:p>
         </w:tc>
@@ -4023,7 +4023,7 @@
             <w:tcBorders>
               <w:top w:val="none" w:sz="0" w:space="0" w:color="000000"/>
               <w:left w:val="none" w:sz="0" w:space="0" w:color="000000"/>
-              <w:bottom w:val="none" w:sz="0" w:space="0" w:color="000000"/>
+              <w:bottom w:val="dashed" w:sz="4" w:space="0" w:color="CCCCCC"/>
               <w:right w:val="none" w:sz="0" w:space="0" w:color="000000"/>
             </w:tcBorders>
             <w:shd w:val="clear" w:color="auto" w:fill="FFFFFF"/>
@@ -4070,7 +4070,7 @@
             <w:tcBorders>
               <w:top w:val="none" w:sz="0" w:space="0" w:color="000000"/>
               <w:left w:val="none" w:sz="0" w:space="0" w:color="000000"/>
-              <w:bottom w:val="none" w:sz="0" w:space="0" w:color="000000"/>
+              <w:bottom w:val="dashed" w:sz="4" w:space="0" w:color="CCCCCC"/>
               <w:right w:val="none" w:sz="0" w:space="0" w:color="000000"/>
             </w:tcBorders>
             <w:shd w:val="clear" w:color="auto" w:fill="FFFFFF"/>
@@ -4118,47 +4118,47 @@
         </w:trPr>
         <w:tc>
           <w:tcPr>
-            <w:tcW w:w="2555" w:type="dxa"/>
+            <w:tcW w:w="1846" w:type="dxa"/>
             <w:vMerge/>
             <w:tcBorders>
-              <w:top w:val="none" w:sz="0" w:space="0" w:color="000000"/>
-              <w:left w:val="none" w:sz="0" w:space="0" w:color="000000"/>
-              <w:bottom w:val="none" w:sz="0" w:space="0" w:color="000000"/>
-              <w:right w:val="none" w:sz="0" w:space="0" w:color="000000"/>
-            </w:tcBorders>
-            <w:shd w:val="clear" w:color="auto" w:fill="FFFFFF"/>
-            <w:tcMar>
-              <w:top w:w="0" w:type="dxa"/>
-              <w:left w:w="0" w:type="dxa"/>
-              <w:bottom w:w="0" w:type="dxa"/>
-              <w:right w:w="0" w:type="dxa"/>
-            </w:tcMar>
-            <w:vAlign w:val="center"/>
-          </w:tcPr>
-          <w:p>
-            <w:pPr>
-              <w:pBdr>
-                <w:top w:val="none" w:sz="0" w:space="0" w:color="000000"/>
-                <w:left w:val="none" w:sz="0" w:space="0" w:color="000000"/>
-                <w:bottom w:val="none" w:sz="0" w:space="0" w:color="000000"/>
-                <w:right w:val="none" w:sz="0" w:space="0" w:color="000000"/>
-              </w:pBdr>
-              <w:spacing w:before="100" w:after="100"/>
-              <w:ind w:left="100" w:right="100"/>
-              <w:rPr>
-                <w:rFonts w:ascii="Times New Roman" w:eastAsia="Times New Roman" w:hAnsi="Times New Roman" w:cs="Times New Roman"/>
-                <w:color w:val="000000"/>
-                <w:sz w:val="20"/>
-                <w:szCs w:val="20"/>
-              </w:rPr>
-            </w:pPr>
-          </w:p>
-        </w:tc>
-        <w:tc>
-          <w:tcPr>
-            <w:tcW w:w="4565" w:type="dxa"/>
-            <w:tcBorders>
-              <w:top w:val="none" w:sz="0" w:space="0" w:color="000000"/>
+              <w:top w:val="dashed" w:sz="4" w:space="0" w:color="CCCCCC"/>
+              <w:left w:val="none" w:sz="0" w:space="0" w:color="000000"/>
+              <w:bottom w:val="none" w:sz="0" w:space="0" w:color="000000"/>
+              <w:right w:val="none" w:sz="0" w:space="0" w:color="000000"/>
+            </w:tcBorders>
+            <w:shd w:val="clear" w:color="auto" w:fill="FFFFFF"/>
+            <w:tcMar>
+              <w:top w:w="0" w:type="dxa"/>
+              <w:left w:w="0" w:type="dxa"/>
+              <w:bottom w:w="0" w:type="dxa"/>
+              <w:right w:w="0" w:type="dxa"/>
+            </w:tcMar>
+            <w:vAlign w:val="center"/>
+          </w:tcPr>
+          <w:p>
+            <w:pPr>
+              <w:pBdr>
+                <w:top w:val="none" w:sz="0" w:space="0" w:color="000000"/>
+                <w:left w:val="none" w:sz="0" w:space="0" w:color="000000"/>
+                <w:bottom w:val="none" w:sz="0" w:space="0" w:color="000000"/>
+                <w:right w:val="none" w:sz="0" w:space="0" w:color="000000"/>
+              </w:pBdr>
+              <w:spacing w:before="100" w:after="100"/>
+              <w:ind w:left="100" w:right="100"/>
+              <w:rPr>
+                <w:rFonts w:ascii="Times New Roman" w:eastAsia="Times New Roman" w:hAnsi="Times New Roman" w:cs="Times New Roman"/>
+                <w:color w:val="000000"/>
+                <w:sz w:val="20"/>
+                <w:szCs w:val="20"/>
+              </w:rPr>
+            </w:pPr>
+          </w:p>
+        </w:tc>
+        <w:tc>
+          <w:tcPr>
+            <w:tcW w:w="4943" w:type="dxa"/>
+            <w:tcBorders>
+              <w:top w:val="dashed" w:sz="4" w:space="0" w:color="CCCCCC"/>
               <w:left w:val="none" w:sz="0" w:space="0" w:color="000000"/>
               <w:bottom w:val="none" w:sz="0" w:space="0" w:color="000000"/>
               <w:right w:val="none" w:sz="0" w:space="0" w:color="000000"/>
@@ -4204,7 +4204,7 @@
           <w:tcPr>
             <w:tcW w:w="3366" w:type="dxa"/>
             <w:tcBorders>
-              <w:top w:val="none" w:sz="0" w:space="0" w:color="000000"/>
+              <w:top w:val="dashed" w:sz="4" w:space="0" w:color="CCCCCC"/>
               <w:left w:val="none" w:sz="0" w:space="0" w:color="000000"/>
               <w:bottom w:val="none" w:sz="0" w:space="0" w:color="000000"/>
               <w:right w:val="none" w:sz="0" w:space="0" w:color="000000"/>
@@ -4253,7 +4253,7 @@
           <w:tcPr>
             <w:tcW w:w="1044" w:type="dxa"/>
             <w:tcBorders>
-              <w:top w:val="none" w:sz="0" w:space="0" w:color="000000"/>
+              <w:top w:val="dashed" w:sz="4" w:space="0" w:color="CCCCCC"/>
               <w:left w:val="none" w:sz="0" w:space="0" w:color="000000"/>
               <w:bottom w:val="none" w:sz="0" w:space="0" w:color="000000"/>
               <w:right w:val="none" w:sz="0" w:space="0" w:color="000000"/>
@@ -4305,7 +4305,7 @@
         </w:trPr>
         <w:tc>
           <w:tcPr>
-            <w:tcW w:w="2555" w:type="dxa"/>
+            <w:tcW w:w="1846" w:type="dxa"/>
             <w:vMerge/>
             <w:tcBorders>
               <w:top w:val="none" w:sz="0" w:space="0" w:color="000000"/>
@@ -4343,47 +4343,47 @@
         </w:tc>
         <w:tc>
           <w:tcPr>
-            <w:tcW w:w="4565" w:type="dxa"/>
-            <w:tcBorders>
-              <w:top w:val="none" w:sz="0" w:space="0" w:color="000000"/>
-              <w:left w:val="none" w:sz="0" w:space="0" w:color="000000"/>
-              <w:bottom w:val="none" w:sz="0" w:space="0" w:color="000000"/>
-              <w:right w:val="none" w:sz="0" w:space="0" w:color="000000"/>
-            </w:tcBorders>
-            <w:shd w:val="clear" w:color="auto" w:fill="FFFFFF"/>
-            <w:tcMar>
-              <w:top w:w="0" w:type="dxa"/>
-              <w:left w:w="0" w:type="dxa"/>
-              <w:bottom w:w="0" w:type="dxa"/>
-              <w:right w:w="0" w:type="dxa"/>
-            </w:tcMar>
-            <w:vAlign w:val="center"/>
-          </w:tcPr>
-          <w:p>
-            <w:pPr>
-              <w:pBdr>
-                <w:top w:val="none" w:sz="0" w:space="0" w:color="000000"/>
-                <w:left w:val="none" w:sz="0" w:space="0" w:color="000000"/>
-                <w:bottom w:val="none" w:sz="0" w:space="0" w:color="000000"/>
-                <w:right w:val="none" w:sz="0" w:space="0" w:color="000000"/>
-              </w:pBdr>
-              <w:spacing w:before="100" w:after="100"/>
-              <w:ind w:left="100" w:right="100"/>
-              <w:rPr>
-                <w:rFonts w:ascii="Times New Roman" w:eastAsia="Times New Roman" w:hAnsi="Times New Roman" w:cs="Times New Roman"/>
-                <w:color w:val="000000"/>
-                <w:sz w:val="20"/>
-                <w:szCs w:val="20"/>
-              </w:rPr>
-            </w:pPr>
-            <w:r>
-              <w:rPr>
-                <w:rFonts w:ascii="Times New Roman" w:eastAsia="Times New Roman" w:hAnsi="Times New Roman" w:cs="Times New Roman"/>
-                <w:color w:val="000000"/>
-                <w:sz w:val="20"/>
-                <w:szCs w:val="20"/>
-              </w:rPr>
-              <w:t>Sea Surface Salinity (Local 1 SD Anomaly) [Lag 3]</w:t>
+            <w:tcW w:w="4943" w:type="dxa"/>
+            <w:tcBorders>
+              <w:top w:val="none" w:sz="0" w:space="0" w:color="000000"/>
+              <w:left w:val="none" w:sz="0" w:space="0" w:color="000000"/>
+              <w:bottom w:val="none" w:sz="0" w:space="0" w:color="000000"/>
+              <w:right w:val="none" w:sz="0" w:space="0" w:color="000000"/>
+            </w:tcBorders>
+            <w:shd w:val="clear" w:color="auto" w:fill="FFFFFF"/>
+            <w:tcMar>
+              <w:top w:w="0" w:type="dxa"/>
+              <w:left w:w="0" w:type="dxa"/>
+              <w:bottom w:w="0" w:type="dxa"/>
+              <w:right w:w="0" w:type="dxa"/>
+            </w:tcMar>
+            <w:vAlign w:val="center"/>
+          </w:tcPr>
+          <w:p>
+            <w:pPr>
+              <w:pBdr>
+                <w:top w:val="none" w:sz="0" w:space="0" w:color="000000"/>
+                <w:left w:val="none" w:sz="0" w:space="0" w:color="000000"/>
+                <w:bottom w:val="none" w:sz="0" w:space="0" w:color="000000"/>
+                <w:right w:val="none" w:sz="0" w:space="0" w:color="000000"/>
+              </w:pBdr>
+              <w:spacing w:before="100" w:after="100"/>
+              <w:ind w:left="100" w:right="100"/>
+              <w:rPr>
+                <w:rFonts w:ascii="Times New Roman" w:eastAsia="Times New Roman" w:hAnsi="Times New Roman" w:cs="Times New Roman"/>
+                <w:color w:val="000000"/>
+                <w:sz w:val="20"/>
+                <w:szCs w:val="20"/>
+              </w:rPr>
+            </w:pPr>
+            <w:r>
+              <w:rPr>
+                <w:rFonts w:ascii="Times New Roman" w:eastAsia="Times New Roman" w:hAnsi="Times New Roman" w:cs="Times New Roman"/>
+                <w:color w:val="000000"/>
+                <w:sz w:val="20"/>
+                <w:szCs w:val="20"/>
+              </w:rPr>
+              <w:t>Sea Surface Salinity (Continuous 1 SD increase) [Lag 3]</w:t>
             </w:r>
           </w:p>
         </w:tc>
@@ -4492,85 +4492,85 @@
         </w:trPr>
         <w:tc>
           <w:tcPr>
-            <w:tcW w:w="2555" w:type="dxa"/>
+            <w:tcW w:w="1846" w:type="dxa"/>
             <w:vMerge/>
             <w:tcBorders>
               <w:top w:val="none" w:sz="0" w:space="0" w:color="000000"/>
               <w:left w:val="none" w:sz="0" w:space="0" w:color="000000"/>
-              <w:bottom w:val="single" w:sz="8" w:space="0" w:color="000000"/>
-              <w:right w:val="none" w:sz="0" w:space="0" w:color="000000"/>
-            </w:tcBorders>
-            <w:shd w:val="clear" w:color="auto" w:fill="FFFFFF"/>
-            <w:tcMar>
-              <w:top w:w="0" w:type="dxa"/>
-              <w:left w:w="0" w:type="dxa"/>
-              <w:bottom w:w="0" w:type="dxa"/>
-              <w:right w:w="0" w:type="dxa"/>
-            </w:tcMar>
-            <w:vAlign w:val="center"/>
-          </w:tcPr>
-          <w:p>
-            <w:pPr>
-              <w:pBdr>
-                <w:top w:val="none" w:sz="0" w:space="0" w:color="000000"/>
-                <w:left w:val="none" w:sz="0" w:space="0" w:color="000000"/>
-                <w:bottom w:val="none" w:sz="0" w:space="0" w:color="000000"/>
-                <w:right w:val="none" w:sz="0" w:space="0" w:color="000000"/>
-              </w:pBdr>
-              <w:spacing w:before="100" w:after="100"/>
-              <w:ind w:left="100" w:right="100"/>
-              <w:rPr>
-                <w:rFonts w:ascii="Times New Roman" w:eastAsia="Times New Roman" w:hAnsi="Times New Roman" w:cs="Times New Roman"/>
-                <w:color w:val="000000"/>
-                <w:sz w:val="20"/>
-                <w:szCs w:val="20"/>
-              </w:rPr>
-            </w:pPr>
-          </w:p>
-        </w:tc>
-        <w:tc>
-          <w:tcPr>
-            <w:tcW w:w="4565" w:type="dxa"/>
-            <w:tcBorders>
-              <w:top w:val="none" w:sz="0" w:space="0" w:color="000000"/>
-              <w:left w:val="none" w:sz="0" w:space="0" w:color="000000"/>
-              <w:bottom w:val="single" w:sz="8" w:space="0" w:color="000000"/>
-              <w:right w:val="none" w:sz="0" w:space="0" w:color="000000"/>
-            </w:tcBorders>
-            <w:shd w:val="clear" w:color="auto" w:fill="FFFFFF"/>
-            <w:tcMar>
-              <w:top w:w="0" w:type="dxa"/>
-              <w:left w:w="0" w:type="dxa"/>
-              <w:bottom w:w="0" w:type="dxa"/>
-              <w:right w:w="0" w:type="dxa"/>
-            </w:tcMar>
-            <w:vAlign w:val="center"/>
-          </w:tcPr>
-          <w:p>
-            <w:pPr>
-              <w:pBdr>
-                <w:top w:val="none" w:sz="0" w:space="0" w:color="000000"/>
-                <w:left w:val="none" w:sz="0" w:space="0" w:color="000000"/>
-                <w:bottom w:val="none" w:sz="0" w:space="0" w:color="000000"/>
-                <w:right w:val="none" w:sz="0" w:space="0" w:color="000000"/>
-              </w:pBdr>
-              <w:spacing w:before="100" w:after="100"/>
-              <w:ind w:left="100" w:right="100"/>
-              <w:rPr>
-                <w:rFonts w:ascii="Times New Roman" w:eastAsia="Times New Roman" w:hAnsi="Times New Roman" w:cs="Times New Roman"/>
-                <w:color w:val="000000"/>
-                <w:sz w:val="20"/>
-                <w:szCs w:val="20"/>
-              </w:rPr>
-            </w:pPr>
-            <w:r>
-              <w:rPr>
-                <w:rFonts w:ascii="Times New Roman" w:eastAsia="Times New Roman" w:hAnsi="Times New Roman" w:cs="Times New Roman"/>
-                <w:color w:val="000000"/>
-                <w:sz w:val="20"/>
-                <w:szCs w:val="20"/>
-              </w:rPr>
-              <w:t>Precipitation (Local 1 SD Anomaly) [Lag 3]</w:t>
+              <w:bottom w:val="single" w:sz="10" w:space="0" w:color="000000"/>
+              <w:right w:val="none" w:sz="0" w:space="0" w:color="000000"/>
+            </w:tcBorders>
+            <w:shd w:val="clear" w:color="auto" w:fill="FFFFFF"/>
+            <w:tcMar>
+              <w:top w:w="0" w:type="dxa"/>
+              <w:left w:w="0" w:type="dxa"/>
+              <w:bottom w:w="0" w:type="dxa"/>
+              <w:right w:w="0" w:type="dxa"/>
+            </w:tcMar>
+            <w:vAlign w:val="center"/>
+          </w:tcPr>
+          <w:p>
+            <w:pPr>
+              <w:pBdr>
+                <w:top w:val="none" w:sz="0" w:space="0" w:color="000000"/>
+                <w:left w:val="none" w:sz="0" w:space="0" w:color="000000"/>
+                <w:bottom w:val="none" w:sz="0" w:space="0" w:color="000000"/>
+                <w:right w:val="none" w:sz="0" w:space="0" w:color="000000"/>
+              </w:pBdr>
+              <w:spacing w:before="100" w:after="100"/>
+              <w:ind w:left="100" w:right="100"/>
+              <w:rPr>
+                <w:rFonts w:ascii="Times New Roman" w:eastAsia="Times New Roman" w:hAnsi="Times New Roman" w:cs="Times New Roman"/>
+                <w:color w:val="000000"/>
+                <w:sz w:val="20"/>
+                <w:szCs w:val="20"/>
+              </w:rPr>
+            </w:pPr>
+          </w:p>
+        </w:tc>
+        <w:tc>
+          <w:tcPr>
+            <w:tcW w:w="4943" w:type="dxa"/>
+            <w:tcBorders>
+              <w:top w:val="none" w:sz="0" w:space="0" w:color="000000"/>
+              <w:left w:val="none" w:sz="0" w:space="0" w:color="000000"/>
+              <w:bottom w:val="single" w:sz="10" w:space="0" w:color="000000"/>
+              <w:right w:val="none" w:sz="0" w:space="0" w:color="000000"/>
+            </w:tcBorders>
+            <w:shd w:val="clear" w:color="auto" w:fill="FFFFFF"/>
+            <w:tcMar>
+              <w:top w:w="0" w:type="dxa"/>
+              <w:left w:w="0" w:type="dxa"/>
+              <w:bottom w:w="0" w:type="dxa"/>
+              <w:right w:w="0" w:type="dxa"/>
+            </w:tcMar>
+            <w:vAlign w:val="center"/>
+          </w:tcPr>
+          <w:p>
+            <w:pPr>
+              <w:pBdr>
+                <w:top w:val="none" w:sz="0" w:space="0" w:color="000000"/>
+                <w:left w:val="none" w:sz="0" w:space="0" w:color="000000"/>
+                <w:bottom w:val="none" w:sz="0" w:space="0" w:color="000000"/>
+                <w:right w:val="none" w:sz="0" w:space="0" w:color="000000"/>
+              </w:pBdr>
+              <w:spacing w:before="100" w:after="100"/>
+              <w:ind w:left="100" w:right="100"/>
+              <w:rPr>
+                <w:rFonts w:ascii="Times New Roman" w:eastAsia="Times New Roman" w:hAnsi="Times New Roman" w:cs="Times New Roman"/>
+                <w:color w:val="000000"/>
+                <w:sz w:val="20"/>
+                <w:szCs w:val="20"/>
+              </w:rPr>
+            </w:pPr>
+            <w:r>
+              <w:rPr>
+                <w:rFonts w:ascii="Times New Roman" w:eastAsia="Times New Roman" w:hAnsi="Times New Roman" w:cs="Times New Roman"/>
+                <w:color w:val="000000"/>
+                <w:sz w:val="20"/>
+                <w:szCs w:val="20"/>
+              </w:rPr>
+              <w:t>Precipitation (Continuous 1 SD increase) [Lag 3]</w:t>
             </w:r>
           </w:p>
         </w:tc>
@@ -4580,7 +4580,7 @@
             <w:tcBorders>
               <w:top w:val="none" w:sz="0" w:space="0" w:color="000000"/>
               <w:left w:val="none" w:sz="0" w:space="0" w:color="000000"/>
-              <w:bottom w:val="single" w:sz="8" w:space="0" w:color="000000"/>
+              <w:bottom w:val="single" w:sz="10" w:space="0" w:color="000000"/>
               <w:right w:val="none" w:sz="0" w:space="0" w:color="000000"/>
             </w:tcBorders>
             <w:shd w:val="clear" w:color="auto" w:fill="FFFFFF"/>
@@ -4627,7 +4627,7 @@
             <w:tcBorders>
               <w:top w:val="none" w:sz="0" w:space="0" w:color="000000"/>
               <w:left w:val="none" w:sz="0" w:space="0" w:color="000000"/>
-              <w:bottom w:val="single" w:sz="8" w:space="0" w:color="000000"/>
+              <w:bottom w:val="single" w:sz="10" w:space="0" w:color="000000"/>
               <w:right w:val="none" w:sz="0" w:space="0" w:color="000000"/>
             </w:tcBorders>
             <w:shd w:val="clear" w:color="auto" w:fill="FFFFFF"/>
@@ -4675,12 +4675,12 @@
         </w:trPr>
         <w:tc>
           <w:tcPr>
-            <w:tcW w:w="2555" w:type="dxa"/>
+            <w:tcW w:w="1846" w:type="dxa"/>
             <w:vMerge w:val="restart"/>
             <w:tcBorders>
-              <w:top w:val="single" w:sz="8" w:space="0" w:color="000000"/>
-              <w:left w:val="none" w:sz="0" w:space="0" w:color="000000"/>
-              <w:bottom w:val="single" w:sz="8" w:space="0" w:color="000000"/>
+              <w:top w:val="single" w:sz="10" w:space="0" w:color="000000"/>
+              <w:left w:val="none" w:sz="0" w:space="0" w:color="000000"/>
+              <w:bottom w:val="single" w:sz="10" w:space="0" w:color="000000"/>
               <w:right w:val="none" w:sz="0" w:space="0" w:color="000000"/>
             </w:tcBorders>
             <w:shd w:val="clear" w:color="auto" w:fill="FFFFFF"/>
@@ -4722,9 +4722,9 @@
         </w:tc>
         <w:tc>
           <w:tcPr>
-            <w:tcW w:w="4565" w:type="dxa"/>
-            <w:tcBorders>
-              <w:top w:val="single" w:sz="8" w:space="0" w:color="000000"/>
+            <w:tcW w:w="4943" w:type="dxa"/>
+            <w:tcBorders>
+              <w:top w:val="single" w:sz="10" w:space="0" w:color="000000"/>
               <w:left w:val="none" w:sz="0" w:space="0" w:color="000000"/>
               <w:bottom w:val="none" w:sz="0" w:space="0" w:color="000000"/>
               <w:right w:val="none" w:sz="0" w:space="0" w:color="000000"/>
@@ -4770,7 +4770,7 @@
           <w:tcPr>
             <w:tcW w:w="3366" w:type="dxa"/>
             <w:tcBorders>
-              <w:top w:val="single" w:sz="8" w:space="0" w:color="000000"/>
+              <w:top w:val="single" w:sz="10" w:space="0" w:color="000000"/>
               <w:left w:val="none" w:sz="0" w:space="0" w:color="000000"/>
               <w:bottom w:val="none" w:sz="0" w:space="0" w:color="000000"/>
               <w:right w:val="none" w:sz="0" w:space="0" w:color="000000"/>
@@ -4819,7 +4819,7 @@
           <w:tcPr>
             <w:tcW w:w="1044" w:type="dxa"/>
             <w:tcBorders>
-              <w:top w:val="single" w:sz="8" w:space="0" w:color="000000"/>
+              <w:top w:val="single" w:sz="10" w:space="0" w:color="000000"/>
               <w:left w:val="none" w:sz="0" w:space="0" w:color="000000"/>
               <w:bottom w:val="none" w:sz="0" w:space="0" w:color="000000"/>
               <w:right w:val="none" w:sz="0" w:space="0" w:color="000000"/>
@@ -4871,85 +4871,85 @@
         </w:trPr>
         <w:tc>
           <w:tcPr>
-            <w:tcW w:w="2555" w:type="dxa"/>
+            <w:tcW w:w="1846" w:type="dxa"/>
             <w:vMerge/>
             <w:tcBorders>
-              <w:top w:val="single" w:sz="8" w:space="0" w:color="000000"/>
-              <w:left w:val="none" w:sz="0" w:space="0" w:color="000000"/>
-              <w:bottom w:val="none" w:sz="0" w:space="0" w:color="000000"/>
-              <w:right w:val="none" w:sz="0" w:space="0" w:color="000000"/>
-            </w:tcBorders>
-            <w:shd w:val="clear" w:color="auto" w:fill="FFFFFF"/>
-            <w:tcMar>
-              <w:top w:w="0" w:type="dxa"/>
-              <w:left w:w="0" w:type="dxa"/>
-              <w:bottom w:w="0" w:type="dxa"/>
-              <w:right w:w="0" w:type="dxa"/>
-            </w:tcMar>
-            <w:vAlign w:val="center"/>
-          </w:tcPr>
-          <w:p>
-            <w:pPr>
-              <w:pBdr>
-                <w:top w:val="none" w:sz="0" w:space="0" w:color="000000"/>
-                <w:left w:val="none" w:sz="0" w:space="0" w:color="000000"/>
-                <w:bottom w:val="none" w:sz="0" w:space="0" w:color="000000"/>
-                <w:right w:val="none" w:sz="0" w:space="0" w:color="000000"/>
-              </w:pBdr>
-              <w:spacing w:before="100" w:after="100"/>
-              <w:ind w:left="100" w:right="100"/>
-              <w:rPr>
-                <w:rFonts w:ascii="Times New Roman" w:eastAsia="Times New Roman" w:hAnsi="Times New Roman" w:cs="Times New Roman"/>
-                <w:color w:val="000000"/>
-                <w:sz w:val="20"/>
-                <w:szCs w:val="20"/>
-              </w:rPr>
-            </w:pPr>
-          </w:p>
-        </w:tc>
-        <w:tc>
-          <w:tcPr>
-            <w:tcW w:w="4565" w:type="dxa"/>
-            <w:tcBorders>
-              <w:top w:val="none" w:sz="0" w:space="0" w:color="000000"/>
-              <w:left w:val="none" w:sz="0" w:space="0" w:color="000000"/>
-              <w:bottom w:val="none" w:sz="0" w:space="0" w:color="000000"/>
-              <w:right w:val="none" w:sz="0" w:space="0" w:color="000000"/>
-            </w:tcBorders>
-            <w:shd w:val="clear" w:color="auto" w:fill="FFFFFF"/>
-            <w:tcMar>
-              <w:top w:w="0" w:type="dxa"/>
-              <w:left w:w="0" w:type="dxa"/>
-              <w:bottom w:w="0" w:type="dxa"/>
-              <w:right w:w="0" w:type="dxa"/>
-            </w:tcMar>
-            <w:vAlign w:val="center"/>
-          </w:tcPr>
-          <w:p>
-            <w:pPr>
-              <w:pBdr>
-                <w:top w:val="none" w:sz="0" w:space="0" w:color="000000"/>
-                <w:left w:val="none" w:sz="0" w:space="0" w:color="000000"/>
-                <w:bottom w:val="none" w:sz="0" w:space="0" w:color="000000"/>
-                <w:right w:val="none" w:sz="0" w:space="0" w:color="000000"/>
-              </w:pBdr>
-              <w:spacing w:before="100" w:after="100"/>
-              <w:ind w:left="100" w:right="100"/>
-              <w:rPr>
-                <w:rFonts w:ascii="Times New Roman" w:eastAsia="Times New Roman" w:hAnsi="Times New Roman" w:cs="Times New Roman"/>
-                <w:color w:val="000000"/>
-                <w:sz w:val="20"/>
-                <w:szCs w:val="20"/>
-              </w:rPr>
-            </w:pPr>
-            <w:r>
-              <w:rPr>
-                <w:rFonts w:ascii="Times New Roman" w:eastAsia="Times New Roman" w:hAnsi="Times New Roman" w:cs="Times New Roman"/>
-                <w:color w:val="000000"/>
-                <w:sz w:val="20"/>
-                <w:szCs w:val="20"/>
-              </w:rPr>
-              <w:t>Sea Surface Salinity (Local 1 SD Anomaly) [Lag 0]</w:t>
+              <w:top w:val="single" w:sz="10" w:space="0" w:color="000000"/>
+              <w:left w:val="none" w:sz="0" w:space="0" w:color="000000"/>
+              <w:bottom w:val="none" w:sz="0" w:space="0" w:color="000000"/>
+              <w:right w:val="none" w:sz="0" w:space="0" w:color="000000"/>
+            </w:tcBorders>
+            <w:shd w:val="clear" w:color="auto" w:fill="FFFFFF"/>
+            <w:tcMar>
+              <w:top w:w="0" w:type="dxa"/>
+              <w:left w:w="0" w:type="dxa"/>
+              <w:bottom w:w="0" w:type="dxa"/>
+              <w:right w:w="0" w:type="dxa"/>
+            </w:tcMar>
+            <w:vAlign w:val="center"/>
+          </w:tcPr>
+          <w:p>
+            <w:pPr>
+              <w:pBdr>
+                <w:top w:val="none" w:sz="0" w:space="0" w:color="000000"/>
+                <w:left w:val="none" w:sz="0" w:space="0" w:color="000000"/>
+                <w:bottom w:val="none" w:sz="0" w:space="0" w:color="000000"/>
+                <w:right w:val="none" w:sz="0" w:space="0" w:color="000000"/>
+              </w:pBdr>
+              <w:spacing w:before="100" w:after="100"/>
+              <w:ind w:left="100" w:right="100"/>
+              <w:rPr>
+                <w:rFonts w:ascii="Times New Roman" w:eastAsia="Times New Roman" w:hAnsi="Times New Roman" w:cs="Times New Roman"/>
+                <w:color w:val="000000"/>
+                <w:sz w:val="20"/>
+                <w:szCs w:val="20"/>
+              </w:rPr>
+            </w:pPr>
+          </w:p>
+        </w:tc>
+        <w:tc>
+          <w:tcPr>
+            <w:tcW w:w="4943" w:type="dxa"/>
+            <w:tcBorders>
+              <w:top w:val="none" w:sz="0" w:space="0" w:color="000000"/>
+              <w:left w:val="none" w:sz="0" w:space="0" w:color="000000"/>
+              <w:bottom w:val="none" w:sz="0" w:space="0" w:color="000000"/>
+              <w:right w:val="none" w:sz="0" w:space="0" w:color="000000"/>
+            </w:tcBorders>
+            <w:shd w:val="clear" w:color="auto" w:fill="FFFFFF"/>
+            <w:tcMar>
+              <w:top w:w="0" w:type="dxa"/>
+              <w:left w:w="0" w:type="dxa"/>
+              <w:bottom w:w="0" w:type="dxa"/>
+              <w:right w:w="0" w:type="dxa"/>
+            </w:tcMar>
+            <w:vAlign w:val="center"/>
+          </w:tcPr>
+          <w:p>
+            <w:pPr>
+              <w:pBdr>
+                <w:top w:val="none" w:sz="0" w:space="0" w:color="000000"/>
+                <w:left w:val="none" w:sz="0" w:space="0" w:color="000000"/>
+                <w:bottom w:val="none" w:sz="0" w:space="0" w:color="000000"/>
+                <w:right w:val="none" w:sz="0" w:space="0" w:color="000000"/>
+              </w:pBdr>
+              <w:spacing w:before="100" w:after="100"/>
+              <w:ind w:left="100" w:right="100"/>
+              <w:rPr>
+                <w:rFonts w:ascii="Times New Roman" w:eastAsia="Times New Roman" w:hAnsi="Times New Roman" w:cs="Times New Roman"/>
+                <w:color w:val="000000"/>
+                <w:sz w:val="20"/>
+                <w:szCs w:val="20"/>
+              </w:rPr>
+            </w:pPr>
+            <w:r>
+              <w:rPr>
+                <w:rFonts w:ascii="Times New Roman" w:eastAsia="Times New Roman" w:hAnsi="Times New Roman" w:cs="Times New Roman"/>
+                <w:color w:val="000000"/>
+                <w:sz w:val="20"/>
+                <w:szCs w:val="20"/>
+              </w:rPr>
+              <w:t>Sea Surface Salinity (Continuous 1 SD increase) [Lag 0]</w:t>
             </w:r>
           </w:p>
         </w:tc>
@@ -5054,85 +5054,85 @@
         </w:trPr>
         <w:tc>
           <w:tcPr>
-            <w:tcW w:w="2555" w:type="dxa"/>
+            <w:tcW w:w="1846" w:type="dxa"/>
             <w:vMerge/>
             <w:tcBorders>
               <w:top w:val="none" w:sz="0" w:space="0" w:color="000000"/>
               <w:left w:val="none" w:sz="0" w:space="0" w:color="000000"/>
-              <w:bottom w:val="none" w:sz="0" w:space="0" w:color="000000"/>
-              <w:right w:val="none" w:sz="0" w:space="0" w:color="000000"/>
-            </w:tcBorders>
-            <w:shd w:val="clear" w:color="auto" w:fill="FFFFFF"/>
-            <w:tcMar>
-              <w:top w:w="0" w:type="dxa"/>
-              <w:left w:w="0" w:type="dxa"/>
-              <w:bottom w:w="0" w:type="dxa"/>
-              <w:right w:w="0" w:type="dxa"/>
-            </w:tcMar>
-            <w:vAlign w:val="center"/>
-          </w:tcPr>
-          <w:p>
-            <w:pPr>
-              <w:pBdr>
-                <w:top w:val="none" w:sz="0" w:space="0" w:color="000000"/>
-                <w:left w:val="none" w:sz="0" w:space="0" w:color="000000"/>
-                <w:bottom w:val="none" w:sz="0" w:space="0" w:color="000000"/>
-                <w:right w:val="none" w:sz="0" w:space="0" w:color="000000"/>
-              </w:pBdr>
-              <w:spacing w:before="100" w:after="100"/>
-              <w:ind w:left="100" w:right="100"/>
-              <w:rPr>
-                <w:rFonts w:ascii="Times New Roman" w:eastAsia="Times New Roman" w:hAnsi="Times New Roman" w:cs="Times New Roman"/>
-                <w:color w:val="000000"/>
-                <w:sz w:val="20"/>
-                <w:szCs w:val="20"/>
-              </w:rPr>
-            </w:pPr>
-          </w:p>
-        </w:tc>
-        <w:tc>
-          <w:tcPr>
-            <w:tcW w:w="4565" w:type="dxa"/>
-            <w:tcBorders>
-              <w:top w:val="none" w:sz="0" w:space="0" w:color="000000"/>
-              <w:left w:val="none" w:sz="0" w:space="0" w:color="000000"/>
-              <w:bottom w:val="none" w:sz="0" w:space="0" w:color="000000"/>
-              <w:right w:val="none" w:sz="0" w:space="0" w:color="000000"/>
-            </w:tcBorders>
-            <w:shd w:val="clear" w:color="auto" w:fill="FFFFFF"/>
-            <w:tcMar>
-              <w:top w:w="0" w:type="dxa"/>
-              <w:left w:w="0" w:type="dxa"/>
-              <w:bottom w:w="0" w:type="dxa"/>
-              <w:right w:w="0" w:type="dxa"/>
-            </w:tcMar>
-            <w:vAlign w:val="center"/>
-          </w:tcPr>
-          <w:p>
-            <w:pPr>
-              <w:pBdr>
-                <w:top w:val="none" w:sz="0" w:space="0" w:color="000000"/>
-                <w:left w:val="none" w:sz="0" w:space="0" w:color="000000"/>
-                <w:bottom w:val="none" w:sz="0" w:space="0" w:color="000000"/>
-                <w:right w:val="none" w:sz="0" w:space="0" w:color="000000"/>
-              </w:pBdr>
-              <w:spacing w:before="100" w:after="100"/>
-              <w:ind w:left="100" w:right="100"/>
-              <w:rPr>
-                <w:rFonts w:ascii="Times New Roman" w:eastAsia="Times New Roman" w:hAnsi="Times New Roman" w:cs="Times New Roman"/>
-                <w:color w:val="000000"/>
-                <w:sz w:val="20"/>
-                <w:szCs w:val="20"/>
-              </w:rPr>
-            </w:pPr>
-            <w:r>
-              <w:rPr>
-                <w:rFonts w:ascii="Times New Roman" w:eastAsia="Times New Roman" w:hAnsi="Times New Roman" w:cs="Times New Roman"/>
-                <w:color w:val="000000"/>
-                <w:sz w:val="20"/>
-                <w:szCs w:val="20"/>
-              </w:rPr>
-              <w:t>Precipitation (Local 1 SD Anomaly) [Lag 0]</w:t>
+              <w:bottom w:val="dashed" w:sz="4" w:space="0" w:color="CCCCCC"/>
+              <w:right w:val="none" w:sz="0" w:space="0" w:color="000000"/>
+            </w:tcBorders>
+            <w:shd w:val="clear" w:color="auto" w:fill="FFFFFF"/>
+            <w:tcMar>
+              <w:top w:w="0" w:type="dxa"/>
+              <w:left w:w="0" w:type="dxa"/>
+              <w:bottom w:w="0" w:type="dxa"/>
+              <w:right w:w="0" w:type="dxa"/>
+            </w:tcMar>
+            <w:vAlign w:val="center"/>
+          </w:tcPr>
+          <w:p>
+            <w:pPr>
+              <w:pBdr>
+                <w:top w:val="none" w:sz="0" w:space="0" w:color="000000"/>
+                <w:left w:val="none" w:sz="0" w:space="0" w:color="000000"/>
+                <w:bottom w:val="none" w:sz="0" w:space="0" w:color="000000"/>
+                <w:right w:val="none" w:sz="0" w:space="0" w:color="000000"/>
+              </w:pBdr>
+              <w:spacing w:before="100" w:after="100"/>
+              <w:ind w:left="100" w:right="100"/>
+              <w:rPr>
+                <w:rFonts w:ascii="Times New Roman" w:eastAsia="Times New Roman" w:hAnsi="Times New Roman" w:cs="Times New Roman"/>
+                <w:color w:val="000000"/>
+                <w:sz w:val="20"/>
+                <w:szCs w:val="20"/>
+              </w:rPr>
+            </w:pPr>
+          </w:p>
+        </w:tc>
+        <w:tc>
+          <w:tcPr>
+            <w:tcW w:w="4943" w:type="dxa"/>
+            <w:tcBorders>
+              <w:top w:val="none" w:sz="0" w:space="0" w:color="000000"/>
+              <w:left w:val="none" w:sz="0" w:space="0" w:color="000000"/>
+              <w:bottom w:val="dashed" w:sz="4" w:space="0" w:color="CCCCCC"/>
+              <w:right w:val="none" w:sz="0" w:space="0" w:color="000000"/>
+            </w:tcBorders>
+            <w:shd w:val="clear" w:color="auto" w:fill="FFFFFF"/>
+            <w:tcMar>
+              <w:top w:w="0" w:type="dxa"/>
+              <w:left w:w="0" w:type="dxa"/>
+              <w:bottom w:w="0" w:type="dxa"/>
+              <w:right w:w="0" w:type="dxa"/>
+            </w:tcMar>
+            <w:vAlign w:val="center"/>
+          </w:tcPr>
+          <w:p>
+            <w:pPr>
+              <w:pBdr>
+                <w:top w:val="none" w:sz="0" w:space="0" w:color="000000"/>
+                <w:left w:val="none" w:sz="0" w:space="0" w:color="000000"/>
+                <w:bottom w:val="none" w:sz="0" w:space="0" w:color="000000"/>
+                <w:right w:val="none" w:sz="0" w:space="0" w:color="000000"/>
+              </w:pBdr>
+              <w:spacing w:before="100" w:after="100"/>
+              <w:ind w:left="100" w:right="100"/>
+              <w:rPr>
+                <w:rFonts w:ascii="Times New Roman" w:eastAsia="Times New Roman" w:hAnsi="Times New Roman" w:cs="Times New Roman"/>
+                <w:color w:val="000000"/>
+                <w:sz w:val="20"/>
+                <w:szCs w:val="20"/>
+              </w:rPr>
+            </w:pPr>
+            <w:r>
+              <w:rPr>
+                <w:rFonts w:ascii="Times New Roman" w:eastAsia="Times New Roman" w:hAnsi="Times New Roman" w:cs="Times New Roman"/>
+                <w:color w:val="000000"/>
+                <w:sz w:val="20"/>
+                <w:szCs w:val="20"/>
+              </w:rPr>
+              <w:t>Precipitation (Continuous 1 SD increase) [Lag 0]</w:t>
             </w:r>
           </w:p>
         </w:tc>
@@ -5142,7 +5142,7 @@
             <w:tcBorders>
               <w:top w:val="none" w:sz="0" w:space="0" w:color="000000"/>
               <w:left w:val="none" w:sz="0" w:space="0" w:color="000000"/>
-              <w:bottom w:val="none" w:sz="0" w:space="0" w:color="000000"/>
+              <w:bottom w:val="dashed" w:sz="4" w:space="0" w:color="CCCCCC"/>
               <w:right w:val="none" w:sz="0" w:space="0" w:color="000000"/>
             </w:tcBorders>
             <w:shd w:val="clear" w:color="auto" w:fill="FFFFFF"/>
@@ -5189,7 +5189,7 @@
             <w:tcBorders>
               <w:top w:val="none" w:sz="0" w:space="0" w:color="000000"/>
               <w:left w:val="none" w:sz="0" w:space="0" w:color="000000"/>
-              <w:bottom w:val="none" w:sz="0" w:space="0" w:color="000000"/>
+              <w:bottom w:val="dashed" w:sz="4" w:space="0" w:color="CCCCCC"/>
               <w:right w:val="none" w:sz="0" w:space="0" w:color="000000"/>
             </w:tcBorders>
             <w:shd w:val="clear" w:color="auto" w:fill="FFFFFF"/>
@@ -5237,47 +5237,47 @@
         </w:trPr>
         <w:tc>
           <w:tcPr>
-            <w:tcW w:w="2555" w:type="dxa"/>
+            <w:tcW w:w="1846" w:type="dxa"/>
             <w:vMerge/>
             <w:tcBorders>
-              <w:top w:val="none" w:sz="0" w:space="0" w:color="000000"/>
-              <w:left w:val="none" w:sz="0" w:space="0" w:color="000000"/>
-              <w:bottom w:val="none" w:sz="0" w:space="0" w:color="000000"/>
-              <w:right w:val="none" w:sz="0" w:space="0" w:color="000000"/>
-            </w:tcBorders>
-            <w:shd w:val="clear" w:color="auto" w:fill="FFFFFF"/>
-            <w:tcMar>
-              <w:top w:w="0" w:type="dxa"/>
-              <w:left w:w="0" w:type="dxa"/>
-              <w:bottom w:w="0" w:type="dxa"/>
-              <w:right w:w="0" w:type="dxa"/>
-            </w:tcMar>
-            <w:vAlign w:val="center"/>
-          </w:tcPr>
-          <w:p>
-            <w:pPr>
-              <w:pBdr>
-                <w:top w:val="none" w:sz="0" w:space="0" w:color="000000"/>
-                <w:left w:val="none" w:sz="0" w:space="0" w:color="000000"/>
-                <w:bottom w:val="none" w:sz="0" w:space="0" w:color="000000"/>
-                <w:right w:val="none" w:sz="0" w:space="0" w:color="000000"/>
-              </w:pBdr>
-              <w:spacing w:before="100" w:after="100"/>
-              <w:ind w:left="100" w:right="100"/>
-              <w:rPr>
-                <w:rFonts w:ascii="Times New Roman" w:eastAsia="Times New Roman" w:hAnsi="Times New Roman" w:cs="Times New Roman"/>
-                <w:color w:val="000000"/>
-                <w:sz w:val="20"/>
-                <w:szCs w:val="20"/>
-              </w:rPr>
-            </w:pPr>
-          </w:p>
-        </w:tc>
-        <w:tc>
-          <w:tcPr>
-            <w:tcW w:w="4565" w:type="dxa"/>
-            <w:tcBorders>
-              <w:top w:val="none" w:sz="0" w:space="0" w:color="000000"/>
+              <w:top w:val="dashed" w:sz="4" w:space="0" w:color="CCCCCC"/>
+              <w:left w:val="none" w:sz="0" w:space="0" w:color="000000"/>
+              <w:bottom w:val="none" w:sz="0" w:space="0" w:color="000000"/>
+              <w:right w:val="none" w:sz="0" w:space="0" w:color="000000"/>
+            </w:tcBorders>
+            <w:shd w:val="clear" w:color="auto" w:fill="FFFFFF"/>
+            <w:tcMar>
+              <w:top w:w="0" w:type="dxa"/>
+              <w:left w:w="0" w:type="dxa"/>
+              <w:bottom w:w="0" w:type="dxa"/>
+              <w:right w:w="0" w:type="dxa"/>
+            </w:tcMar>
+            <w:vAlign w:val="center"/>
+          </w:tcPr>
+          <w:p>
+            <w:pPr>
+              <w:pBdr>
+                <w:top w:val="none" w:sz="0" w:space="0" w:color="000000"/>
+                <w:left w:val="none" w:sz="0" w:space="0" w:color="000000"/>
+                <w:bottom w:val="none" w:sz="0" w:space="0" w:color="000000"/>
+                <w:right w:val="none" w:sz="0" w:space="0" w:color="000000"/>
+              </w:pBdr>
+              <w:spacing w:before="100" w:after="100"/>
+              <w:ind w:left="100" w:right="100"/>
+              <w:rPr>
+                <w:rFonts w:ascii="Times New Roman" w:eastAsia="Times New Roman" w:hAnsi="Times New Roman" w:cs="Times New Roman"/>
+                <w:color w:val="000000"/>
+                <w:sz w:val="20"/>
+                <w:szCs w:val="20"/>
+              </w:rPr>
+            </w:pPr>
+          </w:p>
+        </w:tc>
+        <w:tc>
+          <w:tcPr>
+            <w:tcW w:w="4943" w:type="dxa"/>
+            <w:tcBorders>
+              <w:top w:val="dashed" w:sz="4" w:space="0" w:color="CCCCCC"/>
               <w:left w:val="none" w:sz="0" w:space="0" w:color="000000"/>
               <w:bottom w:val="none" w:sz="0" w:space="0" w:color="000000"/>
               <w:right w:val="none" w:sz="0" w:space="0" w:color="000000"/>
@@ -5323,7 +5323,7 @@
           <w:tcPr>
             <w:tcW w:w="3366" w:type="dxa"/>
             <w:tcBorders>
-              <w:top w:val="none" w:sz="0" w:space="0" w:color="000000"/>
+              <w:top w:val="dashed" w:sz="4" w:space="0" w:color="CCCCCC"/>
               <w:left w:val="none" w:sz="0" w:space="0" w:color="000000"/>
               <w:bottom w:val="none" w:sz="0" w:space="0" w:color="000000"/>
               <w:right w:val="none" w:sz="0" w:space="0" w:color="000000"/>
@@ -5372,7 +5372,7 @@
           <w:tcPr>
             <w:tcW w:w="1044" w:type="dxa"/>
             <w:tcBorders>
-              <w:top w:val="none" w:sz="0" w:space="0" w:color="000000"/>
+              <w:top w:val="dashed" w:sz="4" w:space="0" w:color="CCCCCC"/>
               <w:left w:val="none" w:sz="0" w:space="0" w:color="000000"/>
               <w:bottom w:val="none" w:sz="0" w:space="0" w:color="000000"/>
               <w:right w:val="none" w:sz="0" w:space="0" w:color="000000"/>
@@ -5424,7 +5424,7 @@
         </w:trPr>
         <w:tc>
           <w:tcPr>
-            <w:tcW w:w="2555" w:type="dxa"/>
+            <w:tcW w:w="1846" w:type="dxa"/>
             <w:vMerge/>
             <w:tcBorders>
               <w:top w:val="none" w:sz="0" w:space="0" w:color="000000"/>
@@ -5462,47 +5462,47 @@
         </w:tc>
         <w:tc>
           <w:tcPr>
-            <w:tcW w:w="4565" w:type="dxa"/>
-            <w:tcBorders>
-              <w:top w:val="none" w:sz="0" w:space="0" w:color="000000"/>
-              <w:left w:val="none" w:sz="0" w:space="0" w:color="000000"/>
-              <w:bottom w:val="none" w:sz="0" w:space="0" w:color="000000"/>
-              <w:right w:val="none" w:sz="0" w:space="0" w:color="000000"/>
-            </w:tcBorders>
-            <w:shd w:val="clear" w:color="auto" w:fill="FFFFFF"/>
-            <w:tcMar>
-              <w:top w:w="0" w:type="dxa"/>
-              <w:left w:w="0" w:type="dxa"/>
-              <w:bottom w:w="0" w:type="dxa"/>
-              <w:right w:w="0" w:type="dxa"/>
-            </w:tcMar>
-            <w:vAlign w:val="center"/>
-          </w:tcPr>
-          <w:p>
-            <w:pPr>
-              <w:pBdr>
-                <w:top w:val="none" w:sz="0" w:space="0" w:color="000000"/>
-                <w:left w:val="none" w:sz="0" w:space="0" w:color="000000"/>
-                <w:bottom w:val="none" w:sz="0" w:space="0" w:color="000000"/>
-                <w:right w:val="none" w:sz="0" w:space="0" w:color="000000"/>
-              </w:pBdr>
-              <w:spacing w:before="100" w:after="100"/>
-              <w:ind w:left="100" w:right="100"/>
-              <w:rPr>
-                <w:rFonts w:ascii="Times New Roman" w:eastAsia="Times New Roman" w:hAnsi="Times New Roman" w:cs="Times New Roman"/>
-                <w:color w:val="000000"/>
-                <w:sz w:val="20"/>
-                <w:szCs w:val="20"/>
-              </w:rPr>
-            </w:pPr>
-            <w:r>
-              <w:rPr>
-                <w:rFonts w:ascii="Times New Roman" w:eastAsia="Times New Roman" w:hAnsi="Times New Roman" w:cs="Times New Roman"/>
-                <w:color w:val="000000"/>
-                <w:sz w:val="20"/>
-                <w:szCs w:val="20"/>
-              </w:rPr>
-              <w:t>Sea Surface Salinity (Local 1 SD Anomaly) [Lag 1]</w:t>
+            <w:tcW w:w="4943" w:type="dxa"/>
+            <w:tcBorders>
+              <w:top w:val="none" w:sz="0" w:space="0" w:color="000000"/>
+              <w:left w:val="none" w:sz="0" w:space="0" w:color="000000"/>
+              <w:bottom w:val="none" w:sz="0" w:space="0" w:color="000000"/>
+              <w:right w:val="none" w:sz="0" w:space="0" w:color="000000"/>
+            </w:tcBorders>
+            <w:shd w:val="clear" w:color="auto" w:fill="FFFFFF"/>
+            <w:tcMar>
+              <w:top w:w="0" w:type="dxa"/>
+              <w:left w:w="0" w:type="dxa"/>
+              <w:bottom w:w="0" w:type="dxa"/>
+              <w:right w:w="0" w:type="dxa"/>
+            </w:tcMar>
+            <w:vAlign w:val="center"/>
+          </w:tcPr>
+          <w:p>
+            <w:pPr>
+              <w:pBdr>
+                <w:top w:val="none" w:sz="0" w:space="0" w:color="000000"/>
+                <w:left w:val="none" w:sz="0" w:space="0" w:color="000000"/>
+                <w:bottom w:val="none" w:sz="0" w:space="0" w:color="000000"/>
+                <w:right w:val="none" w:sz="0" w:space="0" w:color="000000"/>
+              </w:pBdr>
+              <w:spacing w:before="100" w:after="100"/>
+              <w:ind w:left="100" w:right="100"/>
+              <w:rPr>
+                <w:rFonts w:ascii="Times New Roman" w:eastAsia="Times New Roman" w:hAnsi="Times New Roman" w:cs="Times New Roman"/>
+                <w:color w:val="000000"/>
+                <w:sz w:val="20"/>
+                <w:szCs w:val="20"/>
+              </w:rPr>
+            </w:pPr>
+            <w:r>
+              <w:rPr>
+                <w:rFonts w:ascii="Times New Roman" w:eastAsia="Times New Roman" w:hAnsi="Times New Roman" w:cs="Times New Roman"/>
+                <w:color w:val="000000"/>
+                <w:sz w:val="20"/>
+                <w:szCs w:val="20"/>
+              </w:rPr>
+              <w:t>Sea Surface Salinity (Continuous 1 SD increase) [Lag 1]</w:t>
             </w:r>
           </w:p>
         </w:tc>
@@ -5607,85 +5607,85 @@
         </w:trPr>
         <w:tc>
           <w:tcPr>
-            <w:tcW w:w="2555" w:type="dxa"/>
+            <w:tcW w:w="1846" w:type="dxa"/>
             <w:vMerge/>
             <w:tcBorders>
               <w:top w:val="none" w:sz="0" w:space="0" w:color="000000"/>
               <w:left w:val="none" w:sz="0" w:space="0" w:color="000000"/>
-              <w:bottom w:val="none" w:sz="0" w:space="0" w:color="000000"/>
-              <w:right w:val="none" w:sz="0" w:space="0" w:color="000000"/>
-            </w:tcBorders>
-            <w:shd w:val="clear" w:color="auto" w:fill="FFFFFF"/>
-            <w:tcMar>
-              <w:top w:w="0" w:type="dxa"/>
-              <w:left w:w="0" w:type="dxa"/>
-              <w:bottom w:w="0" w:type="dxa"/>
-              <w:right w:w="0" w:type="dxa"/>
-            </w:tcMar>
-            <w:vAlign w:val="center"/>
-          </w:tcPr>
-          <w:p>
-            <w:pPr>
-              <w:pBdr>
-                <w:top w:val="none" w:sz="0" w:space="0" w:color="000000"/>
-                <w:left w:val="none" w:sz="0" w:space="0" w:color="000000"/>
-                <w:bottom w:val="none" w:sz="0" w:space="0" w:color="000000"/>
-                <w:right w:val="none" w:sz="0" w:space="0" w:color="000000"/>
-              </w:pBdr>
-              <w:spacing w:before="100" w:after="100"/>
-              <w:ind w:left="100" w:right="100"/>
-              <w:rPr>
-                <w:rFonts w:ascii="Times New Roman" w:eastAsia="Times New Roman" w:hAnsi="Times New Roman" w:cs="Times New Roman"/>
-                <w:color w:val="000000"/>
-                <w:sz w:val="20"/>
-                <w:szCs w:val="20"/>
-              </w:rPr>
-            </w:pPr>
-          </w:p>
-        </w:tc>
-        <w:tc>
-          <w:tcPr>
-            <w:tcW w:w="4565" w:type="dxa"/>
-            <w:tcBorders>
-              <w:top w:val="none" w:sz="0" w:space="0" w:color="000000"/>
-              <w:left w:val="none" w:sz="0" w:space="0" w:color="000000"/>
-              <w:bottom w:val="none" w:sz="0" w:space="0" w:color="000000"/>
-              <w:right w:val="none" w:sz="0" w:space="0" w:color="000000"/>
-            </w:tcBorders>
-            <w:shd w:val="clear" w:color="auto" w:fill="FFFFFF"/>
-            <w:tcMar>
-              <w:top w:w="0" w:type="dxa"/>
-              <w:left w:w="0" w:type="dxa"/>
-              <w:bottom w:w="0" w:type="dxa"/>
-              <w:right w:w="0" w:type="dxa"/>
-            </w:tcMar>
-            <w:vAlign w:val="center"/>
-          </w:tcPr>
-          <w:p>
-            <w:pPr>
-              <w:pBdr>
-                <w:top w:val="none" w:sz="0" w:space="0" w:color="000000"/>
-                <w:left w:val="none" w:sz="0" w:space="0" w:color="000000"/>
-                <w:bottom w:val="none" w:sz="0" w:space="0" w:color="000000"/>
-                <w:right w:val="none" w:sz="0" w:space="0" w:color="000000"/>
-              </w:pBdr>
-              <w:spacing w:before="100" w:after="100"/>
-              <w:ind w:left="100" w:right="100"/>
-              <w:rPr>
-                <w:rFonts w:ascii="Times New Roman" w:eastAsia="Times New Roman" w:hAnsi="Times New Roman" w:cs="Times New Roman"/>
-                <w:color w:val="000000"/>
-                <w:sz w:val="20"/>
-                <w:szCs w:val="20"/>
-              </w:rPr>
-            </w:pPr>
-            <w:r>
-              <w:rPr>
-                <w:rFonts w:ascii="Times New Roman" w:eastAsia="Times New Roman" w:hAnsi="Times New Roman" w:cs="Times New Roman"/>
-                <w:color w:val="000000"/>
-                <w:sz w:val="20"/>
-                <w:szCs w:val="20"/>
-              </w:rPr>
-              <w:t>Precipitation (Local 1 SD Anomaly) [Lag 1]</w:t>
+              <w:bottom w:val="dashed" w:sz="4" w:space="0" w:color="CCCCCC"/>
+              <w:right w:val="none" w:sz="0" w:space="0" w:color="000000"/>
+            </w:tcBorders>
+            <w:shd w:val="clear" w:color="auto" w:fill="FFFFFF"/>
+            <w:tcMar>
+              <w:top w:w="0" w:type="dxa"/>
+              <w:left w:w="0" w:type="dxa"/>
+              <w:bottom w:w="0" w:type="dxa"/>
+              <w:right w:w="0" w:type="dxa"/>
+            </w:tcMar>
+            <w:vAlign w:val="center"/>
+          </w:tcPr>
+          <w:p>
+            <w:pPr>
+              <w:pBdr>
+                <w:top w:val="none" w:sz="0" w:space="0" w:color="000000"/>
+                <w:left w:val="none" w:sz="0" w:space="0" w:color="000000"/>
+                <w:bottom w:val="none" w:sz="0" w:space="0" w:color="000000"/>
+                <w:right w:val="none" w:sz="0" w:space="0" w:color="000000"/>
+              </w:pBdr>
+              <w:spacing w:before="100" w:after="100"/>
+              <w:ind w:left="100" w:right="100"/>
+              <w:rPr>
+                <w:rFonts w:ascii="Times New Roman" w:eastAsia="Times New Roman" w:hAnsi="Times New Roman" w:cs="Times New Roman"/>
+                <w:color w:val="000000"/>
+                <w:sz w:val="20"/>
+                <w:szCs w:val="20"/>
+              </w:rPr>
+            </w:pPr>
+          </w:p>
+        </w:tc>
+        <w:tc>
+          <w:tcPr>
+            <w:tcW w:w="4943" w:type="dxa"/>
+            <w:tcBorders>
+              <w:top w:val="none" w:sz="0" w:space="0" w:color="000000"/>
+              <w:left w:val="none" w:sz="0" w:space="0" w:color="000000"/>
+              <w:bottom w:val="dashed" w:sz="4" w:space="0" w:color="CCCCCC"/>
+              <w:right w:val="none" w:sz="0" w:space="0" w:color="000000"/>
+            </w:tcBorders>
+            <w:shd w:val="clear" w:color="auto" w:fill="FFFFFF"/>
+            <w:tcMar>
+              <w:top w:w="0" w:type="dxa"/>
+              <w:left w:w="0" w:type="dxa"/>
+              <w:bottom w:w="0" w:type="dxa"/>
+              <w:right w:w="0" w:type="dxa"/>
+            </w:tcMar>
+            <w:vAlign w:val="center"/>
+          </w:tcPr>
+          <w:p>
+            <w:pPr>
+              <w:pBdr>
+                <w:top w:val="none" w:sz="0" w:space="0" w:color="000000"/>
+                <w:left w:val="none" w:sz="0" w:space="0" w:color="000000"/>
+                <w:bottom w:val="none" w:sz="0" w:space="0" w:color="000000"/>
+                <w:right w:val="none" w:sz="0" w:space="0" w:color="000000"/>
+              </w:pBdr>
+              <w:spacing w:before="100" w:after="100"/>
+              <w:ind w:left="100" w:right="100"/>
+              <w:rPr>
+                <w:rFonts w:ascii="Times New Roman" w:eastAsia="Times New Roman" w:hAnsi="Times New Roman" w:cs="Times New Roman"/>
+                <w:color w:val="000000"/>
+                <w:sz w:val="20"/>
+                <w:szCs w:val="20"/>
+              </w:rPr>
+            </w:pPr>
+            <w:r>
+              <w:rPr>
+                <w:rFonts w:ascii="Times New Roman" w:eastAsia="Times New Roman" w:hAnsi="Times New Roman" w:cs="Times New Roman"/>
+                <w:color w:val="000000"/>
+                <w:sz w:val="20"/>
+                <w:szCs w:val="20"/>
+              </w:rPr>
+              <w:t>Precipitation (Continuous 1 SD increase) [Lag 1]</w:t>
             </w:r>
           </w:p>
         </w:tc>
@@ -5695,7 +5695,7 @@
             <w:tcBorders>
               <w:top w:val="none" w:sz="0" w:space="0" w:color="000000"/>
               <w:left w:val="none" w:sz="0" w:space="0" w:color="000000"/>
-              <w:bottom w:val="none" w:sz="0" w:space="0" w:color="000000"/>
+              <w:bottom w:val="dashed" w:sz="4" w:space="0" w:color="CCCCCC"/>
               <w:right w:val="none" w:sz="0" w:space="0" w:color="000000"/>
             </w:tcBorders>
             <w:shd w:val="clear" w:color="auto" w:fill="FFFFFF"/>
@@ -5742,7 +5742,7 @@
             <w:tcBorders>
               <w:top w:val="none" w:sz="0" w:space="0" w:color="000000"/>
               <w:left w:val="none" w:sz="0" w:space="0" w:color="000000"/>
-              <w:bottom w:val="none" w:sz="0" w:space="0" w:color="000000"/>
+              <w:bottom w:val="dashed" w:sz="4" w:space="0" w:color="CCCCCC"/>
               <w:right w:val="none" w:sz="0" w:space="0" w:color="000000"/>
             </w:tcBorders>
             <w:shd w:val="clear" w:color="auto" w:fill="FFFFFF"/>
@@ -5790,47 +5790,47 @@
         </w:trPr>
         <w:tc>
           <w:tcPr>
-            <w:tcW w:w="2555" w:type="dxa"/>
+            <w:tcW w:w="1846" w:type="dxa"/>
             <w:vMerge/>
             <w:tcBorders>
-              <w:top w:val="none" w:sz="0" w:space="0" w:color="000000"/>
-              <w:left w:val="none" w:sz="0" w:space="0" w:color="000000"/>
-              <w:bottom w:val="none" w:sz="0" w:space="0" w:color="000000"/>
-              <w:right w:val="none" w:sz="0" w:space="0" w:color="000000"/>
-            </w:tcBorders>
-            <w:shd w:val="clear" w:color="auto" w:fill="FFFFFF"/>
-            <w:tcMar>
-              <w:top w:w="0" w:type="dxa"/>
-              <w:left w:w="0" w:type="dxa"/>
-              <w:bottom w:w="0" w:type="dxa"/>
-              <w:right w:w="0" w:type="dxa"/>
-            </w:tcMar>
-            <w:vAlign w:val="center"/>
-          </w:tcPr>
-          <w:p>
-            <w:pPr>
-              <w:pBdr>
-                <w:top w:val="none" w:sz="0" w:space="0" w:color="000000"/>
-                <w:left w:val="none" w:sz="0" w:space="0" w:color="000000"/>
-                <w:bottom w:val="none" w:sz="0" w:space="0" w:color="000000"/>
-                <w:right w:val="none" w:sz="0" w:space="0" w:color="000000"/>
-              </w:pBdr>
-              <w:spacing w:before="100" w:after="100"/>
-              <w:ind w:left="100" w:right="100"/>
-              <w:rPr>
-                <w:rFonts w:ascii="Times New Roman" w:eastAsia="Times New Roman" w:hAnsi="Times New Roman" w:cs="Times New Roman"/>
-                <w:color w:val="000000"/>
-                <w:sz w:val="20"/>
-                <w:szCs w:val="20"/>
-              </w:rPr>
-            </w:pPr>
-          </w:p>
-        </w:tc>
-        <w:tc>
-          <w:tcPr>
-            <w:tcW w:w="4565" w:type="dxa"/>
-            <w:tcBorders>
-              <w:top w:val="none" w:sz="0" w:space="0" w:color="000000"/>
+              <w:top w:val="dashed" w:sz="4" w:space="0" w:color="CCCCCC"/>
+              <w:left w:val="none" w:sz="0" w:space="0" w:color="000000"/>
+              <w:bottom w:val="none" w:sz="0" w:space="0" w:color="000000"/>
+              <w:right w:val="none" w:sz="0" w:space="0" w:color="000000"/>
+            </w:tcBorders>
+            <w:shd w:val="clear" w:color="auto" w:fill="FFFFFF"/>
+            <w:tcMar>
+              <w:top w:w="0" w:type="dxa"/>
+              <w:left w:w="0" w:type="dxa"/>
+              <w:bottom w:w="0" w:type="dxa"/>
+              <w:right w:w="0" w:type="dxa"/>
+            </w:tcMar>
+            <w:vAlign w:val="center"/>
+          </w:tcPr>
+          <w:p>
+            <w:pPr>
+              <w:pBdr>
+                <w:top w:val="none" w:sz="0" w:space="0" w:color="000000"/>
+                <w:left w:val="none" w:sz="0" w:space="0" w:color="000000"/>
+                <w:bottom w:val="none" w:sz="0" w:space="0" w:color="000000"/>
+                <w:right w:val="none" w:sz="0" w:space="0" w:color="000000"/>
+              </w:pBdr>
+              <w:spacing w:before="100" w:after="100"/>
+              <w:ind w:left="100" w:right="100"/>
+              <w:rPr>
+                <w:rFonts w:ascii="Times New Roman" w:eastAsia="Times New Roman" w:hAnsi="Times New Roman" w:cs="Times New Roman"/>
+                <w:color w:val="000000"/>
+                <w:sz w:val="20"/>
+                <w:szCs w:val="20"/>
+              </w:rPr>
+            </w:pPr>
+          </w:p>
+        </w:tc>
+        <w:tc>
+          <w:tcPr>
+            <w:tcW w:w="4943" w:type="dxa"/>
+            <w:tcBorders>
+              <w:top w:val="dashed" w:sz="4" w:space="0" w:color="CCCCCC"/>
               <w:left w:val="none" w:sz="0" w:space="0" w:color="000000"/>
               <w:bottom w:val="none" w:sz="0" w:space="0" w:color="000000"/>
               <w:right w:val="none" w:sz="0" w:space="0" w:color="000000"/>
@@ -5876,7 +5876,7 @@
           <w:tcPr>
             <w:tcW w:w="3366" w:type="dxa"/>
             <w:tcBorders>
-              <w:top w:val="none" w:sz="0" w:space="0" w:color="000000"/>
+              <w:top w:val="dashed" w:sz="4" w:space="0" w:color="CCCCCC"/>
               <w:left w:val="none" w:sz="0" w:space="0" w:color="000000"/>
               <w:bottom w:val="none" w:sz="0" w:space="0" w:color="000000"/>
               <w:right w:val="none" w:sz="0" w:space="0" w:color="000000"/>
@@ -5925,7 +5925,7 @@
           <w:tcPr>
             <w:tcW w:w="1044" w:type="dxa"/>
             <w:tcBorders>
-              <w:top w:val="none" w:sz="0" w:space="0" w:color="000000"/>
+              <w:top w:val="dashed" w:sz="4" w:space="0" w:color="CCCCCC"/>
               <w:left w:val="none" w:sz="0" w:space="0" w:color="000000"/>
               <w:bottom w:val="none" w:sz="0" w:space="0" w:color="000000"/>
               <w:right w:val="none" w:sz="0" w:space="0" w:color="000000"/>
@@ -5977,7 +5977,7 @@
         </w:trPr>
         <w:tc>
           <w:tcPr>
-            <w:tcW w:w="2555" w:type="dxa"/>
+            <w:tcW w:w="1846" w:type="dxa"/>
             <w:vMerge/>
             <w:tcBorders>
               <w:top w:val="none" w:sz="0" w:space="0" w:color="000000"/>
@@ -6015,47 +6015,47 @@
         </w:tc>
         <w:tc>
           <w:tcPr>
-            <w:tcW w:w="4565" w:type="dxa"/>
-            <w:tcBorders>
-              <w:top w:val="none" w:sz="0" w:space="0" w:color="000000"/>
-              <w:left w:val="none" w:sz="0" w:space="0" w:color="000000"/>
-              <w:bottom w:val="none" w:sz="0" w:space="0" w:color="000000"/>
-              <w:right w:val="none" w:sz="0" w:space="0" w:color="000000"/>
-            </w:tcBorders>
-            <w:shd w:val="clear" w:color="auto" w:fill="FFFFFF"/>
-            <w:tcMar>
-              <w:top w:w="0" w:type="dxa"/>
-              <w:left w:w="0" w:type="dxa"/>
-              <w:bottom w:w="0" w:type="dxa"/>
-              <w:right w:w="0" w:type="dxa"/>
-            </w:tcMar>
-            <w:vAlign w:val="center"/>
-          </w:tcPr>
-          <w:p>
-            <w:pPr>
-              <w:pBdr>
-                <w:top w:val="none" w:sz="0" w:space="0" w:color="000000"/>
-                <w:left w:val="none" w:sz="0" w:space="0" w:color="000000"/>
-                <w:bottom w:val="none" w:sz="0" w:space="0" w:color="000000"/>
-                <w:right w:val="none" w:sz="0" w:space="0" w:color="000000"/>
-              </w:pBdr>
-              <w:spacing w:before="100" w:after="100"/>
-              <w:ind w:left="100" w:right="100"/>
-              <w:rPr>
-                <w:rFonts w:ascii="Times New Roman" w:eastAsia="Times New Roman" w:hAnsi="Times New Roman" w:cs="Times New Roman"/>
-                <w:color w:val="000000"/>
-                <w:sz w:val="20"/>
-                <w:szCs w:val="20"/>
-              </w:rPr>
-            </w:pPr>
-            <w:r>
-              <w:rPr>
-                <w:rFonts w:ascii="Times New Roman" w:eastAsia="Times New Roman" w:hAnsi="Times New Roman" w:cs="Times New Roman"/>
-                <w:color w:val="000000"/>
-                <w:sz w:val="20"/>
-                <w:szCs w:val="20"/>
-              </w:rPr>
-              <w:t>Sea Surface Salinity (Local 1 SD Anomaly) [Lag 2]</w:t>
+            <w:tcW w:w="4943" w:type="dxa"/>
+            <w:tcBorders>
+              <w:top w:val="none" w:sz="0" w:space="0" w:color="000000"/>
+              <w:left w:val="none" w:sz="0" w:space="0" w:color="000000"/>
+              <w:bottom w:val="none" w:sz="0" w:space="0" w:color="000000"/>
+              <w:right w:val="none" w:sz="0" w:space="0" w:color="000000"/>
+            </w:tcBorders>
+            <w:shd w:val="clear" w:color="auto" w:fill="FFFFFF"/>
+            <w:tcMar>
+              <w:top w:w="0" w:type="dxa"/>
+              <w:left w:w="0" w:type="dxa"/>
+              <w:bottom w:w="0" w:type="dxa"/>
+              <w:right w:w="0" w:type="dxa"/>
+            </w:tcMar>
+            <w:vAlign w:val="center"/>
+          </w:tcPr>
+          <w:p>
+            <w:pPr>
+              <w:pBdr>
+                <w:top w:val="none" w:sz="0" w:space="0" w:color="000000"/>
+                <w:left w:val="none" w:sz="0" w:space="0" w:color="000000"/>
+                <w:bottom w:val="none" w:sz="0" w:space="0" w:color="000000"/>
+                <w:right w:val="none" w:sz="0" w:space="0" w:color="000000"/>
+              </w:pBdr>
+              <w:spacing w:before="100" w:after="100"/>
+              <w:ind w:left="100" w:right="100"/>
+              <w:rPr>
+                <w:rFonts w:ascii="Times New Roman" w:eastAsia="Times New Roman" w:hAnsi="Times New Roman" w:cs="Times New Roman"/>
+                <w:color w:val="000000"/>
+                <w:sz w:val="20"/>
+                <w:szCs w:val="20"/>
+              </w:rPr>
+            </w:pPr>
+            <w:r>
+              <w:rPr>
+                <w:rFonts w:ascii="Times New Roman" w:eastAsia="Times New Roman" w:hAnsi="Times New Roman" w:cs="Times New Roman"/>
+                <w:color w:val="000000"/>
+                <w:sz w:val="20"/>
+                <w:szCs w:val="20"/>
+              </w:rPr>
+              <w:t>Sea Surface Salinity (Continuous 1 SD increase) [Lag 2]</w:t>
             </w:r>
           </w:p>
         </w:tc>
@@ -6160,85 +6160,85 @@
         </w:trPr>
         <w:tc>
           <w:tcPr>
-            <w:tcW w:w="2555" w:type="dxa"/>
+            <w:tcW w:w="1846" w:type="dxa"/>
             <w:vMerge/>
             <w:tcBorders>
               <w:top w:val="none" w:sz="0" w:space="0" w:color="000000"/>
               <w:left w:val="none" w:sz="0" w:space="0" w:color="000000"/>
-              <w:bottom w:val="none" w:sz="0" w:space="0" w:color="000000"/>
-              <w:right w:val="none" w:sz="0" w:space="0" w:color="000000"/>
-            </w:tcBorders>
-            <w:shd w:val="clear" w:color="auto" w:fill="FFFFFF"/>
-            <w:tcMar>
-              <w:top w:w="0" w:type="dxa"/>
-              <w:left w:w="0" w:type="dxa"/>
-              <w:bottom w:w="0" w:type="dxa"/>
-              <w:right w:w="0" w:type="dxa"/>
-            </w:tcMar>
-            <w:vAlign w:val="center"/>
-          </w:tcPr>
-          <w:p>
-            <w:pPr>
-              <w:pBdr>
-                <w:top w:val="none" w:sz="0" w:space="0" w:color="000000"/>
-                <w:left w:val="none" w:sz="0" w:space="0" w:color="000000"/>
-                <w:bottom w:val="none" w:sz="0" w:space="0" w:color="000000"/>
-                <w:right w:val="none" w:sz="0" w:space="0" w:color="000000"/>
-              </w:pBdr>
-              <w:spacing w:before="100" w:after="100"/>
-              <w:ind w:left="100" w:right="100"/>
-              <w:rPr>
-                <w:rFonts w:ascii="Times New Roman" w:eastAsia="Times New Roman" w:hAnsi="Times New Roman" w:cs="Times New Roman"/>
-                <w:color w:val="000000"/>
-                <w:sz w:val="20"/>
-                <w:szCs w:val="20"/>
-              </w:rPr>
-            </w:pPr>
-          </w:p>
-        </w:tc>
-        <w:tc>
-          <w:tcPr>
-            <w:tcW w:w="4565" w:type="dxa"/>
-            <w:tcBorders>
-              <w:top w:val="none" w:sz="0" w:space="0" w:color="000000"/>
-              <w:left w:val="none" w:sz="0" w:space="0" w:color="000000"/>
-              <w:bottom w:val="none" w:sz="0" w:space="0" w:color="000000"/>
-              <w:right w:val="none" w:sz="0" w:space="0" w:color="000000"/>
-            </w:tcBorders>
-            <w:shd w:val="clear" w:color="auto" w:fill="FFFFFF"/>
-            <w:tcMar>
-              <w:top w:w="0" w:type="dxa"/>
-              <w:left w:w="0" w:type="dxa"/>
-              <w:bottom w:w="0" w:type="dxa"/>
-              <w:right w:w="0" w:type="dxa"/>
-            </w:tcMar>
-            <w:vAlign w:val="center"/>
-          </w:tcPr>
-          <w:p>
-            <w:pPr>
-              <w:pBdr>
-                <w:top w:val="none" w:sz="0" w:space="0" w:color="000000"/>
-                <w:left w:val="none" w:sz="0" w:space="0" w:color="000000"/>
-                <w:bottom w:val="none" w:sz="0" w:space="0" w:color="000000"/>
-                <w:right w:val="none" w:sz="0" w:space="0" w:color="000000"/>
-              </w:pBdr>
-              <w:spacing w:before="100" w:after="100"/>
-              <w:ind w:left="100" w:right="100"/>
-              <w:rPr>
-                <w:rFonts w:ascii="Times New Roman" w:eastAsia="Times New Roman" w:hAnsi="Times New Roman" w:cs="Times New Roman"/>
-                <w:color w:val="000000"/>
-                <w:sz w:val="20"/>
-                <w:szCs w:val="20"/>
-              </w:rPr>
-            </w:pPr>
-            <w:r>
-              <w:rPr>
-                <w:rFonts w:ascii="Times New Roman" w:eastAsia="Times New Roman" w:hAnsi="Times New Roman" w:cs="Times New Roman"/>
-                <w:color w:val="000000"/>
-                <w:sz w:val="20"/>
-                <w:szCs w:val="20"/>
-              </w:rPr>
-              <w:t>Precipitation (Local 1 SD Anomaly) [Lag 2]</w:t>
+              <w:bottom w:val="dashed" w:sz="4" w:space="0" w:color="CCCCCC"/>
+              <w:right w:val="none" w:sz="0" w:space="0" w:color="000000"/>
+            </w:tcBorders>
+            <w:shd w:val="clear" w:color="auto" w:fill="FFFFFF"/>
+            <w:tcMar>
+              <w:top w:w="0" w:type="dxa"/>
+              <w:left w:w="0" w:type="dxa"/>
+              <w:bottom w:w="0" w:type="dxa"/>
+              <w:right w:w="0" w:type="dxa"/>
+            </w:tcMar>
+            <w:vAlign w:val="center"/>
+          </w:tcPr>
+          <w:p>
+            <w:pPr>
+              <w:pBdr>
+                <w:top w:val="none" w:sz="0" w:space="0" w:color="000000"/>
+                <w:left w:val="none" w:sz="0" w:space="0" w:color="000000"/>
+                <w:bottom w:val="none" w:sz="0" w:space="0" w:color="000000"/>
+                <w:right w:val="none" w:sz="0" w:space="0" w:color="000000"/>
+              </w:pBdr>
+              <w:spacing w:before="100" w:after="100"/>
+              <w:ind w:left="100" w:right="100"/>
+              <w:rPr>
+                <w:rFonts w:ascii="Times New Roman" w:eastAsia="Times New Roman" w:hAnsi="Times New Roman" w:cs="Times New Roman"/>
+                <w:color w:val="000000"/>
+                <w:sz w:val="20"/>
+                <w:szCs w:val="20"/>
+              </w:rPr>
+            </w:pPr>
+          </w:p>
+        </w:tc>
+        <w:tc>
+          <w:tcPr>
+            <w:tcW w:w="4943" w:type="dxa"/>
+            <w:tcBorders>
+              <w:top w:val="none" w:sz="0" w:space="0" w:color="000000"/>
+              <w:left w:val="none" w:sz="0" w:space="0" w:color="000000"/>
+              <w:bottom w:val="dashed" w:sz="4" w:space="0" w:color="CCCCCC"/>
+              <w:right w:val="none" w:sz="0" w:space="0" w:color="000000"/>
+            </w:tcBorders>
+            <w:shd w:val="clear" w:color="auto" w:fill="FFFFFF"/>
+            <w:tcMar>
+              <w:top w:w="0" w:type="dxa"/>
+              <w:left w:w="0" w:type="dxa"/>
+              <w:bottom w:w="0" w:type="dxa"/>
+              <w:right w:w="0" w:type="dxa"/>
+            </w:tcMar>
+            <w:vAlign w:val="center"/>
+          </w:tcPr>
+          <w:p>
+            <w:pPr>
+              <w:pBdr>
+                <w:top w:val="none" w:sz="0" w:space="0" w:color="000000"/>
+                <w:left w:val="none" w:sz="0" w:space="0" w:color="000000"/>
+                <w:bottom w:val="none" w:sz="0" w:space="0" w:color="000000"/>
+                <w:right w:val="none" w:sz="0" w:space="0" w:color="000000"/>
+              </w:pBdr>
+              <w:spacing w:before="100" w:after="100"/>
+              <w:ind w:left="100" w:right="100"/>
+              <w:rPr>
+                <w:rFonts w:ascii="Times New Roman" w:eastAsia="Times New Roman" w:hAnsi="Times New Roman" w:cs="Times New Roman"/>
+                <w:color w:val="000000"/>
+                <w:sz w:val="20"/>
+                <w:szCs w:val="20"/>
+              </w:rPr>
+            </w:pPr>
+            <w:r>
+              <w:rPr>
+                <w:rFonts w:ascii="Times New Roman" w:eastAsia="Times New Roman" w:hAnsi="Times New Roman" w:cs="Times New Roman"/>
+                <w:color w:val="000000"/>
+                <w:sz w:val="20"/>
+                <w:szCs w:val="20"/>
+              </w:rPr>
+              <w:t>Precipitation (Continuous 1 SD increase) [Lag 2]</w:t>
             </w:r>
           </w:p>
         </w:tc>
@@ -6248,7 +6248,7 @@
             <w:tcBorders>
               <w:top w:val="none" w:sz="0" w:space="0" w:color="000000"/>
               <w:left w:val="none" w:sz="0" w:space="0" w:color="000000"/>
-              <w:bottom w:val="none" w:sz="0" w:space="0" w:color="000000"/>
+              <w:bottom w:val="dashed" w:sz="4" w:space="0" w:color="CCCCCC"/>
               <w:right w:val="none" w:sz="0" w:space="0" w:color="000000"/>
             </w:tcBorders>
             <w:shd w:val="clear" w:color="auto" w:fill="FFFFFF"/>
@@ -6297,7 +6297,7 @@
             <w:tcBorders>
               <w:top w:val="none" w:sz="0" w:space="0" w:color="000000"/>
               <w:left w:val="none" w:sz="0" w:space="0" w:color="000000"/>
-              <w:bottom w:val="none" w:sz="0" w:space="0" w:color="000000"/>
+              <w:bottom w:val="dashed" w:sz="4" w:space="0" w:color="CCCCCC"/>
               <w:right w:val="none" w:sz="0" w:space="0" w:color="000000"/>
             </w:tcBorders>
             <w:shd w:val="clear" w:color="auto" w:fill="FFFFFF"/>
@@ -6347,47 +6347,47 @@
         </w:trPr>
         <w:tc>
           <w:tcPr>
-            <w:tcW w:w="2555" w:type="dxa"/>
+            <w:tcW w:w="1846" w:type="dxa"/>
             <w:vMerge/>
             <w:tcBorders>
-              <w:top w:val="none" w:sz="0" w:space="0" w:color="000000"/>
-              <w:left w:val="none" w:sz="0" w:space="0" w:color="000000"/>
-              <w:bottom w:val="none" w:sz="0" w:space="0" w:color="000000"/>
-              <w:right w:val="none" w:sz="0" w:space="0" w:color="000000"/>
-            </w:tcBorders>
-            <w:shd w:val="clear" w:color="auto" w:fill="FFFFFF"/>
-            <w:tcMar>
-              <w:top w:w="0" w:type="dxa"/>
-              <w:left w:w="0" w:type="dxa"/>
-              <w:bottom w:w="0" w:type="dxa"/>
-              <w:right w:w="0" w:type="dxa"/>
-            </w:tcMar>
-            <w:vAlign w:val="center"/>
-          </w:tcPr>
-          <w:p>
-            <w:pPr>
-              <w:pBdr>
-                <w:top w:val="none" w:sz="0" w:space="0" w:color="000000"/>
-                <w:left w:val="none" w:sz="0" w:space="0" w:color="000000"/>
-                <w:bottom w:val="none" w:sz="0" w:space="0" w:color="000000"/>
-                <w:right w:val="none" w:sz="0" w:space="0" w:color="000000"/>
-              </w:pBdr>
-              <w:spacing w:before="100" w:after="100"/>
-              <w:ind w:left="100" w:right="100"/>
-              <w:rPr>
-                <w:rFonts w:ascii="Times New Roman" w:eastAsia="Times New Roman" w:hAnsi="Times New Roman" w:cs="Times New Roman"/>
-                <w:color w:val="000000"/>
-                <w:sz w:val="20"/>
-                <w:szCs w:val="20"/>
-              </w:rPr>
-            </w:pPr>
-          </w:p>
-        </w:tc>
-        <w:tc>
-          <w:tcPr>
-            <w:tcW w:w="4565" w:type="dxa"/>
-            <w:tcBorders>
-              <w:top w:val="none" w:sz="0" w:space="0" w:color="000000"/>
+              <w:top w:val="dashed" w:sz="4" w:space="0" w:color="CCCCCC"/>
+              <w:left w:val="none" w:sz="0" w:space="0" w:color="000000"/>
+              <w:bottom w:val="none" w:sz="0" w:space="0" w:color="000000"/>
+              <w:right w:val="none" w:sz="0" w:space="0" w:color="000000"/>
+            </w:tcBorders>
+            <w:shd w:val="clear" w:color="auto" w:fill="FFFFFF"/>
+            <w:tcMar>
+              <w:top w:w="0" w:type="dxa"/>
+              <w:left w:w="0" w:type="dxa"/>
+              <w:bottom w:w="0" w:type="dxa"/>
+              <w:right w:w="0" w:type="dxa"/>
+            </w:tcMar>
+            <w:vAlign w:val="center"/>
+          </w:tcPr>
+          <w:p>
+            <w:pPr>
+              <w:pBdr>
+                <w:top w:val="none" w:sz="0" w:space="0" w:color="000000"/>
+                <w:left w:val="none" w:sz="0" w:space="0" w:color="000000"/>
+                <w:bottom w:val="none" w:sz="0" w:space="0" w:color="000000"/>
+                <w:right w:val="none" w:sz="0" w:space="0" w:color="000000"/>
+              </w:pBdr>
+              <w:spacing w:before="100" w:after="100"/>
+              <w:ind w:left="100" w:right="100"/>
+              <w:rPr>
+                <w:rFonts w:ascii="Times New Roman" w:eastAsia="Times New Roman" w:hAnsi="Times New Roman" w:cs="Times New Roman"/>
+                <w:color w:val="000000"/>
+                <w:sz w:val="20"/>
+                <w:szCs w:val="20"/>
+              </w:rPr>
+            </w:pPr>
+          </w:p>
+        </w:tc>
+        <w:tc>
+          <w:tcPr>
+            <w:tcW w:w="4943" w:type="dxa"/>
+            <w:tcBorders>
+              <w:top w:val="dashed" w:sz="4" w:space="0" w:color="CCCCCC"/>
               <w:left w:val="none" w:sz="0" w:space="0" w:color="000000"/>
               <w:bottom w:val="none" w:sz="0" w:space="0" w:color="000000"/>
               <w:right w:val="none" w:sz="0" w:space="0" w:color="000000"/>
@@ -6433,7 +6433,7 @@
           <w:tcPr>
             <w:tcW w:w="3366" w:type="dxa"/>
             <w:tcBorders>
-              <w:top w:val="none" w:sz="0" w:space="0" w:color="000000"/>
+              <w:top w:val="dashed" w:sz="4" w:space="0" w:color="CCCCCC"/>
               <w:left w:val="none" w:sz="0" w:space="0" w:color="000000"/>
               <w:bottom w:val="none" w:sz="0" w:space="0" w:color="000000"/>
               <w:right w:val="none" w:sz="0" w:space="0" w:color="000000"/>
@@ -6482,7 +6482,7 @@
           <w:tcPr>
             <w:tcW w:w="1044" w:type="dxa"/>
             <w:tcBorders>
-              <w:top w:val="none" w:sz="0" w:space="0" w:color="000000"/>
+              <w:top w:val="dashed" w:sz="4" w:space="0" w:color="CCCCCC"/>
               <w:left w:val="none" w:sz="0" w:space="0" w:color="000000"/>
               <w:bottom w:val="none" w:sz="0" w:space="0" w:color="000000"/>
               <w:right w:val="none" w:sz="0" w:space="0" w:color="000000"/>
@@ -6534,7 +6534,7 @@
         </w:trPr>
         <w:tc>
           <w:tcPr>
-            <w:tcW w:w="2555" w:type="dxa"/>
+            <w:tcW w:w="1846" w:type="dxa"/>
             <w:vMerge/>
             <w:tcBorders>
               <w:top w:val="none" w:sz="0" w:space="0" w:color="000000"/>
@@ -6572,47 +6572,47 @@
         </w:tc>
         <w:tc>
           <w:tcPr>
-            <w:tcW w:w="4565" w:type="dxa"/>
-            <w:tcBorders>
-              <w:top w:val="none" w:sz="0" w:space="0" w:color="000000"/>
-              <w:left w:val="none" w:sz="0" w:space="0" w:color="000000"/>
-              <w:bottom w:val="none" w:sz="0" w:space="0" w:color="000000"/>
-              <w:right w:val="none" w:sz="0" w:space="0" w:color="000000"/>
-            </w:tcBorders>
-            <w:shd w:val="clear" w:color="auto" w:fill="FFFFFF"/>
-            <w:tcMar>
-              <w:top w:w="0" w:type="dxa"/>
-              <w:left w:w="0" w:type="dxa"/>
-              <w:bottom w:w="0" w:type="dxa"/>
-              <w:right w:w="0" w:type="dxa"/>
-            </w:tcMar>
-            <w:vAlign w:val="center"/>
-          </w:tcPr>
-          <w:p>
-            <w:pPr>
-              <w:pBdr>
-                <w:top w:val="none" w:sz="0" w:space="0" w:color="000000"/>
-                <w:left w:val="none" w:sz="0" w:space="0" w:color="000000"/>
-                <w:bottom w:val="none" w:sz="0" w:space="0" w:color="000000"/>
-                <w:right w:val="none" w:sz="0" w:space="0" w:color="000000"/>
-              </w:pBdr>
-              <w:spacing w:before="100" w:after="100"/>
-              <w:ind w:left="100" w:right="100"/>
-              <w:rPr>
-                <w:rFonts w:ascii="Times New Roman" w:eastAsia="Times New Roman" w:hAnsi="Times New Roman" w:cs="Times New Roman"/>
-                <w:color w:val="000000"/>
-                <w:sz w:val="20"/>
-                <w:szCs w:val="20"/>
-              </w:rPr>
-            </w:pPr>
-            <w:r>
-              <w:rPr>
-                <w:rFonts w:ascii="Times New Roman" w:eastAsia="Times New Roman" w:hAnsi="Times New Roman" w:cs="Times New Roman"/>
-                <w:color w:val="000000"/>
-                <w:sz w:val="20"/>
-                <w:szCs w:val="20"/>
-              </w:rPr>
-              <w:t>Sea Surface Salinity (Local 1 SD Anomaly) [Lag 3]</w:t>
+            <w:tcW w:w="4943" w:type="dxa"/>
+            <w:tcBorders>
+              <w:top w:val="none" w:sz="0" w:space="0" w:color="000000"/>
+              <w:left w:val="none" w:sz="0" w:space="0" w:color="000000"/>
+              <w:bottom w:val="none" w:sz="0" w:space="0" w:color="000000"/>
+              <w:right w:val="none" w:sz="0" w:space="0" w:color="000000"/>
+            </w:tcBorders>
+            <w:shd w:val="clear" w:color="auto" w:fill="FFFFFF"/>
+            <w:tcMar>
+              <w:top w:w="0" w:type="dxa"/>
+              <w:left w:w="0" w:type="dxa"/>
+              <w:bottom w:w="0" w:type="dxa"/>
+              <w:right w:w="0" w:type="dxa"/>
+            </w:tcMar>
+            <w:vAlign w:val="center"/>
+          </w:tcPr>
+          <w:p>
+            <w:pPr>
+              <w:pBdr>
+                <w:top w:val="none" w:sz="0" w:space="0" w:color="000000"/>
+                <w:left w:val="none" w:sz="0" w:space="0" w:color="000000"/>
+                <w:bottom w:val="none" w:sz="0" w:space="0" w:color="000000"/>
+                <w:right w:val="none" w:sz="0" w:space="0" w:color="000000"/>
+              </w:pBdr>
+              <w:spacing w:before="100" w:after="100"/>
+              <w:ind w:left="100" w:right="100"/>
+              <w:rPr>
+                <w:rFonts w:ascii="Times New Roman" w:eastAsia="Times New Roman" w:hAnsi="Times New Roman" w:cs="Times New Roman"/>
+                <w:color w:val="000000"/>
+                <w:sz w:val="20"/>
+                <w:szCs w:val="20"/>
+              </w:rPr>
+            </w:pPr>
+            <w:r>
+              <w:rPr>
+                <w:rFonts w:ascii="Times New Roman" w:eastAsia="Times New Roman" w:hAnsi="Times New Roman" w:cs="Times New Roman"/>
+                <w:color w:val="000000"/>
+                <w:sz w:val="20"/>
+                <w:szCs w:val="20"/>
+              </w:rPr>
+              <w:t>Sea Surface Salinity (Continuous 1 SD increase) [Lag 3]</w:t>
             </w:r>
           </w:p>
         </w:tc>
@@ -6717,85 +6717,85 @@
         </w:trPr>
         <w:tc>
           <w:tcPr>
-            <w:tcW w:w="2555" w:type="dxa"/>
+            <w:tcW w:w="1846" w:type="dxa"/>
             <w:vMerge/>
             <w:tcBorders>
               <w:top w:val="none" w:sz="0" w:space="0" w:color="000000"/>
               <w:left w:val="none" w:sz="0" w:space="0" w:color="000000"/>
-              <w:bottom w:val="single" w:sz="8" w:space="0" w:color="000000"/>
-              <w:right w:val="none" w:sz="0" w:space="0" w:color="000000"/>
-            </w:tcBorders>
-            <w:shd w:val="clear" w:color="auto" w:fill="FFFFFF"/>
-            <w:tcMar>
-              <w:top w:w="0" w:type="dxa"/>
-              <w:left w:w="0" w:type="dxa"/>
-              <w:bottom w:w="0" w:type="dxa"/>
-              <w:right w:w="0" w:type="dxa"/>
-            </w:tcMar>
-            <w:vAlign w:val="center"/>
-          </w:tcPr>
-          <w:p>
-            <w:pPr>
-              <w:pBdr>
-                <w:top w:val="none" w:sz="0" w:space="0" w:color="000000"/>
-                <w:left w:val="none" w:sz="0" w:space="0" w:color="000000"/>
-                <w:bottom w:val="none" w:sz="0" w:space="0" w:color="000000"/>
-                <w:right w:val="none" w:sz="0" w:space="0" w:color="000000"/>
-              </w:pBdr>
-              <w:spacing w:before="100" w:after="100"/>
-              <w:ind w:left="100" w:right="100"/>
-              <w:rPr>
-                <w:rFonts w:ascii="Times New Roman" w:eastAsia="Times New Roman" w:hAnsi="Times New Roman" w:cs="Times New Roman"/>
-                <w:color w:val="000000"/>
-                <w:sz w:val="20"/>
-                <w:szCs w:val="20"/>
-              </w:rPr>
-            </w:pPr>
-          </w:p>
-        </w:tc>
-        <w:tc>
-          <w:tcPr>
-            <w:tcW w:w="4565" w:type="dxa"/>
-            <w:tcBorders>
-              <w:top w:val="none" w:sz="0" w:space="0" w:color="000000"/>
-              <w:left w:val="none" w:sz="0" w:space="0" w:color="000000"/>
-              <w:bottom w:val="single" w:sz="8" w:space="0" w:color="000000"/>
-              <w:right w:val="none" w:sz="0" w:space="0" w:color="000000"/>
-            </w:tcBorders>
-            <w:shd w:val="clear" w:color="auto" w:fill="FFFFFF"/>
-            <w:tcMar>
-              <w:top w:w="0" w:type="dxa"/>
-              <w:left w:w="0" w:type="dxa"/>
-              <w:bottom w:w="0" w:type="dxa"/>
-              <w:right w:w="0" w:type="dxa"/>
-            </w:tcMar>
-            <w:vAlign w:val="center"/>
-          </w:tcPr>
-          <w:p>
-            <w:pPr>
-              <w:pBdr>
-                <w:top w:val="none" w:sz="0" w:space="0" w:color="000000"/>
-                <w:left w:val="none" w:sz="0" w:space="0" w:color="000000"/>
-                <w:bottom w:val="none" w:sz="0" w:space="0" w:color="000000"/>
-                <w:right w:val="none" w:sz="0" w:space="0" w:color="000000"/>
-              </w:pBdr>
-              <w:spacing w:before="100" w:after="100"/>
-              <w:ind w:left="100" w:right="100"/>
-              <w:rPr>
-                <w:rFonts w:ascii="Times New Roman" w:eastAsia="Times New Roman" w:hAnsi="Times New Roman" w:cs="Times New Roman"/>
-                <w:color w:val="000000"/>
-                <w:sz w:val="20"/>
-                <w:szCs w:val="20"/>
-              </w:rPr>
-            </w:pPr>
-            <w:r>
-              <w:rPr>
-                <w:rFonts w:ascii="Times New Roman" w:eastAsia="Times New Roman" w:hAnsi="Times New Roman" w:cs="Times New Roman"/>
-                <w:color w:val="000000"/>
-                <w:sz w:val="20"/>
-                <w:szCs w:val="20"/>
-              </w:rPr>
-              <w:t>Precipitation (Local 1 SD Anomaly) [Lag 3]</w:t>
+              <w:bottom w:val="single" w:sz="10" w:space="0" w:color="000000"/>
+              <w:right w:val="none" w:sz="0" w:space="0" w:color="000000"/>
+            </w:tcBorders>
+            <w:shd w:val="clear" w:color="auto" w:fill="FFFFFF"/>
+            <w:tcMar>
+              <w:top w:w="0" w:type="dxa"/>
+              <w:left w:w="0" w:type="dxa"/>
+              <w:bottom w:w="0" w:type="dxa"/>
+              <w:right w:w="0" w:type="dxa"/>
+            </w:tcMar>
+            <w:vAlign w:val="center"/>
+          </w:tcPr>
+          <w:p>
+            <w:pPr>
+              <w:pBdr>
+                <w:top w:val="none" w:sz="0" w:space="0" w:color="000000"/>
+                <w:left w:val="none" w:sz="0" w:space="0" w:color="000000"/>
+                <w:bottom w:val="none" w:sz="0" w:space="0" w:color="000000"/>
+                <w:right w:val="none" w:sz="0" w:space="0" w:color="000000"/>
+              </w:pBdr>
+              <w:spacing w:before="100" w:after="100"/>
+              <w:ind w:left="100" w:right="100"/>
+              <w:rPr>
+                <w:rFonts w:ascii="Times New Roman" w:eastAsia="Times New Roman" w:hAnsi="Times New Roman" w:cs="Times New Roman"/>
+                <w:color w:val="000000"/>
+                <w:sz w:val="20"/>
+                <w:szCs w:val="20"/>
+              </w:rPr>
+            </w:pPr>
+          </w:p>
+        </w:tc>
+        <w:tc>
+          <w:tcPr>
+            <w:tcW w:w="4943" w:type="dxa"/>
+            <w:tcBorders>
+              <w:top w:val="none" w:sz="0" w:space="0" w:color="000000"/>
+              <w:left w:val="none" w:sz="0" w:space="0" w:color="000000"/>
+              <w:bottom w:val="single" w:sz="10" w:space="0" w:color="000000"/>
+              <w:right w:val="none" w:sz="0" w:space="0" w:color="000000"/>
+            </w:tcBorders>
+            <w:shd w:val="clear" w:color="auto" w:fill="FFFFFF"/>
+            <w:tcMar>
+              <w:top w:w="0" w:type="dxa"/>
+              <w:left w:w="0" w:type="dxa"/>
+              <w:bottom w:w="0" w:type="dxa"/>
+              <w:right w:w="0" w:type="dxa"/>
+            </w:tcMar>
+            <w:vAlign w:val="center"/>
+          </w:tcPr>
+          <w:p>
+            <w:pPr>
+              <w:pBdr>
+                <w:top w:val="none" w:sz="0" w:space="0" w:color="000000"/>
+                <w:left w:val="none" w:sz="0" w:space="0" w:color="000000"/>
+                <w:bottom w:val="none" w:sz="0" w:space="0" w:color="000000"/>
+                <w:right w:val="none" w:sz="0" w:space="0" w:color="000000"/>
+              </w:pBdr>
+              <w:spacing w:before="100" w:after="100"/>
+              <w:ind w:left="100" w:right="100"/>
+              <w:rPr>
+                <w:rFonts w:ascii="Times New Roman" w:eastAsia="Times New Roman" w:hAnsi="Times New Roman" w:cs="Times New Roman"/>
+                <w:color w:val="000000"/>
+                <w:sz w:val="20"/>
+                <w:szCs w:val="20"/>
+              </w:rPr>
+            </w:pPr>
+            <w:r>
+              <w:rPr>
+                <w:rFonts w:ascii="Times New Roman" w:eastAsia="Times New Roman" w:hAnsi="Times New Roman" w:cs="Times New Roman"/>
+                <w:color w:val="000000"/>
+                <w:sz w:val="20"/>
+                <w:szCs w:val="20"/>
+              </w:rPr>
+              <w:t>Precipitation (Continuous 1 SD increase) [Lag 3]</w:t>
             </w:r>
           </w:p>
         </w:tc>
@@ -6805,7 +6805,7 @@
             <w:tcBorders>
               <w:top w:val="none" w:sz="0" w:space="0" w:color="000000"/>
               <w:left w:val="none" w:sz="0" w:space="0" w:color="000000"/>
-              <w:bottom w:val="single" w:sz="8" w:space="0" w:color="000000"/>
+              <w:bottom w:val="single" w:sz="10" w:space="0" w:color="000000"/>
               <w:right w:val="none" w:sz="0" w:space="0" w:color="000000"/>
             </w:tcBorders>
             <w:shd w:val="clear" w:color="auto" w:fill="FFFFFF"/>
@@ -6852,7 +6852,7 @@
             <w:tcBorders>
               <w:top w:val="none" w:sz="0" w:space="0" w:color="000000"/>
               <w:left w:val="none" w:sz="0" w:space="0" w:color="000000"/>
-              <w:bottom w:val="single" w:sz="8" w:space="0" w:color="000000"/>
+              <w:bottom w:val="single" w:sz="10" w:space="0" w:color="000000"/>
               <w:right w:val="none" w:sz="0" w:space="0" w:color="000000"/>
             </w:tcBorders>
             <w:shd w:val="clear" w:color="auto" w:fill="FFFFFF"/>
@@ -6897,51 +6897,13 @@
     </w:tbl>
     <w:p>
       <w:r>
-        <w:t>Bold</w:t>
-      </w:r>
-      <w:r>
-        <w:t>ed</w:t>
-      </w:r>
-      <w:r>
-        <w:t xml:space="preserve"> </w:t>
-      </w:r>
-      <w:r>
-        <w:t>rows</w:t>
-      </w:r>
-      <w:r>
-        <w:t xml:space="preserve"> </w:t>
-      </w:r>
-      <w:r>
-        <w:t>show</w:t>
-      </w:r>
-      <w:r>
-        <w:t xml:space="preserve"> statistical significance at the Benjamini-Hochberg False Discovery Rate (BH) adjusted p &lt; 0.05 level. Each single lag distance (Lag 0 through Lag 3) is evaluated within its own independent, area-specific model to prevent multi-collinearity inflation. Models jointly adjust for all three exposures on that specified lag day, along with long-term trend, annual seasonality, and day-of-week via quasi-Poisson regression. Sea Surface Temperature is modeled as an absolute linear threshold effect above 18°C. Sea Surface Salinity and Precipitation are </w:t>
-      </w:r>
-      <w:proofErr w:type="spellStart"/>
-      <w:r>
-        <w:t>standardi</w:t>
+        <w:t xml:space="preserve"> Note: Bold entries indicate statistical significance at the Benjamini-Hochberg False Discovery Rate (BH) adjusted p &lt; 0.05 level. Each single lag distance (Lag 0 through Lag 3) is evaluated within its own independent, area-specific model to prevent multi-collinearity inflation. Models jointly adjust for all three exposures on that specified lag day, along with long-term trend, annual seasonality, and day-of-week via quasi-Poisson regression. Sea Surface Temperature is modeled as an absolute linear threshold effect above 18°C. Sea Surface Salinity and Precipitation are standardi</w:t>
       </w:r>
       <w:r>
         <w:t>s</w:t>
       </w:r>
       <w:r>
-        <w:t>ed</w:t>
-      </w:r>
-      <w:proofErr w:type="spellEnd"/>
-      <w:r>
-        <w:t xml:space="preserve"> locally using Z-scores to represent risk change per 1 regional </w:t>
-      </w:r>
-      <w:r>
-        <w:t>s</w:t>
-      </w:r>
-      <w:r>
-        <w:t xml:space="preserve">tandard </w:t>
-      </w:r>
-      <w:r>
-        <w:t>d</w:t>
-      </w:r>
-      <w:r>
-        <w:t>eviation (SD) increase.</w:t>
+        <w:t>ed locally using Z-scores to represent risk change per 1 regional Standard Deviation (SD) increase.</w:t>
       </w:r>
     </w:p>
     <w:sectPr>
@@ -7218,13 +7180,13 @@
       </w:pPr>
     </w:lvl>
   </w:abstractNum>
-  <w:num w:numId="1" w16cid:durableId="1552693244">
+  <w:num w:numId="1" w16cid:durableId="906186441">
     <w:abstractNumId w:val="1"/>
   </w:num>
-  <w:num w:numId="2" w16cid:durableId="610478165">
+  <w:num w:numId="2" w16cid:durableId="1300113677">
     <w:abstractNumId w:val="2"/>
   </w:num>
-  <w:num w:numId="3" w16cid:durableId="1824003945">
+  <w:num w:numId="3" w16cid:durableId="559751823">
     <w:abstractNumId w:val="0"/>
   </w:num>
 </w:numbering>
